--- a/IE203-Nhom7/25410262_NguyenDucNghia/Chuong_2_Kien_truc_Quy_trinh.docx
+++ b/IE203-Nhom7/25410262_NguyenDucNghia/Chuong_2_Kien_truc_Quy_trinh.docx
@@ -2372,7 +2372,7 @@
         <w:spacing w:after="200"/>
       </w:pPr>
       <w:r>
-        <w:t xml:space="preserve">Phạm vi: Từ khi Bộ phận Kế hoạch / Cửa hàng phát sinh nhu cầu → Kho &amp; Kế toán xác nhận nhập kho và đối soát thanh toán cho NCC.</w:t>
+        <w:t>Phạm vi: Từ khi nhu cầu phát sinh tại cửa hàng và từ dự báo ngành hàng theo mùa vụ → tập hợp &amp; tính nhu cầu ròng → khảo sát thị trường và tìm nguồn → thẩm định &amp; phê duyệt NCC → đặt hàng → nhận hàng và kiểm soát chất lượng đầu vào → nhập kho → đối chiếu 3 chiều và thanh toán cho NCC.</w:t>
       </w:r>
     </w:p>
     <w:p>
@@ -3460,1745 +3460,2483 @@
       <w:tr>
         <w:tc>
           <w:tcPr>
-            <w:tcW w:type="dxa" w:w="800"/>
-          </w:tcPr>
-          <w:p>
-            <w:pPr>
-              <w:jc w:val="left"/>
-              <w:rPr>
-                <w:b w:val="false"/>
-                <w:bCs w:val="false"/>
-                <w:sz w:val="22"/>
-                <w:szCs w:val="22"/>
-              </w:rPr>
-            </w:pPr>
-            <w:r>
-              <w:t xml:space="preserve">1</w:t>
-            </w:r>
-          </w:p>
-        </w:tc>
-        <w:tc>
-          <w:tcPr>
-            <w:tcW w:type="dxa" w:w="2500"/>
-          </w:tcPr>
-          <w:p>
-            <w:pPr>
-              <w:jc w:val="left"/>
-              <w:rPr>
-                <w:b w:val="false"/>
-                <w:bCs w:val="false"/>
-                <w:sz w:val="22"/>
-                <w:szCs w:val="22"/>
-              </w:rPr>
-            </w:pPr>
-            <w:r>
-              <w:t xml:space="preserve">Phát sinh nhu cầu nguồn hàng</w:t>
-            </w:r>
-          </w:p>
-        </w:tc>
-        <w:tc>
-          <w:tcPr>
-            <w:tcW w:type="dxa" w:w="2000"/>
-          </w:tcPr>
-          <w:p>
-            <w:pPr>
-              <w:jc w:val="left"/>
-              <w:rPr>
-                <w:b w:val="false"/>
-                <w:bCs w:val="false"/>
-                <w:sz w:val="22"/>
-                <w:szCs w:val="22"/>
-              </w:rPr>
-            </w:pPr>
-            <w:r>
-              <w:t xml:space="preserve">Kế hoạch / Cửa hàng</w:t>
-            </w:r>
-          </w:p>
-        </w:tc>
-        <w:tc>
-          <w:tcPr>
-            <w:tcW w:type="dxa" w:w="1500"/>
-          </w:tcPr>
-          <w:p>
-            <w:pPr>
-              <w:jc w:val="left"/>
-              <w:rPr>
-                <w:b w:val="false"/>
-                <w:bCs w:val="false"/>
-                <w:sz w:val="22"/>
-                <w:szCs w:val="22"/>
-              </w:rPr>
-            </w:pPr>
-            <w:r>
-              <w:t xml:space="preserve">ERP</w:t>
-            </w:r>
-          </w:p>
-        </w:tc>
-        <w:tc>
-          <w:tcPr>
-            <w:tcW w:type="dxa" w:w="1200"/>
-          </w:tcPr>
-          <w:p>
-            <w:pPr>
-              <w:jc w:val="left"/>
-              <w:rPr>
-                <w:b w:val="false"/>
-                <w:bCs w:val="false"/>
-                <w:sz w:val="22"/>
-                <w:szCs w:val="22"/>
-              </w:rPr>
-            </w:pPr>
-            <w:r>
-              <w:t xml:space="preserve">1–2 ngày</w:t>
-            </w:r>
-          </w:p>
-        </w:tc>
-      </w:tr>
-      <w:tr>
-        <w:tc>
-          <w:tcPr>
-            <w:tcW w:type="dxa" w:w="800"/>
-          </w:tcPr>
-          <w:p>
-            <w:pPr>
-              <w:jc w:val="left"/>
-              <w:rPr>
-                <w:b w:val="false"/>
-                <w:bCs w:val="false"/>
-                <w:sz w:val="22"/>
-                <w:szCs w:val="22"/>
-              </w:rPr>
-            </w:pPr>
-            <w:r>
-              <w:t xml:space="preserve">2</w:t>
-            </w:r>
-          </w:p>
-        </w:tc>
-        <w:tc>
-          <w:tcPr>
-            <w:tcW w:type="dxa" w:w="2500"/>
-          </w:tcPr>
-          <w:p>
-            <w:pPr>
-              <w:jc w:val="left"/>
-              <w:rPr>
-                <w:b w:val="false"/>
-                <w:bCs w:val="false"/>
-                <w:sz w:val="22"/>
-                <w:szCs w:val="22"/>
-              </w:rPr>
-            </w:pPr>
-            <w:r>
-              <w:t xml:space="preserve">Khảo sát thị trường, lập danh sách NCC tiềm năng</w:t>
-            </w:r>
-          </w:p>
-        </w:tc>
-        <w:tc>
-          <w:tcPr>
-            <w:tcW w:type="dxa" w:w="2000"/>
-          </w:tcPr>
-          <w:p>
-            <w:pPr>
-              <w:jc w:val="left"/>
-              <w:rPr>
-                <w:b w:val="false"/>
-                <w:bCs w:val="false"/>
-                <w:sz w:val="22"/>
-                <w:szCs w:val="22"/>
-              </w:rPr>
-            </w:pPr>
-            <w:r>
-              <w:t xml:space="preserve">Thu mua</w:t>
-            </w:r>
-          </w:p>
-        </w:tc>
-        <w:tc>
-          <w:tcPr>
-            <w:tcW w:type="dxa" w:w="1500"/>
-          </w:tcPr>
-          <w:p>
-            <w:pPr>
-              <w:jc w:val="left"/>
-              <w:rPr>
-                <w:b w:val="false"/>
-                <w:bCs w:val="false"/>
-                <w:sz w:val="22"/>
-                <w:szCs w:val="22"/>
-              </w:rPr>
-            </w:pPr>
-            <w:r>
-              <w:t xml:space="preserve">Excel/CRM</w:t>
-            </w:r>
-          </w:p>
-        </w:tc>
-        <w:tc>
-          <w:tcPr>
-            <w:tcW w:type="dxa" w:w="1200"/>
-          </w:tcPr>
-          <w:p>
-            <w:pPr>
-              <w:jc w:val="left"/>
-              <w:rPr>
-                <w:b w:val="false"/>
-                <w:bCs w:val="false"/>
-                <w:sz w:val="22"/>
-                <w:szCs w:val="22"/>
-              </w:rPr>
-            </w:pPr>
-            <w:r>
-              <w:t xml:space="preserve">1 tuần</w:t>
-            </w:r>
-          </w:p>
-        </w:tc>
-      </w:tr>
-      <w:tr>
-        <w:tc>
-          <w:tcPr>
-            <w:tcW w:type="dxa" w:w="800"/>
-          </w:tcPr>
-          <w:p>
-            <w:pPr>
-              <w:jc w:val="left"/>
-              <w:rPr>
-                <w:b w:val="false"/>
-                <w:bCs w:val="false"/>
-                <w:sz w:val="22"/>
-                <w:szCs w:val="22"/>
-              </w:rPr>
-            </w:pPr>
-            <w:r>
-              <w:t xml:space="preserve">3</w:t>
-            </w:r>
-          </w:p>
-        </w:tc>
-        <w:tc>
-          <w:tcPr>
-            <w:tcW w:type="dxa" w:w="2500"/>
-          </w:tcPr>
-          <w:p>
-            <w:pPr>
-              <w:jc w:val="left"/>
-              <w:rPr>
-                <w:b w:val="false"/>
-                <w:bCs w:val="false"/>
-                <w:sz w:val="22"/>
-                <w:szCs w:val="22"/>
-              </w:rPr>
-            </w:pPr>
-            <w:r>
-              <w:t xml:space="preserve">NCC nộp hồ sơ năng lực, chứng nhận, mẫu sản phẩm</w:t>
-            </w:r>
-          </w:p>
-        </w:tc>
-        <w:tc>
-          <w:tcPr>
-            <w:tcW w:type="dxa" w:w="2000"/>
-          </w:tcPr>
-          <w:p>
-            <w:pPr>
-              <w:jc w:val="left"/>
-              <w:rPr>
-                <w:b w:val="false"/>
-                <w:bCs w:val="false"/>
-                <w:sz w:val="22"/>
-                <w:szCs w:val="22"/>
-              </w:rPr>
-            </w:pPr>
-            <w:r>
-              <w:t xml:space="preserve">NCC</w:t>
-            </w:r>
-          </w:p>
-        </w:tc>
-        <w:tc>
-          <w:tcPr>
-            <w:tcW w:type="dxa" w:w="1500"/>
-          </w:tcPr>
-          <w:p>
-            <w:pPr>
-              <w:jc w:val="left"/>
-              <w:rPr>
-                <w:b w:val="false"/>
-                <w:bCs w:val="false"/>
-                <w:sz w:val="22"/>
-                <w:szCs w:val="22"/>
-              </w:rPr>
-            </w:pPr>
-            <w:r>
-              <w:t xml:space="preserve">Email/Portal</w:t>
-            </w:r>
-          </w:p>
-        </w:tc>
-        <w:tc>
-          <w:tcPr>
-            <w:tcW w:type="dxa" w:w="1200"/>
-          </w:tcPr>
-          <w:p>
-            <w:pPr>
-              <w:jc w:val="left"/>
-              <w:rPr>
-                <w:b w:val="false"/>
-                <w:bCs w:val="false"/>
-                <w:sz w:val="22"/>
-                <w:szCs w:val="22"/>
-              </w:rPr>
-            </w:pPr>
-            <w:r>
-              <w:t xml:space="preserve">3–5 ngày</w:t>
-            </w:r>
-          </w:p>
-        </w:tc>
-      </w:tr>
-      <w:tr>
-        <w:tc>
-          <w:tcPr>
-            <w:tcW w:type="dxa" w:w="800"/>
-          </w:tcPr>
-          <w:p>
-            <w:pPr>
-              <w:jc w:val="left"/>
-              <w:rPr>
-                <w:b w:val="false"/>
-                <w:bCs w:val="false"/>
-                <w:sz w:val="22"/>
-                <w:szCs w:val="22"/>
-              </w:rPr>
-            </w:pPr>
-            <w:r>
-              <w:t xml:space="preserve">4</w:t>
-            </w:r>
-          </w:p>
-        </w:tc>
-        <w:tc>
-          <w:tcPr>
-            <w:tcW w:type="dxa" w:w="2500"/>
-          </w:tcPr>
-          <w:p>
-            <w:pPr>
-              <w:jc w:val="left"/>
-              <w:rPr>
-                <w:b w:val="false"/>
-                <w:bCs w:val="false"/>
-                <w:sz w:val="22"/>
-                <w:szCs w:val="22"/>
-              </w:rPr>
-            </w:pPr>
-            <w:r>
-              <w:t xml:space="preserve">Thẩm định hồ sơ, kiểm nghiệm mẫu, đánh giá nông trại</w:t>
-            </w:r>
-          </w:p>
-        </w:tc>
-        <w:tc>
-          <w:tcPr>
-            <w:tcW w:type="dxa" w:w="2000"/>
-          </w:tcPr>
-          <w:p>
-            <w:pPr>
-              <w:jc w:val="left"/>
-              <w:rPr>
-                <w:b w:val="false"/>
-                <w:bCs w:val="false"/>
-                <w:sz w:val="22"/>
-                <w:szCs w:val="22"/>
-              </w:rPr>
-            </w:pPr>
-            <w:r>
-              <w:t xml:space="preserve">QA/QC + Thu mua</w:t>
-            </w:r>
-          </w:p>
-        </w:tc>
-        <w:tc>
-          <w:tcPr>
-            <w:tcW w:type="dxa" w:w="1500"/>
-          </w:tcPr>
-          <w:p>
-            <w:pPr>
-              <w:jc w:val="left"/>
-              <w:rPr>
-                <w:b w:val="false"/>
-                <w:bCs w:val="false"/>
-                <w:sz w:val="22"/>
-                <w:szCs w:val="22"/>
-              </w:rPr>
-            </w:pPr>
-            <w:r>
-              <w:t xml:space="preserve">Lab + ERP</w:t>
-            </w:r>
-          </w:p>
-        </w:tc>
-        <w:tc>
-          <w:tcPr>
-            <w:tcW w:type="dxa" w:w="1200"/>
-          </w:tcPr>
-          <w:p>
-            <w:pPr>
-              <w:jc w:val="left"/>
-              <w:rPr>
-                <w:b w:val="false"/>
-                <w:bCs w:val="false"/>
-                <w:sz w:val="22"/>
-                <w:szCs w:val="22"/>
-              </w:rPr>
-            </w:pPr>
-            <w:r>
-              <w:t xml:space="preserve">5–7 ngày</w:t>
-            </w:r>
-          </w:p>
-        </w:tc>
-      </w:tr>
-      <w:tr>
-        <w:tc>
-          <w:tcPr>
-            <w:tcW w:type="dxa" w:w="800"/>
-          </w:tcPr>
-          <w:p>
-            <w:pPr>
-              <w:jc w:val="left"/>
-              <w:rPr>
-                <w:b w:val="false"/>
-                <w:bCs w:val="false"/>
-                <w:sz w:val="22"/>
-                <w:szCs w:val="22"/>
-              </w:rPr>
-            </w:pPr>
-            <w:r>
-              <w:t xml:space="preserve">5</w:t>
-            </w:r>
-          </w:p>
-        </w:tc>
-        <w:tc>
-          <w:tcPr>
-            <w:tcW w:type="dxa" w:w="2500"/>
-          </w:tcPr>
-          <w:p>
-            <w:pPr>
-              <w:jc w:val="left"/>
-              <w:rPr>
-                <w:b w:val="false"/>
-                <w:bCs w:val="false"/>
-                <w:sz w:val="22"/>
-                <w:szCs w:val="22"/>
-              </w:rPr>
-            </w:pPr>
-            <w:r>
-              <w:t xml:space="preserve">Quyết định: Đạt chuẩn ATTP?</w:t>
-            </w:r>
-          </w:p>
-        </w:tc>
-        <w:tc>
-          <w:tcPr>
-            <w:tcW w:type="dxa" w:w="2000"/>
-          </w:tcPr>
-          <w:p>
-            <w:pPr>
-              <w:jc w:val="left"/>
-              <w:rPr>
-                <w:b w:val="false"/>
-                <w:bCs w:val="false"/>
-                <w:sz w:val="22"/>
-                <w:szCs w:val="22"/>
-              </w:rPr>
-            </w:pPr>
-            <w:r>
-              <w:t xml:space="preserve">Thu mua + QA/QC</w:t>
-            </w:r>
-          </w:p>
-        </w:tc>
-        <w:tc>
-          <w:tcPr>
-            <w:tcW w:type="dxa" w:w="1500"/>
-          </w:tcPr>
-          <w:p>
-            <w:pPr>
-              <w:jc w:val="left"/>
-              <w:rPr>
-                <w:b w:val="false"/>
-                <w:bCs w:val="false"/>
-                <w:sz w:val="22"/>
-                <w:szCs w:val="22"/>
-              </w:rPr>
-            </w:pPr>
-            <w:r>
-              <w:t xml:space="preserve">HACCP/ISO 22000</w:t>
-            </w:r>
-          </w:p>
-        </w:tc>
-        <w:tc>
-          <w:tcPr>
-            <w:tcW w:type="dxa" w:w="1200"/>
-          </w:tcPr>
-          <w:p>
-            <w:pPr>
-              <w:jc w:val="left"/>
-              <w:rPr>
-                <w:b w:val="false"/>
-                <w:bCs w:val="false"/>
-                <w:sz w:val="22"/>
-                <w:szCs w:val="22"/>
-              </w:rPr>
-            </w:pPr>
-            <w:r>
-              <w:t xml:space="preserve">1 ngày</w:t>
-            </w:r>
-          </w:p>
-        </w:tc>
-      </w:tr>
-      <w:tr>
-        <w:tc>
-          <w:tcPr>
-            <w:tcW w:type="dxa" w:w="800"/>
-          </w:tcPr>
-          <w:p>
-            <w:pPr>
-              <w:jc w:val="left"/>
-              <w:rPr>
-                <w:b w:val="false"/>
-                <w:bCs w:val="false"/>
-                <w:sz w:val="22"/>
-                <w:szCs w:val="22"/>
-              </w:rPr>
-            </w:pPr>
-            <w:r>
-              <w:t xml:space="preserve">6a</w:t>
-            </w:r>
-          </w:p>
-        </w:tc>
-        <w:tc>
-          <w:tcPr>
-            <w:tcW w:type="dxa" w:w="2500"/>
-          </w:tcPr>
-          <w:p>
-            <w:pPr>
-              <w:jc w:val="left"/>
-              <w:rPr>
-                <w:b w:val="false"/>
-                <w:bCs w:val="false"/>
-                <w:sz w:val="22"/>
-                <w:szCs w:val="22"/>
-              </w:rPr>
-            </w:pPr>
-            <w:r>
-              <w:t xml:space="preserve">[Nếu không đạt] Thông báo không phù hợp, lưu hồ sơ theo dõi</w:t>
-            </w:r>
-          </w:p>
-        </w:tc>
-        <w:tc>
-          <w:tcPr>
-            <w:tcW w:type="dxa" w:w="2000"/>
-          </w:tcPr>
-          <w:p>
-            <w:pPr>
-              <w:jc w:val="left"/>
-              <w:rPr>
-                <w:b w:val="false"/>
-                <w:bCs w:val="false"/>
-                <w:sz w:val="22"/>
-                <w:szCs w:val="22"/>
-              </w:rPr>
-            </w:pPr>
-            <w:r>
-              <w:t xml:space="preserve">Thu mua</w:t>
-            </w:r>
-          </w:p>
-        </w:tc>
-        <w:tc>
-          <w:tcPr>
-            <w:tcW w:type="dxa" w:w="1500"/>
-          </w:tcPr>
-          <w:p>
-            <w:pPr>
-              <w:jc w:val="left"/>
-              <w:rPr>
-                <w:b w:val="false"/>
-                <w:bCs w:val="false"/>
-                <w:sz w:val="22"/>
-                <w:szCs w:val="22"/>
-              </w:rPr>
-            </w:pPr>
-            <w:r>
-              <w:t xml:space="preserve">Email</w:t>
-            </w:r>
-          </w:p>
-        </w:tc>
-        <w:tc>
-          <w:tcPr>
-            <w:tcW w:type="dxa" w:w="1200"/>
-          </w:tcPr>
-          <w:p>
-            <w:pPr>
-              <w:jc w:val="left"/>
-              <w:rPr>
-                <w:b w:val="false"/>
-                <w:bCs w:val="false"/>
-                <w:sz w:val="22"/>
-                <w:szCs w:val="22"/>
-              </w:rPr>
-            </w:pPr>
-            <w:r>
-              <w:t xml:space="preserve">1 ngày</w:t>
-            </w:r>
-          </w:p>
-        </w:tc>
-      </w:tr>
-      <w:tr>
-        <w:tc>
-          <w:tcPr>
-            <w:tcW w:type="dxa" w:w="800"/>
-          </w:tcPr>
-          <w:p>
-            <w:pPr>
-              <w:jc w:val="left"/>
-              <w:rPr>
-                <w:b w:val="false"/>
-                <w:bCs w:val="false"/>
-                <w:sz w:val="22"/>
-                <w:szCs w:val="22"/>
-              </w:rPr>
-            </w:pPr>
-            <w:r>
-              <w:t xml:space="preserve">6b</w:t>
-            </w:r>
-          </w:p>
-        </w:tc>
-        <w:tc>
-          <w:tcPr>
-            <w:tcW w:type="dxa" w:w="2500"/>
-          </w:tcPr>
-          <w:p>
-            <w:pPr>
-              <w:jc w:val="left"/>
-              <w:rPr>
-                <w:b w:val="false"/>
-                <w:bCs w:val="false"/>
-                <w:sz w:val="22"/>
-                <w:szCs w:val="22"/>
-              </w:rPr>
-            </w:pPr>
-            <w:r>
-              <w:t xml:space="preserve">[Nếu đạt] Đàm phán giá, sản lượng, điều khoản giao hàng</w:t>
-            </w:r>
-          </w:p>
-        </w:tc>
-        <w:tc>
-          <w:tcPr>
-            <w:tcW w:type="dxa" w:w="2000"/>
-          </w:tcPr>
-          <w:p>
-            <w:pPr>
-              <w:jc w:val="left"/>
-              <w:rPr>
-                <w:b w:val="false"/>
-                <w:bCs w:val="false"/>
-                <w:sz w:val="22"/>
-                <w:szCs w:val="22"/>
-              </w:rPr>
-            </w:pPr>
-            <w:r>
-              <w:t xml:space="preserve">Thu mua</w:t>
-            </w:r>
-          </w:p>
-        </w:tc>
-        <w:tc>
-          <w:tcPr>
-            <w:tcW w:type="dxa" w:w="1500"/>
-          </w:tcPr>
-          <w:p>
-            <w:pPr>
-              <w:jc w:val="left"/>
-              <w:rPr>
-                <w:b w:val="false"/>
-                <w:bCs w:val="false"/>
-                <w:sz w:val="22"/>
-                <w:szCs w:val="22"/>
-              </w:rPr>
-            </w:pPr>
-            <w:r>
-              <w:t xml:space="preserve">Email/Call</w:t>
-            </w:r>
-          </w:p>
-        </w:tc>
-        <w:tc>
-          <w:tcPr>
-            <w:tcW w:type="dxa" w:w="1200"/>
-          </w:tcPr>
-          <w:p>
-            <w:pPr>
-              <w:jc w:val="left"/>
-              <w:rPr>
-                <w:b w:val="false"/>
-                <w:bCs w:val="false"/>
-                <w:sz w:val="22"/>
-                <w:szCs w:val="22"/>
-              </w:rPr>
-            </w:pPr>
-            <w:r>
-              <w:t xml:space="preserve">3–5 ngày</w:t>
-            </w:r>
-          </w:p>
-        </w:tc>
-      </w:tr>
-      <w:tr>
-        <w:tc>
-          <w:tcPr>
-            <w:tcW w:type="dxa" w:w="800"/>
-          </w:tcPr>
-          <w:p>
-            <w:pPr>
-              <w:jc w:val="left"/>
-              <w:rPr>
-                <w:b w:val="false"/>
-                <w:bCs w:val="false"/>
-                <w:sz w:val="22"/>
-                <w:szCs w:val="22"/>
-              </w:rPr>
-            </w:pPr>
-            <w:r>
-              <w:t xml:space="preserve">7</w:t>
-            </w:r>
-          </w:p>
-        </w:tc>
-        <w:tc>
-          <w:tcPr>
-            <w:tcW w:type="dxa" w:w="2500"/>
-          </w:tcPr>
-          <w:p>
-            <w:pPr>
-              <w:jc w:val="left"/>
-              <w:rPr>
-                <w:b w:val="false"/>
-                <w:bCs w:val="false"/>
-                <w:sz w:val="22"/>
-                <w:szCs w:val="22"/>
-              </w:rPr>
-            </w:pPr>
-            <w:r>
-              <w:t xml:space="preserve">Lập tờ trình phê duyệt nhà cung cấp</w:t>
-            </w:r>
-          </w:p>
-        </w:tc>
-        <w:tc>
-          <w:tcPr>
-            <w:tcW w:type="dxa" w:w="2000"/>
-          </w:tcPr>
-          <w:p>
-            <w:pPr>
-              <w:jc w:val="left"/>
-              <w:rPr>
-                <w:b w:val="false"/>
-                <w:bCs w:val="false"/>
-                <w:sz w:val="22"/>
-                <w:szCs w:val="22"/>
-              </w:rPr>
-            </w:pPr>
-            <w:r>
-              <w:t xml:space="preserve">Thu mua</w:t>
-            </w:r>
-          </w:p>
-        </w:tc>
-        <w:tc>
-          <w:tcPr>
-            <w:tcW w:type="dxa" w:w="1500"/>
-          </w:tcPr>
-          <w:p>
-            <w:pPr>
-              <w:jc w:val="left"/>
-              <w:rPr>
-                <w:b w:val="false"/>
-                <w:bCs w:val="false"/>
-                <w:sz w:val="22"/>
-                <w:szCs w:val="22"/>
-              </w:rPr>
-            </w:pPr>
-            <w:r>
-              <w:t xml:space="preserve">Word/ERP</w:t>
-            </w:r>
-          </w:p>
-        </w:tc>
-        <w:tc>
-          <w:tcPr>
-            <w:tcW w:type="dxa" w:w="1200"/>
-          </w:tcPr>
-          <w:p>
-            <w:pPr>
-              <w:jc w:val="left"/>
-              <w:rPr>
-                <w:b w:val="false"/>
-                <w:bCs w:val="false"/>
-                <w:sz w:val="22"/>
-                <w:szCs w:val="22"/>
-              </w:rPr>
-            </w:pPr>
-            <w:r>
-              <w:t xml:space="preserve">1 ngày</w:t>
-            </w:r>
-          </w:p>
-        </w:tc>
-      </w:tr>
-      <w:tr>
-        <w:tc>
-          <w:tcPr>
-            <w:tcW w:type="dxa" w:w="800"/>
-          </w:tcPr>
-          <w:p>
-            <w:pPr>
-              <w:jc w:val="left"/>
-              <w:rPr>
-                <w:b w:val="false"/>
-                <w:bCs w:val="false"/>
-                <w:sz w:val="22"/>
-                <w:szCs w:val="22"/>
-              </w:rPr>
-            </w:pPr>
-            <w:r>
-              <w:t xml:space="preserve">8</w:t>
-            </w:r>
-          </w:p>
-        </w:tc>
-        <w:tc>
-          <w:tcPr>
-            <w:tcW w:type="dxa" w:w="2500"/>
-          </w:tcPr>
-          <w:p>
-            <w:pPr>
-              <w:jc w:val="left"/>
-              <w:rPr>
-                <w:b w:val="false"/>
-                <w:bCs w:val="false"/>
-                <w:sz w:val="22"/>
-                <w:szCs w:val="22"/>
-              </w:rPr>
-            </w:pPr>
-            <w:r>
-              <w:t xml:space="preserve">Phê duyệt từ Ban Giám đốc</w:t>
-            </w:r>
-          </w:p>
-        </w:tc>
-        <w:tc>
-          <w:tcPr>
-            <w:tcW w:type="dxa" w:w="2000"/>
-          </w:tcPr>
-          <w:p>
-            <w:pPr>
-              <w:jc w:val="left"/>
-              <w:rPr>
-                <w:b w:val="false"/>
-                <w:bCs w:val="false"/>
-                <w:sz w:val="22"/>
-                <w:szCs w:val="22"/>
-              </w:rPr>
-            </w:pPr>
-            <w:r>
-              <w:t xml:space="preserve">Ban Giám đốc</w:t>
-            </w:r>
-          </w:p>
-        </w:tc>
-        <w:tc>
-          <w:tcPr>
-            <w:tcW w:type="dxa" w:w="1500"/>
-          </w:tcPr>
-          <w:p>
-            <w:pPr>
-              <w:jc w:val="left"/>
-              <w:rPr>
-                <w:b w:val="false"/>
-                <w:bCs w:val="false"/>
-                <w:sz w:val="22"/>
-                <w:szCs w:val="22"/>
-              </w:rPr>
-            </w:pPr>
-            <w:r>
-              <w:t xml:space="preserve">Tờ trình + Email</w:t>
-            </w:r>
-          </w:p>
-        </w:tc>
-        <w:tc>
-          <w:tcPr>
-            <w:tcW w:type="dxa" w:w="1200"/>
-          </w:tcPr>
-          <w:p>
-            <w:pPr>
-              <w:jc w:val="left"/>
-              <w:rPr>
-                <w:b w:val="false"/>
-                <w:bCs w:val="false"/>
-                <w:sz w:val="22"/>
-                <w:szCs w:val="22"/>
-              </w:rPr>
-            </w:pPr>
-            <w:r>
-              <w:t xml:space="preserve">1–2 ngày</w:t>
-            </w:r>
-          </w:p>
-        </w:tc>
-      </w:tr>
-      <w:tr>
-        <w:tc>
-          <w:tcPr>
-            <w:tcW w:type="dxa" w:w="800"/>
-          </w:tcPr>
-          <w:p>
-            <w:pPr>
-              <w:jc w:val="left"/>
-              <w:rPr>
-                <w:b w:val="false"/>
-                <w:bCs w:val="false"/>
-                <w:sz w:val="22"/>
-                <w:szCs w:val="22"/>
-              </w:rPr>
-            </w:pPr>
-            <w:r>
-              <w:t xml:space="preserve">9</w:t>
-            </w:r>
-          </w:p>
-        </w:tc>
-        <w:tc>
-          <w:tcPr>
-            <w:tcW w:type="dxa" w:w="2500"/>
-          </w:tcPr>
-          <w:p>
-            <w:pPr>
-              <w:jc w:val="left"/>
-              <w:rPr>
-                <w:b w:val="false"/>
-                <w:bCs w:val="false"/>
-                <w:sz w:val="22"/>
-                <w:szCs w:val="22"/>
-              </w:rPr>
-            </w:pPr>
-            <w:r>
-              <w:t xml:space="preserve">Ký hợp đồng khung, khai báo NCC trên ERP</w:t>
-            </w:r>
-          </w:p>
-        </w:tc>
-        <w:tc>
-          <w:tcPr>
-            <w:tcW w:type="dxa" w:w="2000"/>
-          </w:tcPr>
-          <w:p>
-            <w:pPr>
-              <w:jc w:val="left"/>
-              <w:rPr>
-                <w:b w:val="false"/>
-                <w:bCs w:val="false"/>
-                <w:sz w:val="22"/>
-                <w:szCs w:val="22"/>
-              </w:rPr>
-            </w:pPr>
-            <w:r>
-              <w:t xml:space="preserve">Thu mua + NCC</w:t>
-            </w:r>
-          </w:p>
-        </w:tc>
-        <w:tc>
-          <w:tcPr>
-            <w:tcW w:type="dxa" w:w="1500"/>
-          </w:tcPr>
-          <w:p>
-            <w:pPr>
-              <w:jc w:val="left"/>
-              <w:rPr>
-                <w:b w:val="false"/>
-                <w:bCs w:val="false"/>
-                <w:sz w:val="22"/>
-                <w:szCs w:val="22"/>
-              </w:rPr>
-            </w:pPr>
-            <w:r>
-              <w:t xml:space="preserve">ERP + Hợp đồng</w:t>
-            </w:r>
-          </w:p>
-        </w:tc>
-        <w:tc>
-          <w:tcPr>
-            <w:tcW w:type="dxa" w:w="1200"/>
-          </w:tcPr>
-          <w:p>
-            <w:pPr>
-              <w:jc w:val="left"/>
-              <w:rPr>
-                <w:b w:val="false"/>
-                <w:bCs w:val="false"/>
-                <w:sz w:val="22"/>
-                <w:szCs w:val="22"/>
-              </w:rPr>
-            </w:pPr>
-            <w:r>
-              <w:t xml:space="preserve">1 ngày</w:t>
-            </w:r>
-          </w:p>
-        </w:tc>
-      </w:tr>
-      <w:tr>
-        <w:tc>
-          <w:tcPr>
-            <w:tcW w:type="dxa" w:w="800"/>
-          </w:tcPr>
-          <w:p>
-            <w:pPr>
-              <w:jc w:val="left"/>
-              <w:rPr>
-                <w:b w:val="false"/>
-                <w:bCs w:val="false"/>
-                <w:sz w:val="22"/>
-                <w:szCs w:val="22"/>
-              </w:rPr>
-            </w:pPr>
-            <w:r>
-              <w:t xml:space="preserve">10</w:t>
-            </w:r>
-          </w:p>
-        </w:tc>
-        <w:tc>
-          <w:tcPr>
-            <w:tcW w:type="dxa" w:w="2500"/>
-          </w:tcPr>
-          <w:p>
-            <w:pPr>
-              <w:jc w:val="left"/>
-              <w:rPr>
-                <w:b w:val="false"/>
-                <w:bCs w:val="false"/>
-                <w:sz w:val="22"/>
-                <w:szCs w:val="22"/>
-              </w:rPr>
-            </w:pPr>
-            <w:r>
-              <w:t xml:space="preserve">Phát hành đơn đặt hàng (PO) theo kế hoạch hàng tuần</w:t>
-            </w:r>
-          </w:p>
-        </w:tc>
-        <w:tc>
-          <w:tcPr>
-            <w:tcW w:type="dxa" w:w="2000"/>
-          </w:tcPr>
-          <w:p>
-            <w:pPr>
-              <w:jc w:val="left"/>
-              <w:rPr>
-                <w:b w:val="false"/>
-                <w:bCs w:val="false"/>
-                <w:sz w:val="22"/>
-                <w:szCs w:val="22"/>
-              </w:rPr>
-            </w:pPr>
-            <w:r>
-              <w:t xml:space="preserve">Thu mua</w:t>
-            </w:r>
-          </w:p>
-        </w:tc>
-        <w:tc>
-          <w:tcPr>
-            <w:tcW w:type="dxa" w:w="1500"/>
-          </w:tcPr>
-          <w:p>
-            <w:pPr>
-              <w:jc w:val="left"/>
-              <w:rPr>
-                <w:b w:val="false"/>
-                <w:bCs w:val="false"/>
-                <w:sz w:val="22"/>
-                <w:szCs w:val="22"/>
-              </w:rPr>
-            </w:pPr>
-            <w:r>
-              <w:t xml:space="preserve">ERP</w:t>
-            </w:r>
-          </w:p>
-        </w:tc>
-        <w:tc>
-          <w:tcPr>
-            <w:tcW w:type="dxa" w:w="1200"/>
-          </w:tcPr>
-          <w:p>
-            <w:pPr>
-              <w:jc w:val="left"/>
-              <w:rPr>
-                <w:b w:val="false"/>
-                <w:bCs w:val="false"/>
-                <w:sz w:val="22"/>
-                <w:szCs w:val="22"/>
-              </w:rPr>
-            </w:pPr>
-            <w:r>
-              <w:t xml:space="preserve">Hàng tuần</w:t>
-            </w:r>
-          </w:p>
-        </w:tc>
-      </w:tr>
-      <w:tr>
-        <w:tc>
-          <w:tcPr>
-            <w:tcW w:type="dxa" w:w="800"/>
-          </w:tcPr>
-          <w:p>
-            <w:pPr>
-              <w:jc w:val="left"/>
-              <w:rPr>
-                <w:b w:val="false"/>
-                <w:bCs w:val="false"/>
-                <w:sz w:val="22"/>
-                <w:szCs w:val="22"/>
-              </w:rPr>
-            </w:pPr>
-            <w:r>
-              <w:t xml:space="preserve">11</w:t>
-            </w:r>
-          </w:p>
-        </w:tc>
-        <w:tc>
-          <w:tcPr>
-            <w:tcW w:type="dxa" w:w="2500"/>
-          </w:tcPr>
-          <w:p>
-            <w:pPr>
-              <w:jc w:val="left"/>
-              <w:rPr>
-                <w:b w:val="false"/>
-                <w:bCs w:val="false"/>
-                <w:sz w:val="22"/>
-                <w:szCs w:val="22"/>
-              </w:rPr>
-            </w:pPr>
-            <w:r>
-              <w:t xml:space="preserve">Giao hàng đến kho theo PO</w:t>
-            </w:r>
-          </w:p>
-        </w:tc>
-        <w:tc>
-          <w:tcPr>
-            <w:tcW w:type="dxa" w:w="2000"/>
-          </w:tcPr>
-          <w:p>
-            <w:pPr>
-              <w:jc w:val="left"/>
-              <w:rPr>
-                <w:b w:val="false"/>
-                <w:bCs w:val="false"/>
-                <w:sz w:val="22"/>
-                <w:szCs w:val="22"/>
-              </w:rPr>
-            </w:pPr>
-            <w:r>
-              <w:t xml:space="preserve">NCC + Logistics</w:t>
-            </w:r>
-          </w:p>
-        </w:tc>
-        <w:tc>
-          <w:tcPr>
-            <w:tcW w:type="dxa" w:w="1500"/>
-          </w:tcPr>
-          <w:p>
-            <w:pPr>
-              <w:jc w:val="left"/>
-              <w:rPr>
-                <w:b w:val="false"/>
-                <w:bCs w:val="false"/>
-                <w:sz w:val="22"/>
-                <w:szCs w:val="22"/>
-              </w:rPr>
-            </w:pPr>
-            <w:r>
-              <w:t xml:space="preserve">GPS/Tracking</w:t>
-            </w:r>
-          </w:p>
-        </w:tc>
-        <w:tc>
-          <w:tcPr>
-            <w:tcW w:type="dxa" w:w="1200"/>
-          </w:tcPr>
-          <w:p>
-            <w:pPr>
-              <w:jc w:val="left"/>
-              <w:rPr>
-                <w:b w:val="false"/>
-                <w:bCs w:val="false"/>
-                <w:sz w:val="22"/>
-                <w:szCs w:val="22"/>
-              </w:rPr>
-            </w:pPr>
-            <w:r>
-              <w:t xml:space="preserve">1–3 ngày</w:t>
-            </w:r>
-          </w:p>
-        </w:tc>
-      </w:tr>
-      <w:tr>
-        <w:tc>
-          <w:tcPr>
-            <w:tcW w:type="dxa" w:w="800"/>
-          </w:tcPr>
-          <w:p>
-            <w:pPr>
-              <w:jc w:val="left"/>
-              <w:rPr>
-                <w:b w:val="false"/>
-                <w:bCs w:val="false"/>
-                <w:sz w:val="22"/>
-                <w:szCs w:val="22"/>
-              </w:rPr>
-            </w:pPr>
-            <w:r>
-              <w:t xml:space="preserve">12</w:t>
-            </w:r>
-          </w:p>
-        </w:tc>
-        <w:tc>
-          <w:tcPr>
-            <w:tcW w:type="dxa" w:w="2500"/>
-          </w:tcPr>
-          <w:p>
-            <w:pPr>
-              <w:jc w:val="left"/>
-              <w:rPr>
-                <w:b w:val="false"/>
-                <w:bCs w:val="false"/>
-                <w:sz w:val="22"/>
-                <w:szCs w:val="22"/>
-              </w:rPr>
-            </w:pPr>
-            <w:r>
-              <w:t xml:space="preserve">Kiểm nhận, lấy mẫu test, cân trọng lượng thực tế</w:t>
-            </w:r>
-          </w:p>
-        </w:tc>
-        <w:tc>
-          <w:tcPr>
-            <w:tcW w:type="dxa" w:w="2000"/>
-          </w:tcPr>
-          <w:p>
-            <w:pPr>
-              <w:jc w:val="left"/>
-              <w:rPr>
-                <w:b w:val="false"/>
-                <w:bCs w:val="false"/>
-                <w:sz w:val="22"/>
-                <w:szCs w:val="22"/>
-              </w:rPr>
-            </w:pPr>
-            <w:r>
-              <w:t xml:space="preserve">Kho + QA/QC</w:t>
-            </w:r>
-          </w:p>
-        </w:tc>
-        <w:tc>
-          <w:tcPr>
-            <w:tcW w:type="dxa" w:w="1500"/>
-          </w:tcPr>
-          <w:p>
-            <w:pPr>
-              <w:jc w:val="left"/>
-              <w:rPr>
-                <w:b w:val="false"/>
-                <w:bCs w:val="false"/>
-                <w:sz w:val="22"/>
-                <w:szCs w:val="22"/>
-              </w:rPr>
-            </w:pPr>
-            <w:r>
-              <w:t xml:space="preserve">Phiếu kiểm + Lab</w:t>
-            </w:r>
-          </w:p>
-        </w:tc>
-        <w:tc>
-          <w:tcPr>
-            <w:tcW w:type="dxa" w:w="1200"/>
-          </w:tcPr>
-          <w:p>
-            <w:pPr>
-              <w:jc w:val="left"/>
-              <w:rPr>
-                <w:b w:val="false"/>
-                <w:bCs w:val="false"/>
-                <w:sz w:val="22"/>
-                <w:szCs w:val="22"/>
-              </w:rPr>
-            </w:pPr>
-            <w:r>
-              <w:t xml:space="preserve">2 giờ</w:t>
-            </w:r>
-          </w:p>
-        </w:tc>
-      </w:tr>
-      <w:tr>
-        <w:tc>
-          <w:tcPr>
-            <w:tcW w:type="dxa" w:w="800"/>
-          </w:tcPr>
-          <w:p>
-            <w:pPr>
-              <w:jc w:val="left"/>
-              <w:rPr>
-                <w:b w:val="false"/>
-                <w:bCs w:val="false"/>
-                <w:sz w:val="22"/>
-                <w:szCs w:val="22"/>
-              </w:rPr>
-            </w:pPr>
-            <w:r>
-              <w:t xml:space="preserve">13</w:t>
-            </w:r>
-          </w:p>
-        </w:tc>
-        <w:tc>
-          <w:tcPr>
-            <w:tcW w:type="dxa" w:w="2500"/>
-          </w:tcPr>
-          <w:p>
-            <w:pPr>
-              <w:jc w:val="left"/>
-              <w:rPr>
-                <w:b w:val="false"/>
-                <w:bCs w:val="false"/>
-                <w:sz w:val="22"/>
-                <w:szCs w:val="22"/>
-              </w:rPr>
-            </w:pPr>
-            <w:r>
-              <w:t xml:space="preserve">Quyết định: Lô hàng đạt yêu cầu?</w:t>
-            </w:r>
-          </w:p>
-        </w:tc>
-        <w:tc>
-          <w:tcPr>
-            <w:tcW w:type="dxa" w:w="2000"/>
-          </w:tcPr>
-          <w:p>
-            <w:pPr>
-              <w:jc w:val="left"/>
-              <w:rPr>
-                <w:b w:val="false"/>
-                <w:bCs w:val="false"/>
-                <w:sz w:val="22"/>
-                <w:szCs w:val="22"/>
-              </w:rPr>
-            </w:pPr>
-            <w:r>
-              <w:t xml:space="preserve">QA/QC + Kho</w:t>
-            </w:r>
-          </w:p>
-        </w:tc>
-        <w:tc>
-          <w:tcPr>
-            <w:tcW w:type="dxa" w:w="1500"/>
-          </w:tcPr>
-          <w:p>
-            <w:pPr>
-              <w:jc w:val="left"/>
-              <w:rPr>
-                <w:b w:val="false"/>
-                <w:bCs w:val="false"/>
-                <w:sz w:val="22"/>
-                <w:szCs w:val="22"/>
-              </w:rPr>
-            </w:pPr>
-            <w:r>
-              <w:t xml:space="preserve">Tiêu chuẩn QA/QC</w:t>
-            </w:r>
-          </w:p>
-        </w:tc>
-        <w:tc>
-          <w:tcPr>
-            <w:tcW w:type="dxa" w:w="1200"/>
-          </w:tcPr>
-          <w:p>
-            <w:pPr>
-              <w:jc w:val="left"/>
-              <w:rPr>
-                <w:b w:val="false"/>
-                <w:bCs w:val="false"/>
-                <w:sz w:val="22"/>
-                <w:szCs w:val="22"/>
-              </w:rPr>
-            </w:pPr>
-            <w:r>
-              <w:t xml:space="preserve">1 giờ</w:t>
-            </w:r>
-          </w:p>
-        </w:tc>
-      </w:tr>
-      <w:tr>
-        <w:tc>
-          <w:tcPr>
-            <w:tcW w:type="dxa" w:w="800"/>
-          </w:tcPr>
-          <w:p>
-            <w:pPr>
-              <w:jc w:val="left"/>
-              <w:rPr>
-                <w:b w:val="false"/>
-                <w:bCs w:val="false"/>
-                <w:sz w:val="22"/>
-                <w:szCs w:val="22"/>
-              </w:rPr>
-            </w:pPr>
-            <w:r>
-              <w:t xml:space="preserve">14a</w:t>
-            </w:r>
-          </w:p>
-        </w:tc>
-        <w:tc>
-          <w:tcPr>
-            <w:tcW w:type="dxa" w:w="2500"/>
-          </w:tcPr>
-          <w:p>
-            <w:pPr>
-              <w:jc w:val="left"/>
-              <w:rPr>
-                <w:b w:val="false"/>
-                <w:bCs w:val="false"/>
-                <w:sz w:val="22"/>
-                <w:szCs w:val="22"/>
-              </w:rPr>
-            </w:pPr>
-            <w:r>
-              <w:t xml:space="preserve">[Nếu không đạt] Lập NCR, trả lô hàng</w:t>
-            </w:r>
-          </w:p>
-        </w:tc>
-        <w:tc>
-          <w:tcPr>
-            <w:tcW w:type="dxa" w:w="2000"/>
-          </w:tcPr>
-          <w:p>
-            <w:pPr>
-              <w:jc w:val="left"/>
-              <w:rPr>
-                <w:b w:val="false"/>
-                <w:bCs w:val="false"/>
-                <w:sz w:val="22"/>
-                <w:szCs w:val="22"/>
-              </w:rPr>
-            </w:pPr>
-            <w:r>
-              <w:t xml:space="preserve">Kho + QA/QC + Thu mua</w:t>
-            </w:r>
-          </w:p>
-        </w:tc>
-        <w:tc>
-          <w:tcPr>
-            <w:tcW w:type="dxa" w:w="1500"/>
-          </w:tcPr>
-          <w:p>
-            <w:pPr>
-              <w:jc w:val="left"/>
-              <w:rPr>
-                <w:b w:val="false"/>
-                <w:bCs w:val="false"/>
-                <w:sz w:val="22"/>
-                <w:szCs w:val="22"/>
-              </w:rPr>
-            </w:pPr>
-            <w:r>
-              <w:t xml:space="preserve">ERP + NCR</w:t>
-            </w:r>
-          </w:p>
-        </w:tc>
-        <w:tc>
-          <w:tcPr>
-            <w:tcW w:type="dxa" w:w="1200"/>
-          </w:tcPr>
-          <w:p>
-            <w:pPr>
-              <w:jc w:val="left"/>
-              <w:rPr>
-                <w:b w:val="false"/>
-                <w:bCs w:val="false"/>
-                <w:sz w:val="22"/>
-                <w:szCs w:val="22"/>
-              </w:rPr>
-            </w:pPr>
-            <w:r>
-              <w:t xml:space="preserve">1–2 ngày</w:t>
-            </w:r>
-          </w:p>
-        </w:tc>
-      </w:tr>
-      <w:tr>
-        <w:tc>
-          <w:tcPr>
-            <w:tcW w:type="dxa" w:w="800"/>
-          </w:tcPr>
-          <w:p>
-            <w:pPr>
-              <w:jc w:val="left"/>
-              <w:rPr>
-                <w:b w:val="false"/>
-                <w:bCs w:val="false"/>
-                <w:sz w:val="22"/>
-                <w:szCs w:val="22"/>
-              </w:rPr>
-            </w:pPr>
-            <w:r>
-              <w:t xml:space="preserve">14b</w:t>
-            </w:r>
-          </w:p>
-        </w:tc>
-        <w:tc>
-          <w:tcPr>
-            <w:tcW w:type="dxa" w:w="2500"/>
-          </w:tcPr>
-          <w:p>
-            <w:pPr>
-              <w:jc w:val="left"/>
-              <w:rPr>
-                <w:b w:val="false"/>
-                <w:bCs w:val="false"/>
-                <w:sz w:val="22"/>
-                <w:szCs w:val="22"/>
-              </w:rPr>
-            </w:pPr>
-            <w:r>
-              <w:t xml:space="preserve">[Nếu đạt] Nhập kho, cập nhật tồn &amp; hạn dùng trên ERP</w:t>
-            </w:r>
-          </w:p>
-        </w:tc>
-        <w:tc>
-          <w:tcPr>
-            <w:tcW w:type="dxa" w:w="2000"/>
-          </w:tcPr>
-          <w:p>
-            <w:pPr>
-              <w:jc w:val="left"/>
-              <w:rPr>
-                <w:b w:val="false"/>
-                <w:bCs w:val="false"/>
-                <w:sz w:val="22"/>
-                <w:szCs w:val="22"/>
-              </w:rPr>
-            </w:pPr>
-            <w:r>
-              <w:t xml:space="preserve">Kho</w:t>
-            </w:r>
-          </w:p>
-        </w:tc>
-        <w:tc>
-          <w:tcPr>
-            <w:tcW w:type="dxa" w:w="1500"/>
-          </w:tcPr>
-          <w:p>
-            <w:pPr>
-              <w:jc w:val="left"/>
-              <w:rPr>
-                <w:b w:val="false"/>
-                <w:bCs w:val="false"/>
-                <w:sz w:val="22"/>
-                <w:szCs w:val="22"/>
-              </w:rPr>
-            </w:pPr>
-            <w:r>
-              <w:t xml:space="preserve">ERP</w:t>
-            </w:r>
-          </w:p>
-        </w:tc>
-        <w:tc>
-          <w:tcPr>
-            <w:tcW w:type="dxa" w:w="1200"/>
-          </w:tcPr>
-          <w:p>
-            <w:pPr>
-              <w:jc w:val="left"/>
-              <w:rPr>
-                <w:b w:val="false"/>
-                <w:bCs w:val="false"/>
-                <w:sz w:val="22"/>
-                <w:szCs w:val="22"/>
-              </w:rPr>
-            </w:pPr>
-            <w:r>
-              <w:t xml:space="preserve">30 phút</w:t>
-            </w:r>
-          </w:p>
-        </w:tc>
-      </w:tr>
-      <w:tr>
-        <w:tc>
-          <w:tcPr>
-            <w:tcW w:type="dxa" w:w="800"/>
-          </w:tcPr>
-          <w:p>
-            <w:pPr>
-              <w:jc w:val="left"/>
-              <w:rPr>
-                <w:b w:val="false"/>
-                <w:bCs w:val="false"/>
-                <w:sz w:val="22"/>
-                <w:szCs w:val="22"/>
-              </w:rPr>
-            </w:pPr>
-            <w:r>
-              <w:t xml:space="preserve">15</w:t>
-            </w:r>
-          </w:p>
-        </w:tc>
-        <w:tc>
-          <w:tcPr>
-            <w:tcW w:type="dxa" w:w="2500"/>
-          </w:tcPr>
-          <w:p>
-            <w:pPr>
-              <w:jc w:val="left"/>
-              <w:rPr>
-                <w:b w:val="false"/>
-                <w:bCs w:val="false"/>
-                <w:sz w:val="22"/>
-                <w:szCs w:val="22"/>
-              </w:rPr>
-            </w:pPr>
-            <w:r>
-              <w:t xml:space="preserve">Đối chiếu công nợ &amp; thanh toán cho NCC (hạn thanh toán: 15–30 ngày)</w:t>
-            </w:r>
-          </w:p>
-        </w:tc>
-        <w:tc>
-          <w:tcPr>
-            <w:tcW w:type="dxa" w:w="2000"/>
-          </w:tcPr>
-          <w:p>
-            <w:pPr>
-              <w:jc w:val="left"/>
-              <w:rPr>
-                <w:b w:val="false"/>
-                <w:bCs w:val="false"/>
-                <w:sz w:val="22"/>
-                <w:szCs w:val="22"/>
-              </w:rPr>
-            </w:pPr>
-            <w:r>
-              <w:t xml:space="preserve">Kế toán</w:t>
-            </w:r>
-          </w:p>
-        </w:tc>
-        <w:tc>
-          <w:tcPr>
-            <w:tcW w:type="dxa" w:w="1500"/>
-          </w:tcPr>
-          <w:p>
-            <w:pPr>
-              <w:jc w:val="left"/>
-              <w:rPr>
-                <w:b w:val="false"/>
-                <w:bCs w:val="false"/>
-                <w:sz w:val="22"/>
-                <w:szCs w:val="22"/>
-              </w:rPr>
-            </w:pPr>
-            <w:r>
-              <w:t xml:space="preserve">ERP + Ngân hàng</w:t>
-            </w:r>
-          </w:p>
-        </w:tc>
-        <w:tc>
-          <w:tcPr>
-            <w:tcW w:type="dxa" w:w="1200"/>
-          </w:tcPr>
-          <w:p>
-            <w:pPr>
-              <w:jc w:val="left"/>
-              <w:rPr>
-                <w:b w:val="false"/>
-                <w:bCs w:val="false"/>
-                <w:sz w:val="22"/>
-                <w:szCs w:val="22"/>
-              </w:rPr>
-            </w:pPr>
-            <w:r>
-              <w:t xml:space="preserve">15–30 ngày</w:t>
-            </w:r>
-          </w:p>
-        </w:tc>
-      </w:tr>
-      <w:tr>
-        <w:tc>
-          <w:tcPr>
-            <w:tcW w:type="dxa" w:w="800"/>
-          </w:tcPr>
-          <w:p>
-            <w:pPr>
-              <w:jc w:val="left"/>
-              <w:rPr>
-                <w:b w:val="false"/>
-                <w:bCs w:val="false"/>
-                <w:sz w:val="22"/>
-                <w:szCs w:val="22"/>
-              </w:rPr>
-            </w:pPr>
-            <w:r>
-              <w:t xml:space="preserve">16</w:t>
-            </w:r>
-          </w:p>
-        </w:tc>
-        <w:tc>
-          <w:tcPr>
-            <w:tcW w:type="dxa" w:w="2500"/>
-          </w:tcPr>
-          <w:p>
-            <w:pPr>
-              <w:jc w:val="left"/>
-              <w:rPr>
-                <w:b w:val="false"/>
-                <w:bCs w:val="false"/>
-                <w:sz w:val="22"/>
-                <w:szCs w:val="22"/>
-              </w:rPr>
-            </w:pPr>
-            <w:r>
-              <w:t xml:space="preserve">Kết thúc quy trình</w:t>
-            </w:r>
-          </w:p>
-        </w:tc>
-        <w:tc>
-          <w:tcPr>
-            <w:tcW w:type="dxa" w:w="2000"/>
-          </w:tcPr>
-          <w:p>
-            <w:pPr>
-              <w:jc w:val="left"/>
-              <w:rPr>
-                <w:b w:val="false"/>
-                <w:bCs w:val="false"/>
-                <w:sz w:val="22"/>
-                <w:szCs w:val="22"/>
-              </w:rPr>
-            </w:pPr>
-            <w:r>
-              <w:t xml:space="preserve">Kho</w:t>
-            </w:r>
-          </w:p>
-        </w:tc>
-        <w:tc>
-          <w:tcPr>
-            <w:tcW w:type="dxa" w:w="1500"/>
-          </w:tcPr>
-          <w:p>
-            <w:pPr>
-              <w:jc w:val="left"/>
-              <w:rPr>
-                <w:b w:val="false"/>
-                <w:bCs w:val="false"/>
-                <w:sz w:val="22"/>
-                <w:szCs w:val="22"/>
-              </w:rPr>
-            </w:pPr>
-            <w:r>
-              <w:t xml:space="preserve">—</w:t>
-            </w:r>
-          </w:p>
-        </w:tc>
-        <w:tc>
-          <w:tcPr>
-            <w:tcW w:type="dxa" w:w="1200"/>
-          </w:tcPr>
-          <w:p>
-            <w:pPr>
-              <w:jc w:val="left"/>
-              <w:rPr>
-                <w:b w:val="false"/>
-                <w:bCs w:val="false"/>
-                <w:sz w:val="22"/>
-                <w:szCs w:val="22"/>
-              </w:rPr>
-            </w:pPr>
-            <w:r>
-              <w:t xml:space="preserve">—</w:t>
+            <w:tcW w:type="dxa" w:w="100"/>
+          </w:tcPr>
+          <w:p>
+            <w:pPr>
+              <w:spacing w:after="20"/>
+            </w:pPr>
+            <w:r/>
+            <w:r>
+              <w:rPr>
+                <w:rFonts w:ascii="Times New Roman" w:hAnsi="Times New Roman"/>
+                <w:sz w:val="19"/>
+              </w:rPr>
+              <w:t>1</w:t>
+            </w:r>
+          </w:p>
+        </w:tc>
+        <w:tc>
+          <w:tcPr>
+            <w:tcW w:type="dxa" w:w="100"/>
+          </w:tcPr>
+          <w:p>
+            <w:pPr>
+              <w:spacing w:after="20"/>
+            </w:pPr>
+            <w:r/>
+            <w:r>
+              <w:rPr>
+                <w:rFonts w:ascii="Times New Roman" w:hAnsi="Times New Roman"/>
+                <w:sz w:val="19"/>
+              </w:rPr>
+              <w:t>Phát sinh nhu cầu: cửa hàng rà tồn min–max, sức bán bình quân ngày, hàng cận hạn → lập đề nghị cấp hàng</w:t>
+            </w:r>
+          </w:p>
+        </w:tc>
+        <w:tc>
+          <w:tcPr>
+            <w:tcW w:type="dxa" w:w="100"/>
+          </w:tcPr>
+          <w:p>
+            <w:pPr>
+              <w:spacing w:after="20"/>
+            </w:pPr>
+            <w:r/>
+            <w:r>
+              <w:rPr>
+                <w:rFonts w:ascii="Times New Roman" w:hAnsi="Times New Roman"/>
+                <w:sz w:val="19"/>
+              </w:rPr>
+              <w:t>Cửa hàng / BP Ngành hàng</w:t>
+            </w:r>
+          </w:p>
+        </w:tc>
+        <w:tc>
+          <w:tcPr>
+            <w:tcW w:type="dxa" w:w="100"/>
+          </w:tcPr>
+          <w:p>
+            <w:pPr>
+              <w:spacing w:after="20"/>
+            </w:pPr>
+            <w:r/>
+            <w:r>
+              <w:rPr>
+                <w:rFonts w:ascii="Times New Roman" w:hAnsi="Times New Roman"/>
+                <w:sz w:val="19"/>
+              </w:rPr>
+              <w:t>ERP</w:t>
+            </w:r>
+          </w:p>
+        </w:tc>
+        <w:tc>
+          <w:tcPr>
+            <w:tcW w:type="dxa" w:w="100"/>
+          </w:tcPr>
+          <w:p>
+            <w:pPr>
+              <w:spacing w:after="20"/>
+            </w:pPr>
+            <w:r/>
+            <w:r>
+              <w:rPr>
+                <w:rFonts w:ascii="Times New Roman" w:hAnsi="Times New Roman"/>
+                <w:sz w:val="19"/>
+              </w:rPr>
+              <w:t>0,5–1 ngày</w:t>
+            </w:r>
+          </w:p>
+        </w:tc>
+      </w:tr>
+      <w:tr>
+        <w:tc>
+          <w:tcPr>
+            <w:tcW w:type="dxa" w:w="100"/>
+          </w:tcPr>
+          <w:p>
+            <w:pPr>
+              <w:spacing w:after="20"/>
+            </w:pPr>
+            <w:r/>
+            <w:r>
+              <w:rPr>
+                <w:rFonts w:ascii="Times New Roman" w:hAnsi="Times New Roman"/>
+                <w:sz w:val="19"/>
+              </w:rPr>
+              <w:t>2</w:t>
+            </w:r>
+          </w:p>
+        </w:tc>
+        <w:tc>
+          <w:tcPr>
+            <w:tcW w:type="dxa" w:w="100"/>
+          </w:tcPr>
+          <w:p>
+            <w:pPr>
+              <w:spacing w:after="20"/>
+            </w:pPr>
+            <w:r/>
+            <w:r>
+              <w:rPr>
+                <w:rFonts w:ascii="Times New Roman" w:hAnsi="Times New Roman"/>
+                <w:sz w:val="19"/>
+              </w:rPr>
+              <w:t>Tiếp nhận dự báo ngành hàng theo mùa vụ (QL3) &amp; số liệu hao hụt kỳ trước (CL3)</w:t>
+            </w:r>
+          </w:p>
+        </w:tc>
+        <w:tc>
+          <w:tcPr>
+            <w:tcW w:type="dxa" w:w="100"/>
+          </w:tcPr>
+          <w:p>
+            <w:pPr>
+              <w:spacing w:after="20"/>
+            </w:pPr>
+            <w:r/>
+            <w:r>
+              <w:rPr>
+                <w:rFonts w:ascii="Times New Roman" w:hAnsi="Times New Roman"/>
+                <w:sz w:val="19"/>
+              </w:rPr>
+              <w:t>BP Kế hoạch cung ứng</w:t>
+            </w:r>
+          </w:p>
+        </w:tc>
+        <w:tc>
+          <w:tcPr>
+            <w:tcW w:type="dxa" w:w="100"/>
+          </w:tcPr>
+          <w:p>
+            <w:pPr>
+              <w:spacing w:after="20"/>
+            </w:pPr>
+            <w:r/>
+            <w:r>
+              <w:rPr>
+                <w:rFonts w:ascii="Times New Roman" w:hAnsi="Times New Roman"/>
+                <w:sz w:val="19"/>
+              </w:rPr>
+              <w:t>ERP + Excel</w:t>
+            </w:r>
+          </w:p>
+        </w:tc>
+        <w:tc>
+          <w:tcPr>
+            <w:tcW w:type="dxa" w:w="100"/>
+          </w:tcPr>
+          <w:p>
+            <w:pPr>
+              <w:spacing w:after="20"/>
+            </w:pPr>
+            <w:r/>
+            <w:r>
+              <w:rPr>
+                <w:rFonts w:ascii="Times New Roman" w:hAnsi="Times New Roman"/>
+                <w:sz w:val="19"/>
+              </w:rPr>
+              <w:t>0,5 ngày</w:t>
+            </w:r>
+          </w:p>
+        </w:tc>
+      </w:tr>
+      <w:tr>
+        <w:tc>
+          <w:tcPr>
+            <w:tcW w:type="dxa" w:w="100"/>
+          </w:tcPr>
+          <w:p>
+            <w:pPr>
+              <w:spacing w:after="20"/>
+            </w:pPr>
+            <w:r/>
+            <w:r>
+              <w:rPr>
+                <w:rFonts w:ascii="Times New Roman" w:hAnsi="Times New Roman"/>
+                <w:sz w:val="19"/>
+              </w:rPr>
+              <w:t>3</w:t>
+            </w:r>
+          </w:p>
+        </w:tc>
+        <w:tc>
+          <w:tcPr>
+            <w:tcW w:type="dxa" w:w="100"/>
+          </w:tcPr>
+          <w:p>
+            <w:pPr>
+              <w:spacing w:after="20"/>
+            </w:pPr>
+            <w:r/>
+            <w:r>
+              <w:rPr>
+                <w:rFonts w:ascii="Times New Roman" w:hAnsi="Times New Roman"/>
+                <w:sz w:val="19"/>
+              </w:rPr>
+              <w:t>Tập hợp &amp; chuẩn hoá nhu cầu các cửa hàng theo SKU / ngành hàng, quy đổi đơn vị</w:t>
+            </w:r>
+          </w:p>
+        </w:tc>
+        <w:tc>
+          <w:tcPr>
+            <w:tcW w:type="dxa" w:w="100"/>
+          </w:tcPr>
+          <w:p>
+            <w:pPr>
+              <w:spacing w:after="20"/>
+            </w:pPr>
+            <w:r/>
+            <w:r>
+              <w:rPr>
+                <w:rFonts w:ascii="Times New Roman" w:hAnsi="Times New Roman"/>
+                <w:sz w:val="19"/>
+              </w:rPr>
+              <w:t>BP Kế hoạch cung ứng</w:t>
+            </w:r>
+          </w:p>
+        </w:tc>
+        <w:tc>
+          <w:tcPr>
+            <w:tcW w:type="dxa" w:w="100"/>
+          </w:tcPr>
+          <w:p>
+            <w:pPr>
+              <w:spacing w:after="20"/>
+            </w:pPr>
+            <w:r/>
+            <w:r>
+              <w:rPr>
+                <w:rFonts w:ascii="Times New Roman" w:hAnsi="Times New Roman"/>
+                <w:sz w:val="19"/>
+              </w:rPr>
+              <w:t>Excel</w:t>
+            </w:r>
+          </w:p>
+        </w:tc>
+        <w:tc>
+          <w:tcPr>
+            <w:tcW w:type="dxa" w:w="100"/>
+          </w:tcPr>
+          <w:p>
+            <w:pPr>
+              <w:spacing w:after="20"/>
+            </w:pPr>
+            <w:r/>
+            <w:r>
+              <w:rPr>
+                <w:rFonts w:ascii="Times New Roman" w:hAnsi="Times New Roman"/>
+                <w:sz w:val="19"/>
+              </w:rPr>
+              <w:t>2 giờ</w:t>
+            </w:r>
+          </w:p>
+        </w:tc>
+      </w:tr>
+      <w:tr>
+        <w:tc>
+          <w:tcPr>
+            <w:tcW w:type="dxa" w:w="100"/>
+          </w:tcPr>
+          <w:p>
+            <w:pPr>
+              <w:spacing w:after="20"/>
+            </w:pPr>
+            <w:r/>
+            <w:r>
+              <w:rPr>
+                <w:rFonts w:ascii="Times New Roman" w:hAnsi="Times New Roman"/>
+                <w:sz w:val="19"/>
+              </w:rPr>
+              <w:t>4</w:t>
+            </w:r>
+          </w:p>
+        </w:tc>
+        <w:tc>
+          <w:tcPr>
+            <w:tcW w:type="dxa" w:w="100"/>
+          </w:tcPr>
+          <w:p>
+            <w:pPr>
+              <w:spacing w:after="20"/>
+            </w:pPr>
+            <w:r/>
+            <w:r>
+              <w:rPr>
+                <w:rFonts w:ascii="Times New Roman" w:hAnsi="Times New Roman"/>
+                <w:sz w:val="19"/>
+              </w:rPr>
+              <w:t>Tính nhu cầu ròng = Nhu cầu gộp − Tồn khả dụng − Hàng đang về + Tồn an toàn</w:t>
+            </w:r>
+          </w:p>
+        </w:tc>
+        <w:tc>
+          <w:tcPr>
+            <w:tcW w:type="dxa" w:w="100"/>
+          </w:tcPr>
+          <w:p>
+            <w:pPr>
+              <w:spacing w:after="20"/>
+            </w:pPr>
+            <w:r/>
+            <w:r>
+              <w:rPr>
+                <w:rFonts w:ascii="Times New Roman" w:hAnsi="Times New Roman"/>
+                <w:sz w:val="19"/>
+              </w:rPr>
+              <w:t>BP Kế hoạch cung ứng</w:t>
+            </w:r>
+          </w:p>
+        </w:tc>
+        <w:tc>
+          <w:tcPr>
+            <w:tcW w:type="dxa" w:w="100"/>
+          </w:tcPr>
+          <w:p>
+            <w:pPr>
+              <w:spacing w:after="20"/>
+            </w:pPr>
+            <w:r/>
+            <w:r>
+              <w:rPr>
+                <w:rFonts w:ascii="Times New Roman" w:hAnsi="Times New Roman"/>
+                <w:sz w:val="19"/>
+              </w:rPr>
+              <w:t>ERP</w:t>
+            </w:r>
+          </w:p>
+        </w:tc>
+        <w:tc>
+          <w:tcPr>
+            <w:tcW w:type="dxa" w:w="100"/>
+          </w:tcPr>
+          <w:p>
+            <w:pPr>
+              <w:spacing w:after="20"/>
+            </w:pPr>
+            <w:r/>
+            <w:r>
+              <w:rPr>
+                <w:rFonts w:ascii="Times New Roman" w:hAnsi="Times New Roman"/>
+                <w:sz w:val="19"/>
+              </w:rPr>
+              <w:t>1 giờ</w:t>
+            </w:r>
+          </w:p>
+        </w:tc>
+      </w:tr>
+      <w:tr>
+        <w:tc>
+          <w:tcPr>
+            <w:tcW w:type="dxa" w:w="100"/>
+          </w:tcPr>
+          <w:p>
+            <w:pPr>
+              <w:spacing w:after="20"/>
+            </w:pPr>
+            <w:r/>
+            <w:r>
+              <w:rPr>
+                <w:rFonts w:ascii="Times New Roman" w:hAnsi="Times New Roman"/>
+                <w:sz w:val="19"/>
+              </w:rPr>
+              <w:t>5</w:t>
+            </w:r>
+          </w:p>
+        </w:tc>
+        <w:tc>
+          <w:tcPr>
+            <w:tcW w:type="dxa" w:w="100"/>
+          </w:tcPr>
+          <w:p>
+            <w:pPr>
+              <w:spacing w:after="20"/>
+            </w:pPr>
+            <w:r/>
+            <w:r>
+              <w:rPr>
+                <w:rFonts w:ascii="Times New Roman" w:hAnsi="Times New Roman"/>
+                <w:sz w:val="19"/>
+              </w:rPr>
+              <w:t>Quyết định: Nhu cầu ròng &gt; 0? [Nếu không → điều chuyển nội bộ giữa các cửa hàng]</w:t>
+            </w:r>
+          </w:p>
+        </w:tc>
+        <w:tc>
+          <w:tcPr>
+            <w:tcW w:type="dxa" w:w="100"/>
+          </w:tcPr>
+          <w:p>
+            <w:pPr>
+              <w:spacing w:after="20"/>
+            </w:pPr>
+            <w:r/>
+            <w:r>
+              <w:rPr>
+                <w:rFonts w:ascii="Times New Roman" w:hAnsi="Times New Roman"/>
+                <w:sz w:val="19"/>
+              </w:rPr>
+              <w:t>BP Kế hoạch cung ứng</w:t>
+            </w:r>
+          </w:p>
+        </w:tc>
+        <w:tc>
+          <w:tcPr>
+            <w:tcW w:type="dxa" w:w="100"/>
+          </w:tcPr>
+          <w:p>
+            <w:pPr>
+              <w:spacing w:after="20"/>
+            </w:pPr>
+            <w:r/>
+            <w:r>
+              <w:rPr>
+                <w:rFonts w:ascii="Times New Roman" w:hAnsi="Times New Roman"/>
+                <w:sz w:val="19"/>
+              </w:rPr>
+              <w:t>ERP</w:t>
+            </w:r>
+          </w:p>
+        </w:tc>
+        <w:tc>
+          <w:tcPr>
+            <w:tcW w:type="dxa" w:w="100"/>
+          </w:tcPr>
+          <w:p>
+            <w:pPr>
+              <w:spacing w:after="20"/>
+            </w:pPr>
+            <w:r/>
+            <w:r>
+              <w:rPr>
+                <w:rFonts w:ascii="Times New Roman" w:hAnsi="Times New Roman"/>
+                <w:sz w:val="19"/>
+              </w:rPr>
+              <w:t>—</w:t>
+            </w:r>
+          </w:p>
+        </w:tc>
+      </w:tr>
+      <w:tr>
+        <w:tc>
+          <w:tcPr>
+            <w:tcW w:type="dxa" w:w="100"/>
+          </w:tcPr>
+          <w:p>
+            <w:pPr>
+              <w:spacing w:after="20"/>
+            </w:pPr>
+            <w:r/>
+            <w:r>
+              <w:rPr>
+                <w:rFonts w:ascii="Times New Roman" w:hAnsi="Times New Roman"/>
+                <w:sz w:val="19"/>
+              </w:rPr>
+              <w:t>6</w:t>
+            </w:r>
+          </w:p>
+        </w:tc>
+        <w:tc>
+          <w:tcPr>
+            <w:tcW w:type="dxa" w:w="100"/>
+          </w:tcPr>
+          <w:p>
+            <w:pPr>
+              <w:spacing w:after="20"/>
+            </w:pPr>
+            <w:r/>
+            <w:r>
+              <w:rPr>
+                <w:rFonts w:ascii="Times New Roman" w:hAnsi="Times New Roman"/>
+                <w:sz w:val="19"/>
+              </w:rPr>
+              <w:t>Lập kế hoạch nhu cầu mua, chốt chu kỳ đặt hàng cho từng ngành hàng</w:t>
+            </w:r>
+          </w:p>
+        </w:tc>
+        <w:tc>
+          <w:tcPr>
+            <w:tcW w:type="dxa" w:w="100"/>
+          </w:tcPr>
+          <w:p>
+            <w:pPr>
+              <w:spacing w:after="20"/>
+            </w:pPr>
+            <w:r/>
+            <w:r>
+              <w:rPr>
+                <w:rFonts w:ascii="Times New Roman" w:hAnsi="Times New Roman"/>
+                <w:sz w:val="19"/>
+              </w:rPr>
+              <w:t>BP Kế hoạch cung ứng</w:t>
+            </w:r>
+          </w:p>
+        </w:tc>
+        <w:tc>
+          <w:tcPr>
+            <w:tcW w:type="dxa" w:w="100"/>
+          </w:tcPr>
+          <w:p>
+            <w:pPr>
+              <w:spacing w:after="20"/>
+            </w:pPr>
+            <w:r/>
+            <w:r>
+              <w:rPr>
+                <w:rFonts w:ascii="Times New Roman" w:hAnsi="Times New Roman"/>
+                <w:sz w:val="19"/>
+              </w:rPr>
+              <w:t>ERP</w:t>
+            </w:r>
+          </w:p>
+        </w:tc>
+        <w:tc>
+          <w:tcPr>
+            <w:tcW w:type="dxa" w:w="100"/>
+          </w:tcPr>
+          <w:p>
+            <w:pPr>
+              <w:spacing w:after="20"/>
+            </w:pPr>
+            <w:r/>
+            <w:r>
+              <w:rPr>
+                <w:rFonts w:ascii="Times New Roman" w:hAnsi="Times New Roman"/>
+                <w:sz w:val="19"/>
+              </w:rPr>
+              <w:t>1,5 giờ</w:t>
+            </w:r>
+          </w:p>
+        </w:tc>
+      </w:tr>
+      <w:tr>
+        <w:tc>
+          <w:tcPr>
+            <w:tcW w:type="dxa" w:w="100"/>
+          </w:tcPr>
+          <w:p>
+            <w:pPr>
+              <w:spacing w:after="20"/>
+            </w:pPr>
+            <w:r/>
+            <w:r>
+              <w:rPr>
+                <w:rFonts w:ascii="Times New Roman" w:hAnsi="Times New Roman"/>
+                <w:sz w:val="19"/>
+              </w:rPr>
+              <w:t>7</w:t>
+            </w:r>
+          </w:p>
+        </w:tc>
+        <w:tc>
+          <w:tcPr>
+            <w:tcW w:type="dxa" w:w="100"/>
+          </w:tcPr>
+          <w:p>
+            <w:pPr>
+              <w:spacing w:after="20"/>
+            </w:pPr>
+            <w:r/>
+            <w:r>
+              <w:rPr>
+                <w:rFonts w:ascii="Times New Roman" w:hAnsi="Times New Roman"/>
+                <w:sz w:val="19"/>
+              </w:rPr>
+              <w:t>Quyết định: Đã có NCC &amp; hợp đồng khung còn hiệu lực? [Nếu có → sang bước 15]</w:t>
+            </w:r>
+          </w:p>
+        </w:tc>
+        <w:tc>
+          <w:tcPr>
+            <w:tcW w:type="dxa" w:w="100"/>
+          </w:tcPr>
+          <w:p>
+            <w:pPr>
+              <w:spacing w:after="20"/>
+            </w:pPr>
+            <w:r/>
+            <w:r>
+              <w:rPr>
+                <w:rFonts w:ascii="Times New Roman" w:hAnsi="Times New Roman"/>
+                <w:sz w:val="19"/>
+              </w:rPr>
+              <w:t>Phòng Thu mua</w:t>
+            </w:r>
+          </w:p>
+        </w:tc>
+        <w:tc>
+          <w:tcPr>
+            <w:tcW w:type="dxa" w:w="100"/>
+          </w:tcPr>
+          <w:p>
+            <w:pPr>
+              <w:spacing w:after="20"/>
+            </w:pPr>
+            <w:r/>
+            <w:r>
+              <w:rPr>
+                <w:rFonts w:ascii="Times New Roman" w:hAnsi="Times New Roman"/>
+                <w:sz w:val="19"/>
+              </w:rPr>
+              <w:t>ERP</w:t>
+            </w:r>
+          </w:p>
+        </w:tc>
+        <w:tc>
+          <w:tcPr>
+            <w:tcW w:type="dxa" w:w="100"/>
+          </w:tcPr>
+          <w:p>
+            <w:pPr>
+              <w:spacing w:after="20"/>
+            </w:pPr>
+            <w:r/>
+            <w:r>
+              <w:rPr>
+                <w:rFonts w:ascii="Times New Roman" w:hAnsi="Times New Roman"/>
+                <w:sz w:val="19"/>
+              </w:rPr>
+              <w:t>—</w:t>
+            </w:r>
+          </w:p>
+        </w:tc>
+      </w:tr>
+      <w:tr>
+        <w:tc>
+          <w:tcPr>
+            <w:tcW w:type="dxa" w:w="100"/>
+          </w:tcPr>
+          <w:p>
+            <w:pPr>
+              <w:spacing w:after="20"/>
+            </w:pPr>
+            <w:r/>
+            <w:r>
+              <w:rPr>
+                <w:rFonts w:ascii="Times New Roman" w:hAnsi="Times New Roman"/>
+                <w:sz w:val="19"/>
+              </w:rPr>
+              <w:t>8</w:t>
+            </w:r>
+          </w:p>
+        </w:tc>
+        <w:tc>
+          <w:tcPr>
+            <w:tcW w:type="dxa" w:w="100"/>
+          </w:tcPr>
+          <w:p>
+            <w:pPr>
+              <w:spacing w:after="20"/>
+            </w:pPr>
+            <w:r/>
+            <w:r>
+              <w:rPr>
+                <w:rFonts w:ascii="Times New Roman" w:hAnsi="Times New Roman"/>
+                <w:sz w:val="19"/>
+              </w:rPr>
+              <w:t>Khảo sát giá thị trường, chợ đầu mối &amp; vùng trồng theo mùa vụ</w:t>
+            </w:r>
+          </w:p>
+        </w:tc>
+        <w:tc>
+          <w:tcPr>
+            <w:tcW w:type="dxa" w:w="100"/>
+          </w:tcPr>
+          <w:p>
+            <w:pPr>
+              <w:spacing w:after="20"/>
+            </w:pPr>
+            <w:r/>
+            <w:r>
+              <w:rPr>
+                <w:rFonts w:ascii="Times New Roman" w:hAnsi="Times New Roman"/>
+                <w:sz w:val="19"/>
+              </w:rPr>
+              <w:t>Phòng Thu mua</w:t>
+            </w:r>
+          </w:p>
+        </w:tc>
+        <w:tc>
+          <w:tcPr>
+            <w:tcW w:type="dxa" w:w="100"/>
+          </w:tcPr>
+          <w:p>
+            <w:pPr>
+              <w:spacing w:after="20"/>
+            </w:pPr>
+            <w:r/>
+            <w:r>
+              <w:rPr>
+                <w:rFonts w:ascii="Times New Roman" w:hAnsi="Times New Roman"/>
+                <w:sz w:val="19"/>
+              </w:rPr>
+              <w:t>Khảo sát thực địa + Excel</w:t>
+            </w:r>
+          </w:p>
+        </w:tc>
+        <w:tc>
+          <w:tcPr>
+            <w:tcW w:type="dxa" w:w="100"/>
+          </w:tcPr>
+          <w:p>
+            <w:pPr>
+              <w:spacing w:after="20"/>
+            </w:pPr>
+            <w:r/>
+            <w:r>
+              <w:rPr>
+                <w:rFonts w:ascii="Times New Roman" w:hAnsi="Times New Roman"/>
+                <w:sz w:val="19"/>
+              </w:rPr>
+              <w:t>1 ngày</w:t>
+            </w:r>
+          </w:p>
+        </w:tc>
+      </w:tr>
+      <w:tr>
+        <w:tc>
+          <w:tcPr>
+            <w:tcW w:type="dxa" w:w="100"/>
+          </w:tcPr>
+          <w:p>
+            <w:pPr>
+              <w:spacing w:after="20"/>
+            </w:pPr>
+            <w:r/>
+            <w:r>
+              <w:rPr>
+                <w:rFonts w:ascii="Times New Roman" w:hAnsi="Times New Roman"/>
+                <w:sz w:val="19"/>
+              </w:rPr>
+              <w:t>9</w:t>
+            </w:r>
+          </w:p>
+        </w:tc>
+        <w:tc>
+          <w:tcPr>
+            <w:tcW w:type="dxa" w:w="100"/>
+          </w:tcPr>
+          <w:p>
+            <w:pPr>
+              <w:spacing w:after="20"/>
+            </w:pPr>
+            <w:r/>
+            <w:r>
+              <w:rPr>
+                <w:rFonts w:ascii="Times New Roman" w:hAnsi="Times New Roman"/>
+                <w:sz w:val="19"/>
+              </w:rPr>
+              <w:t>Lập danh sách dài NCC tiềm năng &amp; sàng lọc sơ bộ (sản lượng, vùng trồng, chứng nhận, năng lực giao lạnh) → danh sách rút gọn</w:t>
+            </w:r>
+          </w:p>
+        </w:tc>
+        <w:tc>
+          <w:tcPr>
+            <w:tcW w:type="dxa" w:w="100"/>
+          </w:tcPr>
+          <w:p>
+            <w:pPr>
+              <w:spacing w:after="20"/>
+            </w:pPr>
+            <w:r/>
+            <w:r>
+              <w:rPr>
+                <w:rFonts w:ascii="Times New Roman" w:hAnsi="Times New Roman"/>
+                <w:sz w:val="19"/>
+              </w:rPr>
+              <w:t>Phòng Thu mua</w:t>
+            </w:r>
+          </w:p>
+        </w:tc>
+        <w:tc>
+          <w:tcPr>
+            <w:tcW w:type="dxa" w:w="100"/>
+          </w:tcPr>
+          <w:p>
+            <w:pPr>
+              <w:spacing w:after="20"/>
+            </w:pPr>
+            <w:r/>
+            <w:r>
+              <w:rPr>
+                <w:rFonts w:ascii="Times New Roman" w:hAnsi="Times New Roman"/>
+                <w:sz w:val="19"/>
+              </w:rPr>
+              <w:t>Bảng tiêu chí + ERP</w:t>
+            </w:r>
+          </w:p>
+        </w:tc>
+        <w:tc>
+          <w:tcPr>
+            <w:tcW w:type="dxa" w:w="100"/>
+          </w:tcPr>
+          <w:p>
+            <w:pPr>
+              <w:spacing w:after="20"/>
+            </w:pPr>
+            <w:r/>
+            <w:r>
+              <w:rPr>
+                <w:rFonts w:ascii="Times New Roman" w:hAnsi="Times New Roman"/>
+                <w:sz w:val="19"/>
+              </w:rPr>
+              <w:t>1–2 ngày</w:t>
+            </w:r>
+          </w:p>
+        </w:tc>
+      </w:tr>
+      <w:tr>
+        <w:tc>
+          <w:tcPr>
+            <w:tcW w:type="dxa" w:w="100"/>
+          </w:tcPr>
+          <w:p>
+            <w:pPr>
+              <w:spacing w:after="20"/>
+            </w:pPr>
+            <w:r/>
+            <w:r>
+              <w:rPr>
+                <w:rFonts w:ascii="Times New Roman" w:hAnsi="Times New Roman"/>
+                <w:sz w:val="19"/>
+              </w:rPr>
+              <w:t>10a</w:t>
+            </w:r>
+          </w:p>
+        </w:tc>
+        <w:tc>
+          <w:tcPr>
+            <w:tcW w:type="dxa" w:w="100"/>
+          </w:tcPr>
+          <w:p>
+            <w:pPr>
+              <w:spacing w:after="20"/>
+            </w:pPr>
+            <w:r/>
+            <w:r>
+              <w:rPr>
+                <w:rFonts w:ascii="Times New Roman" w:hAnsi="Times New Roman"/>
+                <w:sz w:val="19"/>
+              </w:rPr>
+              <w:t>[Song song] Gửi thư mời báo giá (RFQ) &amp; tiếp nhận báo giá của NCC</w:t>
+            </w:r>
+          </w:p>
+        </w:tc>
+        <w:tc>
+          <w:tcPr>
+            <w:tcW w:type="dxa" w:w="100"/>
+          </w:tcPr>
+          <w:p>
+            <w:pPr>
+              <w:spacing w:after="20"/>
+            </w:pPr>
+            <w:r/>
+            <w:r>
+              <w:rPr>
+                <w:rFonts w:ascii="Times New Roman" w:hAnsi="Times New Roman"/>
+                <w:sz w:val="19"/>
+              </w:rPr>
+              <w:t>Phòng Thu mua</w:t>
+            </w:r>
+          </w:p>
+        </w:tc>
+        <w:tc>
+          <w:tcPr>
+            <w:tcW w:type="dxa" w:w="100"/>
+          </w:tcPr>
+          <w:p>
+            <w:pPr>
+              <w:spacing w:after="20"/>
+            </w:pPr>
+            <w:r/>
+            <w:r>
+              <w:rPr>
+                <w:rFonts w:ascii="Times New Roman" w:hAnsi="Times New Roman"/>
+                <w:sz w:val="19"/>
+              </w:rPr>
+              <w:t>Email / Portal NCC</w:t>
+            </w:r>
+          </w:p>
+        </w:tc>
+        <w:tc>
+          <w:tcPr>
+            <w:tcW w:type="dxa" w:w="100"/>
+          </w:tcPr>
+          <w:p>
+            <w:pPr>
+              <w:spacing w:after="20"/>
+            </w:pPr>
+            <w:r/>
+            <w:r>
+              <w:rPr>
+                <w:rFonts w:ascii="Times New Roman" w:hAnsi="Times New Roman"/>
+                <w:sz w:val="19"/>
+              </w:rPr>
+              <w:t>1,5 giờ</w:t>
+            </w:r>
+          </w:p>
+        </w:tc>
+      </w:tr>
+      <w:tr>
+        <w:tc>
+          <w:tcPr>
+            <w:tcW w:type="dxa" w:w="100"/>
+          </w:tcPr>
+          <w:p>
+            <w:pPr>
+              <w:spacing w:after="20"/>
+            </w:pPr>
+            <w:r/>
+            <w:r>
+              <w:rPr>
+                <w:rFonts w:ascii="Times New Roman" w:hAnsi="Times New Roman"/>
+                <w:sz w:val="19"/>
+              </w:rPr>
+              <w:t>10b</w:t>
+            </w:r>
+          </w:p>
+        </w:tc>
+        <w:tc>
+          <w:tcPr>
+            <w:tcW w:type="dxa" w:w="100"/>
+          </w:tcPr>
+          <w:p>
+            <w:pPr>
+              <w:spacing w:after="20"/>
+            </w:pPr>
+            <w:r/>
+            <w:r>
+              <w:rPr>
+                <w:rFonts w:ascii="Times New Roman" w:hAnsi="Times New Roman"/>
+                <w:sz w:val="19"/>
+              </w:rPr>
+              <w:t>[Song song] Thẩm định hồ sơ pháp lý &amp; chứng nhận, kiểm nghiệm mẫu tại lab, đánh giá thực địa nông trại</w:t>
+            </w:r>
+          </w:p>
+        </w:tc>
+        <w:tc>
+          <w:tcPr>
+            <w:tcW w:type="dxa" w:w="100"/>
+          </w:tcPr>
+          <w:p>
+            <w:pPr>
+              <w:spacing w:after="20"/>
+            </w:pPr>
+            <w:r/>
+            <w:r>
+              <w:rPr>
+                <w:rFonts w:ascii="Times New Roman" w:hAnsi="Times New Roman"/>
+                <w:sz w:val="19"/>
+              </w:rPr>
+              <w:t>Phòng QA/QC</w:t>
+            </w:r>
+          </w:p>
+        </w:tc>
+        <w:tc>
+          <w:tcPr>
+            <w:tcW w:type="dxa" w:w="100"/>
+          </w:tcPr>
+          <w:p>
+            <w:pPr>
+              <w:spacing w:after="20"/>
+            </w:pPr>
+            <w:r/>
+            <w:r>
+              <w:rPr>
+                <w:rFonts w:ascii="Times New Roman" w:hAnsi="Times New Roman"/>
+                <w:sz w:val="19"/>
+              </w:rPr>
+              <w:t>Lab + biên bản đánh giá</w:t>
+            </w:r>
+          </w:p>
+        </w:tc>
+        <w:tc>
+          <w:tcPr>
+            <w:tcW w:type="dxa" w:w="100"/>
+          </w:tcPr>
+          <w:p>
+            <w:pPr>
+              <w:spacing w:after="20"/>
+            </w:pPr>
+            <w:r/>
+            <w:r>
+              <w:rPr>
+                <w:rFonts w:ascii="Times New Roman" w:hAnsi="Times New Roman"/>
+                <w:sz w:val="19"/>
+              </w:rPr>
+              <w:t>5 ngày</w:t>
+            </w:r>
+          </w:p>
+        </w:tc>
+      </w:tr>
+      <w:tr>
+        <w:tc>
+          <w:tcPr>
+            <w:tcW w:type="dxa" w:w="100"/>
+          </w:tcPr>
+          <w:p>
+            <w:pPr>
+              <w:spacing w:after="20"/>
+            </w:pPr>
+            <w:r/>
+            <w:r>
+              <w:rPr>
+                <w:rFonts w:ascii="Times New Roman" w:hAnsi="Times New Roman"/>
+                <w:sz w:val="19"/>
+              </w:rPr>
+              <w:t>11</w:t>
+            </w:r>
+          </w:p>
+        </w:tc>
+        <w:tc>
+          <w:tcPr>
+            <w:tcW w:type="dxa" w:w="100"/>
+          </w:tcPr>
+          <w:p>
+            <w:pPr>
+              <w:spacing w:after="20"/>
+            </w:pPr>
+            <w:r/>
+            <w:r>
+              <w:rPr>
+                <w:rFonts w:ascii="Times New Roman" w:hAnsi="Times New Roman"/>
+                <w:sz w:val="19"/>
+              </w:rPr>
+              <w:t>Quyết định: NCC đạt chuẩn ATTP &amp; hồ sơ pháp lý? [Nếu không → lưu hồ sơ theo dõi 6 tháng]</w:t>
+            </w:r>
+          </w:p>
+        </w:tc>
+        <w:tc>
+          <w:tcPr>
+            <w:tcW w:type="dxa" w:w="100"/>
+          </w:tcPr>
+          <w:p>
+            <w:pPr>
+              <w:spacing w:after="20"/>
+            </w:pPr>
+            <w:r/>
+            <w:r>
+              <w:rPr>
+                <w:rFonts w:ascii="Times New Roman" w:hAnsi="Times New Roman"/>
+                <w:sz w:val="19"/>
+              </w:rPr>
+              <w:t>QA/QC + Thu mua</w:t>
+            </w:r>
+          </w:p>
+        </w:tc>
+        <w:tc>
+          <w:tcPr>
+            <w:tcW w:type="dxa" w:w="100"/>
+          </w:tcPr>
+          <w:p>
+            <w:pPr>
+              <w:spacing w:after="20"/>
+            </w:pPr>
+            <w:r/>
+            <w:r>
+              <w:rPr>
+                <w:rFonts w:ascii="Times New Roman" w:hAnsi="Times New Roman"/>
+                <w:sz w:val="19"/>
+              </w:rPr>
+              <w:t>VietGAP / HACCP</w:t>
+            </w:r>
+          </w:p>
+        </w:tc>
+        <w:tc>
+          <w:tcPr>
+            <w:tcW w:type="dxa" w:w="100"/>
+          </w:tcPr>
+          <w:p>
+            <w:pPr>
+              <w:spacing w:after="20"/>
+            </w:pPr>
+            <w:r/>
+            <w:r>
+              <w:rPr>
+                <w:rFonts w:ascii="Times New Roman" w:hAnsi="Times New Roman"/>
+                <w:sz w:val="19"/>
+              </w:rPr>
+              <w:t>1 ngày</w:t>
+            </w:r>
+          </w:p>
+        </w:tc>
+      </w:tr>
+      <w:tr>
+        <w:tc>
+          <w:tcPr>
+            <w:tcW w:type="dxa" w:w="100"/>
+          </w:tcPr>
+          <w:p>
+            <w:pPr>
+              <w:spacing w:after="20"/>
+            </w:pPr>
+            <w:r/>
+            <w:r>
+              <w:rPr>
+                <w:rFonts w:ascii="Times New Roman" w:hAnsi="Times New Roman"/>
+                <w:sz w:val="19"/>
+              </w:rPr>
+              <w:t>12</w:t>
+            </w:r>
+          </w:p>
+        </w:tc>
+        <w:tc>
+          <w:tcPr>
+            <w:tcW w:type="dxa" w:w="100"/>
+          </w:tcPr>
+          <w:p>
+            <w:pPr>
+              <w:spacing w:after="20"/>
+            </w:pPr>
+            <w:r/>
+            <w:r>
+              <w:rPr>
+                <w:rFonts w:ascii="Times New Roman" w:hAnsi="Times New Roman"/>
+                <w:sz w:val="19"/>
+              </w:rPr>
+              <w:t>Chấm điểm &amp; so sánh NCC theo trọng số (giá 40% – chất lượng 30% – giao hàng 20% – thanh toán 10%), đàm phán giá &amp; điều khoản</w:t>
+            </w:r>
+          </w:p>
+        </w:tc>
+        <w:tc>
+          <w:tcPr>
+            <w:tcW w:type="dxa" w:w="100"/>
+          </w:tcPr>
+          <w:p>
+            <w:pPr>
+              <w:spacing w:after="20"/>
+            </w:pPr>
+            <w:r/>
+            <w:r>
+              <w:rPr>
+                <w:rFonts w:ascii="Times New Roman" w:hAnsi="Times New Roman"/>
+                <w:sz w:val="19"/>
+              </w:rPr>
+              <w:t>Phòng Thu mua</w:t>
+            </w:r>
+          </w:p>
+        </w:tc>
+        <w:tc>
+          <w:tcPr>
+            <w:tcW w:type="dxa" w:w="100"/>
+          </w:tcPr>
+          <w:p>
+            <w:pPr>
+              <w:spacing w:after="20"/>
+            </w:pPr>
+            <w:r/>
+            <w:r>
+              <w:rPr>
+                <w:rFonts w:ascii="Times New Roman" w:hAnsi="Times New Roman"/>
+                <w:sz w:val="19"/>
+              </w:rPr>
+              <w:t>Bảng chấm điểm NCC</w:t>
+            </w:r>
+          </w:p>
+        </w:tc>
+        <w:tc>
+          <w:tcPr>
+            <w:tcW w:type="dxa" w:w="100"/>
+          </w:tcPr>
+          <w:p>
+            <w:pPr>
+              <w:spacing w:after="20"/>
+            </w:pPr>
+            <w:r/>
+            <w:r>
+              <w:rPr>
+                <w:rFonts w:ascii="Times New Roman" w:hAnsi="Times New Roman"/>
+                <w:sz w:val="19"/>
+              </w:rPr>
+              <w:t>1–2 ngày</w:t>
+            </w:r>
+          </w:p>
+        </w:tc>
+      </w:tr>
+      <w:tr>
+        <w:tc>
+          <w:tcPr>
+            <w:tcW w:type="dxa" w:w="100"/>
+          </w:tcPr>
+          <w:p>
+            <w:pPr>
+              <w:spacing w:after="20"/>
+            </w:pPr>
+            <w:r/>
+            <w:r>
+              <w:rPr>
+                <w:rFonts w:ascii="Times New Roman" w:hAnsi="Times New Roman"/>
+                <w:sz w:val="19"/>
+              </w:rPr>
+              <w:t>13</w:t>
+            </w:r>
+          </w:p>
+        </w:tc>
+        <w:tc>
+          <w:tcPr>
+            <w:tcW w:type="dxa" w:w="100"/>
+          </w:tcPr>
+          <w:p>
+            <w:pPr>
+              <w:spacing w:after="20"/>
+            </w:pPr>
+            <w:r/>
+            <w:r>
+              <w:rPr>
+                <w:rFonts w:ascii="Times New Roman" w:hAnsi="Times New Roman"/>
+                <w:sz w:val="19"/>
+              </w:rPr>
+              <w:t>Lập tờ trình phê duyệt NCC &amp; dự thảo hợp đồng khung, trình Ban Giám đốc</w:t>
+            </w:r>
+          </w:p>
+        </w:tc>
+        <w:tc>
+          <w:tcPr>
+            <w:tcW w:type="dxa" w:w="100"/>
+          </w:tcPr>
+          <w:p>
+            <w:pPr>
+              <w:spacing w:after="20"/>
+            </w:pPr>
+            <w:r/>
+            <w:r>
+              <w:rPr>
+                <w:rFonts w:ascii="Times New Roman" w:hAnsi="Times New Roman"/>
+                <w:sz w:val="19"/>
+              </w:rPr>
+              <w:t>Thu mua + Ban Giám đốc</w:t>
+            </w:r>
+          </w:p>
+        </w:tc>
+        <w:tc>
+          <w:tcPr>
+            <w:tcW w:type="dxa" w:w="100"/>
+          </w:tcPr>
+          <w:p>
+            <w:pPr>
+              <w:spacing w:after="20"/>
+            </w:pPr>
+            <w:r/>
+            <w:r>
+              <w:rPr>
+                <w:rFonts w:ascii="Times New Roman" w:hAnsi="Times New Roman"/>
+                <w:sz w:val="19"/>
+              </w:rPr>
+              <w:t>Word + email</w:t>
+            </w:r>
+          </w:p>
+        </w:tc>
+        <w:tc>
+          <w:tcPr>
+            <w:tcW w:type="dxa" w:w="100"/>
+          </w:tcPr>
+          <w:p>
+            <w:pPr>
+              <w:spacing w:after="20"/>
+            </w:pPr>
+            <w:r/>
+            <w:r>
+              <w:rPr>
+                <w:rFonts w:ascii="Times New Roman" w:hAnsi="Times New Roman"/>
+                <w:sz w:val="19"/>
+              </w:rPr>
+              <w:t>2,5–3 ngày</w:t>
+            </w:r>
+          </w:p>
+        </w:tc>
+      </w:tr>
+      <w:tr>
+        <w:tc>
+          <w:tcPr>
+            <w:tcW w:type="dxa" w:w="100"/>
+          </w:tcPr>
+          <w:p>
+            <w:pPr>
+              <w:spacing w:after="20"/>
+            </w:pPr>
+            <w:r/>
+            <w:r>
+              <w:rPr>
+                <w:rFonts w:ascii="Times New Roman" w:hAnsi="Times New Roman"/>
+                <w:sz w:val="19"/>
+              </w:rPr>
+              <w:t>14</w:t>
+            </w:r>
+          </w:p>
+        </w:tc>
+        <w:tc>
+          <w:tcPr>
+            <w:tcW w:type="dxa" w:w="100"/>
+          </w:tcPr>
+          <w:p>
+            <w:pPr>
+              <w:spacing w:after="20"/>
+            </w:pPr>
+            <w:r/>
+            <w:r>
+              <w:rPr>
+                <w:rFonts w:ascii="Times New Roman" w:hAnsi="Times New Roman"/>
+                <w:sz w:val="19"/>
+              </w:rPr>
+              <w:t>Ký hợp đồng khung, khai báo NCC &amp; bảng giá lên hệ thống ERP</w:t>
+            </w:r>
+          </w:p>
+        </w:tc>
+        <w:tc>
+          <w:tcPr>
+            <w:tcW w:type="dxa" w:w="100"/>
+          </w:tcPr>
+          <w:p>
+            <w:pPr>
+              <w:spacing w:after="20"/>
+            </w:pPr>
+            <w:r/>
+            <w:r>
+              <w:rPr>
+                <w:rFonts w:ascii="Times New Roman" w:hAnsi="Times New Roman"/>
+                <w:sz w:val="19"/>
+              </w:rPr>
+              <w:t>Phòng Thu mua</w:t>
+            </w:r>
+          </w:p>
+        </w:tc>
+        <w:tc>
+          <w:tcPr>
+            <w:tcW w:type="dxa" w:w="100"/>
+          </w:tcPr>
+          <w:p>
+            <w:pPr>
+              <w:spacing w:after="20"/>
+            </w:pPr>
+            <w:r/>
+            <w:r>
+              <w:rPr>
+                <w:rFonts w:ascii="Times New Roman" w:hAnsi="Times New Roman"/>
+                <w:sz w:val="19"/>
+              </w:rPr>
+              <w:t>ERP + hợp đồng</w:t>
+            </w:r>
+          </w:p>
+        </w:tc>
+        <w:tc>
+          <w:tcPr>
+            <w:tcW w:type="dxa" w:w="100"/>
+          </w:tcPr>
+          <w:p>
+            <w:pPr>
+              <w:spacing w:after="20"/>
+            </w:pPr>
+            <w:r/>
+            <w:r>
+              <w:rPr>
+                <w:rFonts w:ascii="Times New Roman" w:hAnsi="Times New Roman"/>
+                <w:sz w:val="19"/>
+              </w:rPr>
+              <w:t>0,5 ngày</w:t>
+            </w:r>
+          </w:p>
+        </w:tc>
+      </w:tr>
+      <w:tr>
+        <w:tc>
+          <w:tcPr>
+            <w:tcW w:type="dxa" w:w="100"/>
+          </w:tcPr>
+          <w:p>
+            <w:pPr>
+              <w:spacing w:after="20"/>
+            </w:pPr>
+            <w:r/>
+            <w:r>
+              <w:rPr>
+                <w:rFonts w:ascii="Times New Roman" w:hAnsi="Times New Roman"/>
+                <w:sz w:val="19"/>
+              </w:rPr>
+              <w:t>15</w:t>
+            </w:r>
+          </w:p>
+        </w:tc>
+        <w:tc>
+          <w:tcPr>
+            <w:tcW w:type="dxa" w:w="100"/>
+          </w:tcPr>
+          <w:p>
+            <w:pPr>
+              <w:spacing w:after="20"/>
+            </w:pPr>
+            <w:r/>
+            <w:r>
+              <w:rPr>
+                <w:rFonts w:ascii="Times New Roman" w:hAnsi="Times New Roman"/>
+                <w:sz w:val="19"/>
+              </w:rPr>
+              <w:t>Kiểm tra hạn mức ngân sách thu mua kỳ; lập &amp; phê duyệt PO theo hạn mức giá trị</w:t>
+            </w:r>
+          </w:p>
+        </w:tc>
+        <w:tc>
+          <w:tcPr>
+            <w:tcW w:type="dxa" w:w="100"/>
+          </w:tcPr>
+          <w:p>
+            <w:pPr>
+              <w:spacing w:after="20"/>
+            </w:pPr>
+            <w:r/>
+            <w:r>
+              <w:rPr>
+                <w:rFonts w:ascii="Times New Roman" w:hAnsi="Times New Roman"/>
+                <w:sz w:val="19"/>
+              </w:rPr>
+              <w:t>Thu mua + Ban Giám đốc</w:t>
+            </w:r>
+          </w:p>
+        </w:tc>
+        <w:tc>
+          <w:tcPr>
+            <w:tcW w:type="dxa" w:w="100"/>
+          </w:tcPr>
+          <w:p>
+            <w:pPr>
+              <w:spacing w:after="20"/>
+            </w:pPr>
+            <w:r/>
+            <w:r>
+              <w:rPr>
+                <w:rFonts w:ascii="Times New Roman" w:hAnsi="Times New Roman"/>
+                <w:sz w:val="19"/>
+              </w:rPr>
+              <w:t>ERP</w:t>
+            </w:r>
+          </w:p>
+        </w:tc>
+        <w:tc>
+          <w:tcPr>
+            <w:tcW w:type="dxa" w:w="100"/>
+          </w:tcPr>
+          <w:p>
+            <w:pPr>
+              <w:spacing w:after="20"/>
+            </w:pPr>
+            <w:r/>
+            <w:r>
+              <w:rPr>
+                <w:rFonts w:ascii="Times New Roman" w:hAnsi="Times New Roman"/>
+                <w:sz w:val="19"/>
+              </w:rPr>
+              <w:t>1,5 ngày</w:t>
+            </w:r>
+          </w:p>
+        </w:tc>
+      </w:tr>
+      <w:tr>
+        <w:tc>
+          <w:tcPr>
+            <w:tcW w:type="dxa" w:w="100"/>
+          </w:tcPr>
+          <w:p>
+            <w:pPr>
+              <w:spacing w:after="20"/>
+            </w:pPr>
+            <w:r/>
+            <w:r>
+              <w:rPr>
+                <w:rFonts w:ascii="Times New Roman" w:hAnsi="Times New Roman"/>
+                <w:sz w:val="19"/>
+              </w:rPr>
+              <w:t>16</w:t>
+            </w:r>
+          </w:p>
+        </w:tc>
+        <w:tc>
+          <w:tcPr>
+            <w:tcW w:type="dxa" w:w="100"/>
+          </w:tcPr>
+          <w:p>
+            <w:pPr>
+              <w:spacing w:after="20"/>
+            </w:pPr>
+            <w:r/>
+            <w:r>
+              <w:rPr>
+                <w:rFonts w:ascii="Times New Roman" w:hAnsi="Times New Roman"/>
+                <w:sz w:val="19"/>
+              </w:rPr>
+              <w:t>Gửi PO đã duyệt cho NCC, chốt lịch &amp; khung giờ giao hàng</w:t>
+            </w:r>
+          </w:p>
+        </w:tc>
+        <w:tc>
+          <w:tcPr>
+            <w:tcW w:type="dxa" w:w="100"/>
+          </w:tcPr>
+          <w:p>
+            <w:pPr>
+              <w:spacing w:after="20"/>
+            </w:pPr>
+            <w:r/>
+            <w:r>
+              <w:rPr>
+                <w:rFonts w:ascii="Times New Roman" w:hAnsi="Times New Roman"/>
+                <w:sz w:val="19"/>
+              </w:rPr>
+              <w:t>Phòng Thu mua</w:t>
+            </w:r>
+          </w:p>
+        </w:tc>
+        <w:tc>
+          <w:tcPr>
+            <w:tcW w:type="dxa" w:w="100"/>
+          </w:tcPr>
+          <w:p>
+            <w:pPr>
+              <w:spacing w:after="20"/>
+            </w:pPr>
+            <w:r/>
+            <w:r>
+              <w:rPr>
+                <w:rFonts w:ascii="Times New Roman" w:hAnsi="Times New Roman"/>
+                <w:sz w:val="19"/>
+              </w:rPr>
+              <w:t>ERP / Email</w:t>
+            </w:r>
+          </w:p>
+        </w:tc>
+        <w:tc>
+          <w:tcPr>
+            <w:tcW w:type="dxa" w:w="100"/>
+          </w:tcPr>
+          <w:p>
+            <w:pPr>
+              <w:spacing w:after="20"/>
+            </w:pPr>
+            <w:r/>
+            <w:r>
+              <w:rPr>
+                <w:rFonts w:ascii="Times New Roman" w:hAnsi="Times New Roman"/>
+                <w:sz w:val="19"/>
+              </w:rPr>
+              <w:t>0,5 giờ</w:t>
+            </w:r>
+          </w:p>
+        </w:tc>
+      </w:tr>
+      <w:tr>
+        <w:tc>
+          <w:tcPr>
+            <w:tcW w:type="dxa" w:w="100"/>
+          </w:tcPr>
+          <w:p>
+            <w:pPr>
+              <w:spacing w:after="20"/>
+            </w:pPr>
+            <w:r/>
+            <w:r>
+              <w:rPr>
+                <w:rFonts w:ascii="Times New Roman" w:hAnsi="Times New Roman"/>
+                <w:sz w:val="19"/>
+              </w:rPr>
+              <w:t>17</w:t>
+            </w:r>
+          </w:p>
+        </w:tc>
+        <w:tc>
+          <w:tcPr>
+            <w:tcW w:type="dxa" w:w="100"/>
+          </w:tcPr>
+          <w:p>
+            <w:pPr>
+              <w:spacing w:after="20"/>
+            </w:pPr>
+            <w:r/>
+            <w:r>
+              <w:rPr>
+                <w:rFonts w:ascii="Times New Roman" w:hAnsi="Times New Roman"/>
+                <w:sz w:val="19"/>
+              </w:rPr>
+              <w:t>NCC thu hoạch / gom hàng, sơ chế, đóng gói và giao đến kho trung tâm</w:t>
+            </w:r>
+          </w:p>
+        </w:tc>
+        <w:tc>
+          <w:tcPr>
+            <w:tcW w:type="dxa" w:w="100"/>
+          </w:tcPr>
+          <w:p>
+            <w:pPr>
+              <w:spacing w:after="20"/>
+            </w:pPr>
+            <w:r/>
+            <w:r>
+              <w:rPr>
+                <w:rFonts w:ascii="Times New Roman" w:hAnsi="Times New Roman"/>
+                <w:sz w:val="19"/>
+              </w:rPr>
+              <w:t>Nhà cung cấp</w:t>
+            </w:r>
+          </w:p>
+        </w:tc>
+        <w:tc>
+          <w:tcPr>
+            <w:tcW w:type="dxa" w:w="100"/>
+          </w:tcPr>
+          <w:p>
+            <w:pPr>
+              <w:spacing w:after="20"/>
+            </w:pPr>
+            <w:r/>
+            <w:r>
+              <w:rPr>
+                <w:rFonts w:ascii="Times New Roman" w:hAnsi="Times New Roman"/>
+                <w:sz w:val="19"/>
+              </w:rPr>
+              <w:t>—</w:t>
+            </w:r>
+          </w:p>
+        </w:tc>
+        <w:tc>
+          <w:tcPr>
+            <w:tcW w:type="dxa" w:w="100"/>
+          </w:tcPr>
+          <w:p>
+            <w:pPr>
+              <w:spacing w:after="20"/>
+            </w:pPr>
+            <w:r/>
+            <w:r>
+              <w:rPr>
+                <w:rFonts w:ascii="Times New Roman" w:hAnsi="Times New Roman"/>
+                <w:sz w:val="19"/>
+              </w:rPr>
+              <w:t>2 ngày</w:t>
+            </w:r>
+          </w:p>
+        </w:tc>
+      </w:tr>
+      <w:tr>
+        <w:tc>
+          <w:tcPr>
+            <w:tcW w:type="dxa" w:w="100"/>
+          </w:tcPr>
+          <w:p>
+            <w:pPr>
+              <w:spacing w:after="20"/>
+            </w:pPr>
+            <w:r/>
+            <w:r>
+              <w:rPr>
+                <w:rFonts w:ascii="Times New Roman" w:hAnsi="Times New Roman"/>
+                <w:sz w:val="19"/>
+              </w:rPr>
+              <w:t>18a</w:t>
+            </w:r>
+          </w:p>
+        </w:tc>
+        <w:tc>
+          <w:tcPr>
+            <w:tcW w:type="dxa" w:w="100"/>
+          </w:tcPr>
+          <w:p>
+            <w:pPr>
+              <w:spacing w:after="20"/>
+            </w:pPr>
+            <w:r/>
+            <w:r>
+              <w:rPr>
+                <w:rFonts w:ascii="Times New Roman" w:hAnsi="Times New Roman"/>
+                <w:sz w:val="19"/>
+              </w:rPr>
+              <w:t>[Song song] Cân trọng lượng thực nhận, đối chiếu số lượng &amp; chủng loại với PO</w:t>
+            </w:r>
+          </w:p>
+        </w:tc>
+        <w:tc>
+          <w:tcPr>
+            <w:tcW w:type="dxa" w:w="100"/>
+          </w:tcPr>
+          <w:p>
+            <w:pPr>
+              <w:spacing w:after="20"/>
+            </w:pPr>
+            <w:r/>
+            <w:r>
+              <w:rPr>
+                <w:rFonts w:ascii="Times New Roman" w:hAnsi="Times New Roman"/>
+                <w:sz w:val="19"/>
+              </w:rPr>
+              <w:t>Kho trung tâm</w:t>
+            </w:r>
+          </w:p>
+        </w:tc>
+        <w:tc>
+          <w:tcPr>
+            <w:tcW w:type="dxa" w:w="100"/>
+          </w:tcPr>
+          <w:p>
+            <w:pPr>
+              <w:spacing w:after="20"/>
+            </w:pPr>
+            <w:r/>
+            <w:r>
+              <w:rPr>
+                <w:rFonts w:ascii="Times New Roman" w:hAnsi="Times New Roman"/>
+                <w:sz w:val="19"/>
+              </w:rPr>
+              <w:t>Cân điện tử + ERP</w:t>
+            </w:r>
+          </w:p>
+        </w:tc>
+        <w:tc>
+          <w:tcPr>
+            <w:tcW w:type="dxa" w:w="100"/>
+          </w:tcPr>
+          <w:p>
+            <w:pPr>
+              <w:spacing w:after="20"/>
+            </w:pPr>
+            <w:r/>
+            <w:r>
+              <w:rPr>
+                <w:rFonts w:ascii="Times New Roman" w:hAnsi="Times New Roman"/>
+                <w:sz w:val="19"/>
+              </w:rPr>
+              <w:t>1 giờ</w:t>
+            </w:r>
+          </w:p>
+        </w:tc>
+      </w:tr>
+      <w:tr>
+        <w:tc>
+          <w:tcPr>
+            <w:tcW w:type="dxa" w:w="100"/>
+          </w:tcPr>
+          <w:p>
+            <w:pPr>
+              <w:spacing w:after="20"/>
+            </w:pPr>
+            <w:r/>
+            <w:r>
+              <w:rPr>
+                <w:rFonts w:ascii="Times New Roman" w:hAnsi="Times New Roman"/>
+                <w:sz w:val="19"/>
+              </w:rPr>
+              <w:t>18b</w:t>
+            </w:r>
+          </w:p>
+        </w:tc>
+        <w:tc>
+          <w:tcPr>
+            <w:tcW w:type="dxa" w:w="100"/>
+          </w:tcPr>
+          <w:p>
+            <w:pPr>
+              <w:spacing w:after="20"/>
+            </w:pPr>
+            <w:r/>
+            <w:r>
+              <w:rPr>
+                <w:rFonts w:ascii="Times New Roman" w:hAnsi="Times New Roman"/>
+                <w:sz w:val="19"/>
+              </w:rPr>
+              <w:t>[Song song] Kiểm cảm quan, nhiệt độ tâm hàng, hạn dùng, test nhanh dư lượng</w:t>
+            </w:r>
+          </w:p>
+        </w:tc>
+        <w:tc>
+          <w:tcPr>
+            <w:tcW w:type="dxa" w:w="100"/>
+          </w:tcPr>
+          <w:p>
+            <w:pPr>
+              <w:spacing w:after="20"/>
+            </w:pPr>
+            <w:r/>
+            <w:r>
+              <w:rPr>
+                <w:rFonts w:ascii="Times New Roman" w:hAnsi="Times New Roman"/>
+                <w:sz w:val="19"/>
+              </w:rPr>
+              <w:t>Phòng QA/QC</w:t>
+            </w:r>
+          </w:p>
+        </w:tc>
+        <w:tc>
+          <w:tcPr>
+            <w:tcW w:type="dxa" w:w="100"/>
+          </w:tcPr>
+          <w:p>
+            <w:pPr>
+              <w:spacing w:after="20"/>
+            </w:pPr>
+            <w:r/>
+            <w:r>
+              <w:rPr>
+                <w:rFonts w:ascii="Times New Roman" w:hAnsi="Times New Roman"/>
+                <w:sz w:val="19"/>
+              </w:rPr>
+              <w:t>Bộ test nhanh</w:t>
+            </w:r>
+          </w:p>
+        </w:tc>
+        <w:tc>
+          <w:tcPr>
+            <w:tcW w:type="dxa" w:w="100"/>
+          </w:tcPr>
+          <w:p>
+            <w:pPr>
+              <w:spacing w:after="20"/>
+            </w:pPr>
+            <w:r/>
+            <w:r>
+              <w:rPr>
+                <w:rFonts w:ascii="Times New Roman" w:hAnsi="Times New Roman"/>
+                <w:sz w:val="19"/>
+              </w:rPr>
+              <w:t>1,5 giờ</w:t>
+            </w:r>
+          </w:p>
+        </w:tc>
+      </w:tr>
+      <w:tr>
+        <w:tc>
+          <w:tcPr>
+            <w:tcW w:type="dxa" w:w="100"/>
+          </w:tcPr>
+          <w:p>
+            <w:pPr>
+              <w:spacing w:after="20"/>
+            </w:pPr>
+            <w:r/>
+            <w:r>
+              <w:rPr>
+                <w:rFonts w:ascii="Times New Roman" w:hAnsi="Times New Roman"/>
+                <w:sz w:val="19"/>
+              </w:rPr>
+              <w:t>19</w:t>
+            </w:r>
+          </w:p>
+        </w:tc>
+        <w:tc>
+          <w:tcPr>
+            <w:tcW w:type="dxa" w:w="100"/>
+          </w:tcPr>
+          <w:p>
+            <w:pPr>
+              <w:spacing w:after="20"/>
+            </w:pPr>
+            <w:r/>
+            <w:r>
+              <w:rPr>
+                <w:rFonts w:ascii="Times New Roman" w:hAnsi="Times New Roman"/>
+                <w:sz w:val="19"/>
+              </w:rPr>
+              <w:t>Quyết định: Lô hàng đạt số lượng &amp; chất lượng?</w:t>
+            </w:r>
+          </w:p>
+        </w:tc>
+        <w:tc>
+          <w:tcPr>
+            <w:tcW w:type="dxa" w:w="100"/>
+          </w:tcPr>
+          <w:p>
+            <w:pPr>
+              <w:spacing w:after="20"/>
+            </w:pPr>
+            <w:r/>
+            <w:r>
+              <w:rPr>
+                <w:rFonts w:ascii="Times New Roman" w:hAnsi="Times New Roman"/>
+                <w:sz w:val="19"/>
+              </w:rPr>
+              <w:t>Kho + QA/QC</w:t>
+            </w:r>
+          </w:p>
+        </w:tc>
+        <w:tc>
+          <w:tcPr>
+            <w:tcW w:type="dxa" w:w="100"/>
+          </w:tcPr>
+          <w:p>
+            <w:pPr>
+              <w:spacing w:after="20"/>
+            </w:pPr>
+            <w:r/>
+            <w:r>
+              <w:rPr>
+                <w:rFonts w:ascii="Times New Roman" w:hAnsi="Times New Roman"/>
+                <w:sz w:val="19"/>
+              </w:rPr>
+              <w:t>Tiêu chuẩn QA/QC</w:t>
+            </w:r>
+          </w:p>
+        </w:tc>
+        <w:tc>
+          <w:tcPr>
+            <w:tcW w:type="dxa" w:w="100"/>
+          </w:tcPr>
+          <w:p>
+            <w:pPr>
+              <w:spacing w:after="20"/>
+            </w:pPr>
+            <w:r/>
+            <w:r>
+              <w:rPr>
+                <w:rFonts w:ascii="Times New Roman" w:hAnsi="Times New Roman"/>
+                <w:sz w:val="19"/>
+              </w:rPr>
+              <w:t>1 giờ</w:t>
+            </w:r>
+          </w:p>
+        </w:tc>
+      </w:tr>
+      <w:tr>
+        <w:tc>
+          <w:tcPr>
+            <w:tcW w:type="dxa" w:w="100"/>
+          </w:tcPr>
+          <w:p>
+            <w:pPr>
+              <w:spacing w:after="20"/>
+            </w:pPr>
+            <w:r/>
+            <w:r>
+              <w:rPr>
+                <w:rFonts w:ascii="Times New Roman" w:hAnsi="Times New Roman"/>
+                <w:sz w:val="19"/>
+              </w:rPr>
+              <w:t>20a</w:t>
+            </w:r>
+          </w:p>
+        </w:tc>
+        <w:tc>
+          <w:tcPr>
+            <w:tcW w:type="dxa" w:w="100"/>
+          </w:tcPr>
+          <w:p>
+            <w:pPr>
+              <w:spacing w:after="20"/>
+            </w:pPr>
+            <w:r/>
+            <w:r>
+              <w:rPr>
+                <w:rFonts w:ascii="Times New Roman" w:hAnsi="Times New Roman"/>
+                <w:sz w:val="19"/>
+              </w:rPr>
+              <w:t>[Nếu không đạt] Lập biên bản không phù hợp (NCR): nhận một phần hoặc trả toàn bộ lô, yêu cầu giao bù, trừ điểm NCC</w:t>
+            </w:r>
+          </w:p>
+        </w:tc>
+        <w:tc>
+          <w:tcPr>
+            <w:tcW w:type="dxa" w:w="100"/>
+          </w:tcPr>
+          <w:p>
+            <w:pPr>
+              <w:spacing w:after="20"/>
+            </w:pPr>
+            <w:r/>
+            <w:r>
+              <w:rPr>
+                <w:rFonts w:ascii="Times New Roman" w:hAnsi="Times New Roman"/>
+                <w:sz w:val="19"/>
+              </w:rPr>
+              <w:t>QA/QC + Thu mua</w:t>
+            </w:r>
+          </w:p>
+        </w:tc>
+        <w:tc>
+          <w:tcPr>
+            <w:tcW w:type="dxa" w:w="100"/>
+          </w:tcPr>
+          <w:p>
+            <w:pPr>
+              <w:spacing w:after="20"/>
+            </w:pPr>
+            <w:r/>
+            <w:r>
+              <w:rPr>
+                <w:rFonts w:ascii="Times New Roman" w:hAnsi="Times New Roman"/>
+                <w:sz w:val="19"/>
+              </w:rPr>
+              <w:t>NCR + ERP</w:t>
+            </w:r>
+          </w:p>
+        </w:tc>
+        <w:tc>
+          <w:tcPr>
+            <w:tcW w:type="dxa" w:w="100"/>
+          </w:tcPr>
+          <w:p>
+            <w:pPr>
+              <w:spacing w:after="20"/>
+            </w:pPr>
+            <w:r/>
+            <w:r>
+              <w:rPr>
+                <w:rFonts w:ascii="Times New Roman" w:hAnsi="Times New Roman"/>
+                <w:sz w:val="19"/>
+              </w:rPr>
+              <w:t>1–2 ngày</w:t>
+            </w:r>
+          </w:p>
+        </w:tc>
+      </w:tr>
+      <w:tr>
+        <w:tc>
+          <w:tcPr>
+            <w:tcW w:type="dxa" w:w="100"/>
+          </w:tcPr>
+          <w:p>
+            <w:pPr>
+              <w:spacing w:after="20"/>
+            </w:pPr>
+            <w:r/>
+            <w:r>
+              <w:rPr>
+                <w:rFonts w:ascii="Times New Roman" w:hAnsi="Times New Roman"/>
+                <w:sz w:val="19"/>
+              </w:rPr>
+              <w:t>20b</w:t>
+            </w:r>
+          </w:p>
+        </w:tc>
+        <w:tc>
+          <w:tcPr>
+            <w:tcW w:type="dxa" w:w="100"/>
+          </w:tcPr>
+          <w:p>
+            <w:pPr>
+              <w:spacing w:after="20"/>
+            </w:pPr>
+            <w:r/>
+            <w:r>
+              <w:rPr>
+                <w:rFonts w:ascii="Times New Roman" w:hAnsi="Times New Roman"/>
+                <w:sz w:val="19"/>
+              </w:rPr>
+              <w:t>[Nếu đạt] Nhập kho, cập nhật tồn &amp; vị trí, gắn số lô + hạn dùng, in tem truy xuất nguồn gốc</w:t>
+            </w:r>
+          </w:p>
+        </w:tc>
+        <w:tc>
+          <w:tcPr>
+            <w:tcW w:type="dxa" w:w="100"/>
+          </w:tcPr>
+          <w:p>
+            <w:pPr>
+              <w:spacing w:after="20"/>
+            </w:pPr>
+            <w:r/>
+            <w:r>
+              <w:rPr>
+                <w:rFonts w:ascii="Times New Roman" w:hAnsi="Times New Roman"/>
+                <w:sz w:val="19"/>
+              </w:rPr>
+              <w:t>Kho trung tâm</w:t>
+            </w:r>
+          </w:p>
+        </w:tc>
+        <w:tc>
+          <w:tcPr>
+            <w:tcW w:type="dxa" w:w="100"/>
+          </w:tcPr>
+          <w:p>
+            <w:pPr>
+              <w:spacing w:after="20"/>
+            </w:pPr>
+            <w:r/>
+            <w:r>
+              <w:rPr>
+                <w:rFonts w:ascii="Times New Roman" w:hAnsi="Times New Roman"/>
+                <w:sz w:val="19"/>
+              </w:rPr>
+              <w:t>ERP + máy in tem</w:t>
+            </w:r>
+          </w:p>
+        </w:tc>
+        <w:tc>
+          <w:tcPr>
+            <w:tcW w:type="dxa" w:w="100"/>
+          </w:tcPr>
+          <w:p>
+            <w:pPr>
+              <w:spacing w:after="20"/>
+            </w:pPr>
+            <w:r/>
+            <w:r>
+              <w:rPr>
+                <w:rFonts w:ascii="Times New Roman" w:hAnsi="Times New Roman"/>
+                <w:sz w:val="19"/>
+              </w:rPr>
+              <w:t>0,5 giờ</w:t>
+            </w:r>
+          </w:p>
+        </w:tc>
+      </w:tr>
+      <w:tr>
+        <w:tc>
+          <w:tcPr>
+            <w:tcW w:type="dxa" w:w="100"/>
+          </w:tcPr>
+          <w:p>
+            <w:pPr>
+              <w:spacing w:after="20"/>
+            </w:pPr>
+            <w:r/>
+            <w:r>
+              <w:rPr>
+                <w:rFonts w:ascii="Times New Roman" w:hAnsi="Times New Roman"/>
+                <w:sz w:val="19"/>
+              </w:rPr>
+              <w:t>21</w:t>
+            </w:r>
+          </w:p>
+        </w:tc>
+        <w:tc>
+          <w:tcPr>
+            <w:tcW w:type="dxa" w:w="100"/>
+          </w:tcPr>
+          <w:p>
+            <w:pPr>
+              <w:spacing w:after="20"/>
+            </w:pPr>
+            <w:r/>
+            <w:r>
+              <w:rPr>
+                <w:rFonts w:ascii="Times New Roman" w:hAnsi="Times New Roman"/>
+                <w:sz w:val="19"/>
+              </w:rPr>
+              <w:t>Nhận &amp; ghi nhận hoá đơn NCC, đối chiếu 3 chiều: PO – Phiếu nhập kho – Hoá đơn</w:t>
+            </w:r>
+          </w:p>
+        </w:tc>
+        <w:tc>
+          <w:tcPr>
+            <w:tcW w:type="dxa" w:w="100"/>
+          </w:tcPr>
+          <w:p>
+            <w:pPr>
+              <w:spacing w:after="20"/>
+            </w:pPr>
+            <w:r/>
+            <w:r>
+              <w:rPr>
+                <w:rFonts w:ascii="Times New Roman" w:hAnsi="Times New Roman"/>
+                <w:sz w:val="19"/>
+              </w:rPr>
+              <w:t>Phòng Kế toán</w:t>
+            </w:r>
+          </w:p>
+        </w:tc>
+        <w:tc>
+          <w:tcPr>
+            <w:tcW w:type="dxa" w:w="100"/>
+          </w:tcPr>
+          <w:p>
+            <w:pPr>
+              <w:spacing w:after="20"/>
+            </w:pPr>
+            <w:r/>
+            <w:r>
+              <w:rPr>
+                <w:rFonts w:ascii="Times New Roman" w:hAnsi="Times New Roman"/>
+                <w:sz w:val="19"/>
+              </w:rPr>
+              <w:t>ERP</w:t>
+            </w:r>
+          </w:p>
+        </w:tc>
+        <w:tc>
+          <w:tcPr>
+            <w:tcW w:type="dxa" w:w="100"/>
+          </w:tcPr>
+          <w:p>
+            <w:pPr>
+              <w:spacing w:after="20"/>
+            </w:pPr>
+            <w:r/>
+            <w:r>
+              <w:rPr>
+                <w:rFonts w:ascii="Times New Roman" w:hAnsi="Times New Roman"/>
+                <w:sz w:val="19"/>
+              </w:rPr>
+              <w:t>1 ngày</w:t>
+            </w:r>
+          </w:p>
+        </w:tc>
+      </w:tr>
+      <w:tr>
+        <w:tc>
+          <w:tcPr>
+            <w:tcW w:type="dxa" w:w="100"/>
+          </w:tcPr>
+          <w:p>
+            <w:pPr>
+              <w:spacing w:after="20"/>
+            </w:pPr>
+            <w:r/>
+            <w:r>
+              <w:rPr>
+                <w:rFonts w:ascii="Times New Roman" w:hAnsi="Times New Roman"/>
+                <w:sz w:val="19"/>
+              </w:rPr>
+              <w:t>22</w:t>
+            </w:r>
+          </w:p>
+        </w:tc>
+        <w:tc>
+          <w:tcPr>
+            <w:tcW w:type="dxa" w:w="100"/>
+          </w:tcPr>
+          <w:p>
+            <w:pPr>
+              <w:spacing w:after="20"/>
+            </w:pPr>
+            <w:r/>
+            <w:r>
+              <w:rPr>
+                <w:rFonts w:ascii="Times New Roman" w:hAnsi="Times New Roman"/>
+                <w:sz w:val="19"/>
+              </w:rPr>
+              <w:t>[Nếu lệch] Tạm giữ thanh toán, đối chiếu lại với Kho / NCC</w:t>
+            </w:r>
+          </w:p>
+        </w:tc>
+        <w:tc>
+          <w:tcPr>
+            <w:tcW w:type="dxa" w:w="100"/>
+          </w:tcPr>
+          <w:p>
+            <w:pPr>
+              <w:spacing w:after="20"/>
+            </w:pPr>
+            <w:r/>
+            <w:r>
+              <w:rPr>
+                <w:rFonts w:ascii="Times New Roman" w:hAnsi="Times New Roman"/>
+                <w:sz w:val="19"/>
+              </w:rPr>
+              <w:t>Phòng Kế toán</w:t>
+            </w:r>
+          </w:p>
+        </w:tc>
+        <w:tc>
+          <w:tcPr>
+            <w:tcW w:type="dxa" w:w="100"/>
+          </w:tcPr>
+          <w:p>
+            <w:pPr>
+              <w:spacing w:after="20"/>
+            </w:pPr>
+            <w:r/>
+            <w:r>
+              <w:rPr>
+                <w:rFonts w:ascii="Times New Roman" w:hAnsi="Times New Roman"/>
+                <w:sz w:val="19"/>
+              </w:rPr>
+              <w:t>ERP</w:t>
+            </w:r>
+          </w:p>
+        </w:tc>
+        <w:tc>
+          <w:tcPr>
+            <w:tcW w:type="dxa" w:w="100"/>
+          </w:tcPr>
+          <w:p>
+            <w:pPr>
+              <w:spacing w:after="20"/>
+            </w:pPr>
+            <w:r/>
+            <w:r>
+              <w:rPr>
+                <w:rFonts w:ascii="Times New Roman" w:hAnsi="Times New Roman"/>
+                <w:sz w:val="19"/>
+              </w:rPr>
+              <w:t>1–3 ngày</w:t>
+            </w:r>
+          </w:p>
+        </w:tc>
+      </w:tr>
+      <w:tr>
+        <w:tc>
+          <w:tcPr>
+            <w:tcW w:type="dxa" w:w="100"/>
+          </w:tcPr>
+          <w:p>
+            <w:pPr>
+              <w:spacing w:after="20"/>
+            </w:pPr>
+            <w:r/>
+            <w:r>
+              <w:rPr>
+                <w:rFonts w:ascii="Times New Roman" w:hAnsi="Times New Roman"/>
+                <w:sz w:val="19"/>
+              </w:rPr>
+              <w:t>23</w:t>
+            </w:r>
+          </w:p>
+        </w:tc>
+        <w:tc>
+          <w:tcPr>
+            <w:tcW w:type="dxa" w:w="100"/>
+          </w:tcPr>
+          <w:p>
+            <w:pPr>
+              <w:spacing w:after="20"/>
+            </w:pPr>
+            <w:r/>
+            <w:r>
+              <w:rPr>
+                <w:rFonts w:ascii="Times New Roman" w:hAnsi="Times New Roman"/>
+                <w:sz w:val="19"/>
+              </w:rPr>
+              <w:t>Lập đề nghị thanh toán, duyệt chi &amp; thanh toán cho NCC theo kỳ hạn</w:t>
+            </w:r>
+          </w:p>
+        </w:tc>
+        <w:tc>
+          <w:tcPr>
+            <w:tcW w:type="dxa" w:w="100"/>
+          </w:tcPr>
+          <w:p>
+            <w:pPr>
+              <w:spacing w:after="20"/>
+            </w:pPr>
+            <w:r/>
+            <w:r>
+              <w:rPr>
+                <w:rFonts w:ascii="Times New Roman" w:hAnsi="Times New Roman"/>
+                <w:sz w:val="19"/>
+              </w:rPr>
+              <w:t>Kế toán + Ban Giám đốc</w:t>
+            </w:r>
+          </w:p>
+        </w:tc>
+        <w:tc>
+          <w:tcPr>
+            <w:tcW w:type="dxa" w:w="100"/>
+          </w:tcPr>
+          <w:p>
+            <w:pPr>
+              <w:spacing w:after="20"/>
+            </w:pPr>
+            <w:r/>
+            <w:r>
+              <w:rPr>
+                <w:rFonts w:ascii="Times New Roman" w:hAnsi="Times New Roman"/>
+                <w:sz w:val="19"/>
+              </w:rPr>
+              <w:t>ERP + Ngân hàng</w:t>
+            </w:r>
+          </w:p>
+        </w:tc>
+        <w:tc>
+          <w:tcPr>
+            <w:tcW w:type="dxa" w:w="100"/>
+          </w:tcPr>
+          <w:p>
+            <w:pPr>
+              <w:spacing w:after="20"/>
+            </w:pPr>
+            <w:r/>
+            <w:r>
+              <w:rPr>
+                <w:rFonts w:ascii="Times New Roman" w:hAnsi="Times New Roman"/>
+                <w:sz w:val="19"/>
+              </w:rPr>
+              <w:t>15–30 ngày</w:t>
+            </w:r>
+          </w:p>
+        </w:tc>
+      </w:tr>
+      <w:tr>
+        <w:tc>
+          <w:tcPr>
+            <w:tcW w:type="dxa" w:w="100"/>
+          </w:tcPr>
+          <w:p>
+            <w:pPr>
+              <w:spacing w:after="20"/>
+            </w:pPr>
+            <w:r/>
+            <w:r>
+              <w:rPr>
+                <w:rFonts w:ascii="Times New Roman" w:hAnsi="Times New Roman"/>
+                <w:sz w:val="19"/>
+              </w:rPr>
+              <w:t>24</w:t>
+            </w:r>
+          </w:p>
+        </w:tc>
+        <w:tc>
+          <w:tcPr>
+            <w:tcW w:type="dxa" w:w="100"/>
+          </w:tcPr>
+          <w:p>
+            <w:pPr>
+              <w:spacing w:after="20"/>
+            </w:pPr>
+            <w:r/>
+            <w:r>
+              <w:rPr>
+                <w:rFonts w:ascii="Times New Roman" w:hAnsi="Times New Roman"/>
+                <w:sz w:val="19"/>
+              </w:rPr>
+              <w:t>[Định kỳ] Đánh giá &amp; chấm điểm NCC hằng quý: OTIF, tỷ lệ lô đạt QA/QC, ổn định giá, khả năng truy xuất</w:t>
+            </w:r>
+          </w:p>
+        </w:tc>
+        <w:tc>
+          <w:tcPr>
+            <w:tcW w:type="dxa" w:w="100"/>
+          </w:tcPr>
+          <w:p>
+            <w:pPr>
+              <w:spacing w:after="20"/>
+            </w:pPr>
+            <w:r/>
+            <w:r>
+              <w:rPr>
+                <w:rFonts w:ascii="Times New Roman" w:hAnsi="Times New Roman"/>
+                <w:sz w:val="19"/>
+              </w:rPr>
+              <w:t>Thu mua + QA/QC</w:t>
+            </w:r>
+          </w:p>
+        </w:tc>
+        <w:tc>
+          <w:tcPr>
+            <w:tcW w:type="dxa" w:w="100"/>
+          </w:tcPr>
+          <w:p>
+            <w:pPr>
+              <w:spacing w:after="20"/>
+            </w:pPr>
+            <w:r/>
+            <w:r>
+              <w:rPr>
+                <w:rFonts w:ascii="Times New Roman" w:hAnsi="Times New Roman"/>
+                <w:sz w:val="19"/>
+              </w:rPr>
+              <w:t>Bảng xếp hạng NCC</w:t>
+            </w:r>
+          </w:p>
+        </w:tc>
+        <w:tc>
+          <w:tcPr>
+            <w:tcW w:type="dxa" w:w="100"/>
+          </w:tcPr>
+          <w:p>
+            <w:pPr>
+              <w:spacing w:after="20"/>
+            </w:pPr>
+            <w:r/>
+            <w:r>
+              <w:rPr>
+                <w:rFonts w:ascii="Times New Roman" w:hAnsi="Times New Roman"/>
+                <w:sz w:val="19"/>
+              </w:rPr>
+              <w:t>3 giờ / quý</w:t>
             </w:r>
           </w:p>
         </w:tc>
@@ -5222,7 +5960,7 @@
         <w:spacing w:after="200"/>
       </w:pPr>
       <w:r>
-        <w:t xml:space="preserve">Xem Hình 2.2 — Sơ đồ luồng quy trình QL1 (Trang sau)</w:t>
+        <w:t>Xem Hình 2.2 — Sơ đồ luồng BPMN quy trình QL1 (Trang sau). Sơ đồ dùng 2 pool: pool Farmers Market (7 lane theo bộ phận) và pool Nhà cung cấp, hai pool trao đổi bằng luồng thông điệp nét đứt.</w:t>
       </w:r>
     </w:p>
     <w:p>
@@ -5315,235 +6053,447 @@
       <w:tr>
         <w:tc>
           <w:tcPr>
-            <w:tcW w:type="dxa" w:w="2500"/>
-          </w:tcPr>
-          <w:p>
-            <w:pPr>
-              <w:jc w:val="left"/>
-              <w:rPr>
-                <w:b w:val="false"/>
-                <w:bCs w:val="false"/>
-                <w:sz w:val="22"/>
-                <w:szCs w:val="22"/>
-              </w:rPr>
-            </w:pPr>
-            <w:r>
-              <w:t xml:space="preserve">Thời gian chu kỳ (Lead Time)</w:t>
-            </w:r>
-          </w:p>
-        </w:tc>
-        <w:tc>
-          <w:tcPr>
-            <w:tcW w:type="dxa" w:w="3500"/>
-          </w:tcPr>
-          <w:p>
-            <w:pPr>
-              <w:jc w:val="left"/>
-              <w:rPr>
-                <w:b w:val="false"/>
-                <w:bCs w:val="false"/>
-                <w:sz w:val="22"/>
-                <w:szCs w:val="22"/>
-              </w:rPr>
-            </w:pPr>
-            <w:r>
-              <w:t xml:space="preserve">Từ phát sinh nhu cầu đến nhập kho: &lt; 15 ngày</w:t>
-            </w:r>
-          </w:p>
-        </w:tc>
-        <w:tc>
-          <w:tcPr>
-            <w:tcW w:type="dxa" w:w="2000"/>
-          </w:tcPr>
-          <w:p>
-            <w:pPr>
-              <w:jc w:val="left"/>
-              <w:rPr>
-                <w:b w:val="false"/>
-                <w:bCs w:val="false"/>
-                <w:sz w:val="22"/>
-                <w:szCs w:val="22"/>
-              </w:rPr>
-            </w:pPr>
-            <w:r>
-              <w:t xml:space="preserve">Hiện tại: ~20–25 ngày</w:t>
-            </w:r>
-          </w:p>
-        </w:tc>
-      </w:tr>
-      <w:tr>
-        <w:tc>
-          <w:tcPr>
-            <w:tcW w:type="dxa" w:w="2500"/>
-          </w:tcPr>
-          <w:p>
-            <w:pPr>
-              <w:jc w:val="left"/>
-              <w:rPr>
-                <w:b w:val="false"/>
-                <w:bCs w:val="false"/>
-                <w:sz w:val="22"/>
-                <w:szCs w:val="22"/>
-              </w:rPr>
-            </w:pPr>
-            <w:r>
-              <w:t xml:space="preserve">Tỷ lệ NCC đạt chuẩn ATTP lần đầu</w:t>
-            </w:r>
-          </w:p>
-        </w:tc>
-        <w:tc>
-          <w:tcPr>
-            <w:tcW w:type="dxa" w:w="3500"/>
-          </w:tcPr>
-          <w:p>
-            <w:pPr>
-              <w:jc w:val="left"/>
-              <w:rPr>
-                <w:b w:val="false"/>
-                <w:bCs w:val="false"/>
-                <w:sz w:val="22"/>
-                <w:szCs w:val="22"/>
-              </w:rPr>
-            </w:pPr>
-            <w:r>
-              <w:t xml:space="preserve">(Số lô đạt / Tổng lô nhập) × 100 — Mục tiêu: &gt; 95%</w:t>
-            </w:r>
-          </w:p>
-        </w:tc>
-        <w:tc>
-          <w:tcPr>
-            <w:tcW w:type="dxa" w:w="2000"/>
-          </w:tcPr>
-          <w:p>
-            <w:pPr>
-              <w:jc w:val="left"/>
-              <w:rPr>
-                <w:b w:val="false"/>
-                <w:bCs w:val="false"/>
-                <w:sz w:val="22"/>
-                <w:szCs w:val="22"/>
-              </w:rPr>
-            </w:pPr>
-            <w:r>
-              <w:t xml:space="preserve">Hiện tại: ~85–90%</w:t>
-            </w:r>
-          </w:p>
-        </w:tc>
-      </w:tr>
-      <w:tr>
-        <w:tc>
-          <w:tcPr>
-            <w:tcW w:type="dxa" w:w="2500"/>
-          </w:tcPr>
-          <w:p>
-            <w:pPr>
-              <w:jc w:val="left"/>
-              <w:rPr>
-                <w:b w:val="false"/>
-                <w:bCs w:val="false"/>
-                <w:sz w:val="22"/>
-                <w:szCs w:val="22"/>
-              </w:rPr>
-            </w:pPr>
-            <w:r>
-              <w:t xml:space="preserve">Giá mua so với ngân sách</w:t>
-            </w:r>
-          </w:p>
-        </w:tc>
-        <w:tc>
-          <w:tcPr>
-            <w:tcW w:type="dxa" w:w="3500"/>
-          </w:tcPr>
-          <w:p>
-            <w:pPr>
-              <w:jc w:val="left"/>
-              <w:rPr>
-                <w:b w:val="false"/>
-                <w:bCs w:val="false"/>
-                <w:sz w:val="22"/>
-                <w:szCs w:val="22"/>
-              </w:rPr>
-            </w:pPr>
-            <w:r>
-              <w:t xml:space="preserve">(Giá thực / Giá dự toán) × 100 — Mục tiêu: 95–100%</w:t>
-            </w:r>
-          </w:p>
-        </w:tc>
-        <w:tc>
-          <w:tcPr>
-            <w:tcW w:type="dxa" w:w="2000"/>
-          </w:tcPr>
-          <w:p>
-            <w:pPr>
-              <w:jc w:val="left"/>
-              <w:rPr>
-                <w:b w:val="false"/>
-                <w:bCs w:val="false"/>
-                <w:sz w:val="22"/>
-                <w:szCs w:val="22"/>
-              </w:rPr>
-            </w:pPr>
-            <w:r>
-              <w:t xml:space="preserve">Hiện tại: ~105–110% (vượt)</w:t>
-            </w:r>
-          </w:p>
-        </w:tc>
-      </w:tr>
-      <w:tr>
-        <w:tc>
-          <w:tcPr>
-            <w:tcW w:type="dxa" w:w="2500"/>
-          </w:tcPr>
-          <w:p>
-            <w:pPr>
-              <w:jc w:val="left"/>
-              <w:rPr>
-                <w:b w:val="false"/>
-                <w:bCs w:val="false"/>
-                <w:sz w:val="22"/>
-                <w:szCs w:val="22"/>
-              </w:rPr>
-            </w:pPr>
-            <w:r>
-              <w:t xml:space="preserve">Lỗi dự báo nhu cầu</w:t>
-            </w:r>
-          </w:p>
-        </w:tc>
-        <w:tc>
-          <w:tcPr>
-            <w:tcW w:type="dxa" w:w="3500"/>
-          </w:tcPr>
-          <w:p>
-            <w:pPr>
-              <w:jc w:val="left"/>
-              <w:rPr>
-                <w:b w:val="false"/>
-                <w:bCs w:val="false"/>
-                <w:sz w:val="22"/>
-                <w:szCs w:val="22"/>
-              </w:rPr>
-            </w:pPr>
-            <w:r>
-              <w:t xml:space="preserve">|Nhu cầu thực – Nhu cầu dự báo| / Nhu cầu thực — Mục tiêu: &lt; 10%</w:t>
-            </w:r>
-          </w:p>
-        </w:tc>
-        <w:tc>
-          <w:tcPr>
-            <w:tcW w:type="dxa" w:w="2000"/>
-          </w:tcPr>
-          <w:p>
-            <w:pPr>
-              <w:jc w:val="left"/>
-              <w:rPr>
-                <w:b w:val="false"/>
-                <w:bCs w:val="false"/>
-                <w:sz w:val="22"/>
-                <w:szCs w:val="22"/>
-              </w:rPr>
-            </w:pPr>
-            <w:r>
-              <w:t xml:space="preserve">Hiện tại: ~15–20%</w:t>
+            <w:tcW w:type="dxa" w:w="100"/>
+          </w:tcPr>
+          <w:p>
+            <w:pPr>
+              <w:spacing w:after="20"/>
+            </w:pPr>
+            <w:r/>
+            <w:r>
+              <w:rPr>
+                <w:rFonts w:ascii="Times New Roman" w:hAnsi="Times New Roman"/>
+                <w:sz w:val="19"/>
+              </w:rPr>
+              <w:t>Lead time thu mua (chu trình có phê duyệt NCC mới)</w:t>
+            </w:r>
+          </w:p>
+        </w:tc>
+        <w:tc>
+          <w:tcPr>
+            <w:tcW w:type="dxa" w:w="100"/>
+          </w:tcPr>
+          <w:p>
+            <w:pPr>
+              <w:spacing w:after="20"/>
+            </w:pPr>
+            <w:r/>
+            <w:r>
+              <w:rPr>
+                <w:rFonts w:ascii="Times New Roman" w:hAnsi="Times New Roman"/>
+                <w:sz w:val="19"/>
+              </w:rPr>
+              <w:t>Từ khi chốt kế hoạch nhu cầu mua đến khi nhập kho — Mục tiêu &lt; 15 ngày</w:t>
+            </w:r>
+          </w:p>
+        </w:tc>
+        <w:tc>
+          <w:tcPr>
+            <w:tcW w:type="dxa" w:w="100"/>
+          </w:tcPr>
+          <w:p>
+            <w:pPr>
+              <w:spacing w:after="20"/>
+            </w:pPr>
+            <w:r/>
+            <w:r>
+              <w:rPr>
+                <w:rFonts w:ascii="Times New Roman" w:hAnsi="Times New Roman"/>
+                <w:sz w:val="19"/>
+              </w:rPr>
+              <w:t>Hiện tại: ~23,6 ngày</w:t>
+            </w:r>
+          </w:p>
+        </w:tc>
+      </w:tr>
+      <w:tr>
+        <w:tc>
+          <w:tcPr>
+            <w:tcW w:type="dxa" w:w="100"/>
+          </w:tcPr>
+          <w:p>
+            <w:pPr>
+              <w:spacing w:after="20"/>
+            </w:pPr>
+            <w:r/>
+            <w:r>
+              <w:rPr>
+                <w:rFonts w:ascii="Times New Roman" w:hAnsi="Times New Roman"/>
+                <w:sz w:val="19"/>
+              </w:rPr>
+              <w:t>Lead time đặt lại theo hợp đồng khung</w:t>
+            </w:r>
+          </w:p>
+        </w:tc>
+        <w:tc>
+          <w:tcPr>
+            <w:tcW w:type="dxa" w:w="100"/>
+          </w:tcPr>
+          <w:p>
+            <w:pPr>
+              <w:spacing w:after="20"/>
+            </w:pPr>
+            <w:r/>
+            <w:r>
+              <w:rPr>
+                <w:rFonts w:ascii="Times New Roman" w:hAnsi="Times New Roman"/>
+                <w:sz w:val="19"/>
+              </w:rPr>
+              <w:t>Từ đề nghị cấp hàng đến nhập kho — Mục tiêu &lt; 5 ngày</w:t>
+            </w:r>
+          </w:p>
+        </w:tc>
+        <w:tc>
+          <w:tcPr>
+            <w:tcW w:type="dxa" w:w="100"/>
+          </w:tcPr>
+          <w:p>
+            <w:pPr>
+              <w:spacing w:after="20"/>
+            </w:pPr>
+            <w:r/>
+            <w:r>
+              <w:rPr>
+                <w:rFonts w:ascii="Times New Roman" w:hAnsi="Times New Roman"/>
+                <w:sz w:val="19"/>
+              </w:rPr>
+              <w:t>Hiện tại: ~7,7 ngày</w:t>
+            </w:r>
+          </w:p>
+        </w:tc>
+      </w:tr>
+      <w:tr>
+        <w:tc>
+          <w:tcPr>
+            <w:tcW w:type="dxa" w:w="100"/>
+          </w:tcPr>
+          <w:p>
+            <w:pPr>
+              <w:spacing w:after="20"/>
+            </w:pPr>
+            <w:r/>
+            <w:r>
+              <w:rPr>
+                <w:rFonts w:ascii="Times New Roman" w:hAnsi="Times New Roman"/>
+                <w:sz w:val="19"/>
+              </w:rPr>
+              <w:t>Tỷ lệ NCC đạt thẩm định ATTP lần đầu</w:t>
+            </w:r>
+          </w:p>
+        </w:tc>
+        <w:tc>
+          <w:tcPr>
+            <w:tcW w:type="dxa" w:w="100"/>
+          </w:tcPr>
+          <w:p>
+            <w:pPr>
+              <w:spacing w:after="20"/>
+            </w:pPr>
+            <w:r/>
+            <w:r>
+              <w:rPr>
+                <w:rFonts w:ascii="Times New Roman" w:hAnsi="Times New Roman"/>
+                <w:sz w:val="19"/>
+              </w:rPr>
+              <w:t>(NCC đạt lần đầu / Tổng NCC thẩm định) × 100 — Mục tiêu &gt; 75%</w:t>
+            </w:r>
+          </w:p>
+        </w:tc>
+        <w:tc>
+          <w:tcPr>
+            <w:tcW w:type="dxa" w:w="100"/>
+          </w:tcPr>
+          <w:p>
+            <w:pPr>
+              <w:spacing w:after="20"/>
+            </w:pPr>
+            <w:r/>
+            <w:r>
+              <w:rPr>
+                <w:rFonts w:ascii="Times New Roman" w:hAnsi="Times New Roman"/>
+                <w:sz w:val="19"/>
+              </w:rPr>
+              <w:t>Hiện tại: ~60%</w:t>
+            </w:r>
+          </w:p>
+        </w:tc>
+      </w:tr>
+      <w:tr>
+        <w:tc>
+          <w:tcPr>
+            <w:tcW w:type="dxa" w:w="100"/>
+          </w:tcPr>
+          <w:p>
+            <w:pPr>
+              <w:spacing w:after="20"/>
+            </w:pPr>
+            <w:r/>
+            <w:r>
+              <w:rPr>
+                <w:rFonts w:ascii="Times New Roman" w:hAnsi="Times New Roman"/>
+                <w:sz w:val="19"/>
+              </w:rPr>
+              <w:t>Tỷ lệ lô hàng đạt QA/QC đầu vào lần đầu</w:t>
+            </w:r>
+          </w:p>
+        </w:tc>
+        <w:tc>
+          <w:tcPr>
+            <w:tcW w:type="dxa" w:w="100"/>
+          </w:tcPr>
+          <w:p>
+            <w:pPr>
+              <w:spacing w:after="20"/>
+            </w:pPr>
+            <w:r/>
+            <w:r>
+              <w:rPr>
+                <w:rFonts w:ascii="Times New Roman" w:hAnsi="Times New Roman"/>
+                <w:sz w:val="19"/>
+              </w:rPr>
+              <w:t>(Lô đạt lần đầu / Tổng lô nhập) × 100 — Mục tiêu &gt; 95%</w:t>
+            </w:r>
+          </w:p>
+        </w:tc>
+        <w:tc>
+          <w:tcPr>
+            <w:tcW w:type="dxa" w:w="100"/>
+          </w:tcPr>
+          <w:p>
+            <w:pPr>
+              <w:spacing w:after="20"/>
+            </w:pPr>
+            <w:r/>
+            <w:r>
+              <w:rPr>
+                <w:rFonts w:ascii="Times New Roman" w:hAnsi="Times New Roman"/>
+                <w:sz w:val="19"/>
+              </w:rPr>
+              <w:t>Hiện tại: ~88%</w:t>
+            </w:r>
+          </w:p>
+        </w:tc>
+      </w:tr>
+      <w:tr>
+        <w:tc>
+          <w:tcPr>
+            <w:tcW w:type="dxa" w:w="100"/>
+          </w:tcPr>
+          <w:p>
+            <w:pPr>
+              <w:spacing w:after="20"/>
+            </w:pPr>
+            <w:r/>
+            <w:r>
+              <w:rPr>
+                <w:rFonts w:ascii="Times New Roman" w:hAnsi="Times New Roman"/>
+                <w:sz w:val="19"/>
+              </w:rPr>
+              <w:t>OTIF – giao đúng hẹn &amp; đủ số lượng</w:t>
+            </w:r>
+          </w:p>
+        </w:tc>
+        <w:tc>
+          <w:tcPr>
+            <w:tcW w:type="dxa" w:w="100"/>
+          </w:tcPr>
+          <w:p>
+            <w:pPr>
+              <w:spacing w:after="20"/>
+            </w:pPr>
+            <w:r/>
+            <w:r>
+              <w:rPr>
+                <w:rFonts w:ascii="Times New Roman" w:hAnsi="Times New Roman"/>
+                <w:sz w:val="19"/>
+              </w:rPr>
+              <w:t>(Lô giao đúng hẹn và đủ / Tổng lô) × 100 — Mục tiêu &gt; 95%</w:t>
+            </w:r>
+          </w:p>
+        </w:tc>
+        <w:tc>
+          <w:tcPr>
+            <w:tcW w:type="dxa" w:w="100"/>
+          </w:tcPr>
+          <w:p>
+            <w:pPr>
+              <w:spacing w:after="20"/>
+            </w:pPr>
+            <w:r/>
+            <w:r>
+              <w:rPr>
+                <w:rFonts w:ascii="Times New Roman" w:hAnsi="Times New Roman"/>
+                <w:sz w:val="19"/>
+              </w:rPr>
+              <w:t>Hiện tại: ~82%</w:t>
+            </w:r>
+          </w:p>
+        </w:tc>
+      </w:tr>
+      <w:tr>
+        <w:tc>
+          <w:tcPr>
+            <w:tcW w:type="dxa" w:w="100"/>
+          </w:tcPr>
+          <w:p>
+            <w:pPr>
+              <w:spacing w:after="20"/>
+            </w:pPr>
+            <w:r/>
+            <w:r>
+              <w:rPr>
+                <w:rFonts w:ascii="Times New Roman" w:hAnsi="Times New Roman"/>
+                <w:sz w:val="19"/>
+              </w:rPr>
+              <w:t>Tỷ lệ SKU truy xuất được nguồn gốc</w:t>
+            </w:r>
+          </w:p>
+        </w:tc>
+        <w:tc>
+          <w:tcPr>
+            <w:tcW w:type="dxa" w:w="100"/>
+          </w:tcPr>
+          <w:p>
+            <w:pPr>
+              <w:spacing w:after="20"/>
+            </w:pPr>
+            <w:r/>
+            <w:r>
+              <w:rPr>
+                <w:rFonts w:ascii="Times New Roman" w:hAnsi="Times New Roman"/>
+                <w:sz w:val="19"/>
+              </w:rPr>
+              <w:t>(SKU có tem truy xuất / Tổng SKU nông sản) × 100 — Mục tiêu 100%</w:t>
+            </w:r>
+          </w:p>
+        </w:tc>
+        <w:tc>
+          <w:tcPr>
+            <w:tcW w:type="dxa" w:w="100"/>
+          </w:tcPr>
+          <w:p>
+            <w:pPr>
+              <w:spacing w:after="20"/>
+            </w:pPr>
+            <w:r/>
+            <w:r>
+              <w:rPr>
+                <w:rFonts w:ascii="Times New Roman" w:hAnsi="Times New Roman"/>
+                <w:sz w:val="19"/>
+              </w:rPr>
+              <w:t>Hiện tại: ~78%</w:t>
+            </w:r>
+          </w:p>
+        </w:tc>
+      </w:tr>
+      <w:tr>
+        <w:tc>
+          <w:tcPr>
+            <w:tcW w:type="dxa" w:w="100"/>
+          </w:tcPr>
+          <w:p>
+            <w:pPr>
+              <w:spacing w:after="20"/>
+            </w:pPr>
+            <w:r/>
+            <w:r>
+              <w:rPr>
+                <w:rFonts w:ascii="Times New Roman" w:hAnsi="Times New Roman"/>
+                <w:sz w:val="19"/>
+              </w:rPr>
+              <w:t>Lỗi dự báo nhu cầu</w:t>
+            </w:r>
+          </w:p>
+        </w:tc>
+        <w:tc>
+          <w:tcPr>
+            <w:tcW w:type="dxa" w:w="100"/>
+          </w:tcPr>
+          <w:p>
+            <w:pPr>
+              <w:spacing w:after="20"/>
+            </w:pPr>
+            <w:r/>
+            <w:r>
+              <w:rPr>
+                <w:rFonts w:ascii="Times New Roman" w:hAnsi="Times New Roman"/>
+                <w:sz w:val="19"/>
+              </w:rPr>
+              <w:t>|Nhu cầu thực − Dự báo| / Nhu cầu thực — Mục tiêu &lt; 10%</w:t>
+            </w:r>
+          </w:p>
+        </w:tc>
+        <w:tc>
+          <w:tcPr>
+            <w:tcW w:type="dxa" w:w="100"/>
+          </w:tcPr>
+          <w:p>
+            <w:pPr>
+              <w:spacing w:after="20"/>
+            </w:pPr>
+            <w:r/>
+            <w:r>
+              <w:rPr>
+                <w:rFonts w:ascii="Times New Roman" w:hAnsi="Times New Roman"/>
+                <w:sz w:val="19"/>
+              </w:rPr>
+              <w:t>Hiện tại: ~15–20%</w:t>
+            </w:r>
+          </w:p>
+        </w:tc>
+      </w:tr>
+      <w:tr>
+        <w:tc>
+          <w:tcPr>
+            <w:tcW w:type="dxa" w:w="100"/>
+          </w:tcPr>
+          <w:p>
+            <w:pPr>
+              <w:spacing w:after="20"/>
+            </w:pPr>
+            <w:r/>
+            <w:r>
+              <w:rPr>
+                <w:rFonts w:ascii="Times New Roman" w:hAnsi="Times New Roman"/>
+                <w:sz w:val="19"/>
+              </w:rPr>
+              <w:t>Giá mua so với ngân sách</w:t>
+            </w:r>
+          </w:p>
+        </w:tc>
+        <w:tc>
+          <w:tcPr>
+            <w:tcW w:type="dxa" w:w="100"/>
+          </w:tcPr>
+          <w:p>
+            <w:pPr>
+              <w:spacing w:after="20"/>
+            </w:pPr>
+            <w:r/>
+            <w:r>
+              <w:rPr>
+                <w:rFonts w:ascii="Times New Roman" w:hAnsi="Times New Roman"/>
+                <w:sz w:val="19"/>
+              </w:rPr>
+              <w:t>(Giá thực / Ngân sách) × 100 — Mục tiêu 95–100%</w:t>
+            </w:r>
+          </w:p>
+        </w:tc>
+        <w:tc>
+          <w:tcPr>
+            <w:tcW w:type="dxa" w:w="100"/>
+          </w:tcPr>
+          <w:p>
+            <w:pPr>
+              <w:spacing w:after="20"/>
+            </w:pPr>
+            <w:r/>
+            <w:r>
+              <w:rPr>
+                <w:rFonts w:ascii="Times New Roman" w:hAnsi="Times New Roman"/>
+                <w:sz w:val="19"/>
+              </w:rPr>
+              <w:t>Hiện tại: ~105–110%</w:t>
             </w:r>
           </w:p>
         </w:tc>
@@ -5571,7 +6521,7 @@
         <w:spacing w:after="100"/>
       </w:pPr>
       <w:r>
-        <w:t xml:space="preserve">1. Khâu khảo sát &amp; thẩm định NCC kéo dài (1–2 tuần) do kiểm tra field và lab không song song được.</w:t>
+        <w:t>1. Thẩm định NCC mới mất 5 ngày chờ kết quả kiểm nghiệm mẫu tại lab và đánh giá thực địa nông trại — chiếm ~27% lead time chu trình có phê duyệt NCC.</w:t>
       </w:r>
     </w:p>
     <w:p>
@@ -5579,7 +6529,7 @@
         <w:spacing w:after="100"/>
       </w:pPr>
       <w:r>
-        <w:t xml:space="preserve">2. Phê duyệt từ Ban Giám đốc có khi trễ (chờ phê duyệt 2–3 ngày).</w:t>
+        <w:t>2. Chờ ký duyệt tuần tự: tờ trình phê duyệt NCC &amp; hợp đồng khung chờ Ban Giám đốc 2,5 ngày, PO chờ duyệt 1,5 ngày.</w:t>
       </w:r>
     </w:p>
     <w:p>
@@ -5587,7 +6537,7 @@
         <w:spacing w:after="200"/>
       </w:pPr>
       <w:r>
-        <w:t xml:space="preserve">3. Kiểm tra QA/QC lô hàng nhập kho có khi chậm (2–4 giờ) nếu tập trung nhiều lô cùng lúc.</w:t>
+        <w:t>3. Tập hợp nhu cầu từ nhiều cửa hàng làm thủ công bằng Excel và email (2 giờ mỗi kỳ); hoá đơn lệch 3 chiều bị tạm giữ 1–3 ngày.</w:t>
       </w:r>
     </w:p>
     <w:p>
@@ -5607,7 +6557,7 @@
         <w:spacing w:after="100"/>
       </w:pPr>
       <w:r>
-        <w:t xml:space="preserve">• Nông trại không ổn định cung cấp → Ảnh hưởng tồn kho, doanh số bán.</w:t>
+        <w:t>• Nông trại mất mùa hoặc huỷ giao sát ngày → cửa hàng thiếu hàng tươi bán, mất doanh thu và mất khách.</w:t>
       </w:r>
     </w:p>
     <w:p>
@@ -5615,7 +6565,7 @@
         <w:spacing w:after="100"/>
       </w:pPr>
       <w:r>
-        <w:t xml:space="preserve">• Lô hàng không đạt QA/QC → Phải trả lại, giáng tốc độ giao hàng đến khách.</w:t>
+        <w:t>• Lô hàng không đạt kiểm nghiệm dư lượng → phải trả toàn bộ, vừa thiếu hàng vừa phát sinh chi phí xử lý; NCC nhỏ lẻ thiếu chứng nhận VietGAP/HACCP gây rủi ro pháp lý về ATTP.</w:t>
       </w:r>
     </w:p>
     <w:p>
@@ -5623,7 +6573,7 @@
         <w:spacing w:after="400"/>
       </w:pPr>
       <w:r>
-        <w:t xml:space="preserve">• Sai lệch giá thực vs. dự toán → Ảnh hưởng lợi nhuận gộp.</w:t>
+        <w:t>• Giá nông sản biến động theo mùa vụ và thời tiết → vượt ngân sách, giảm biên lợi nhuận gộp; phụ thuộc một vài NCC lớn cho ngành hàng chủ lực là rủi ro gián đoạn cả chuỗi.</w:t>
       </w:r>
     </w:p>
     <w:p>

--- a/IE203-Nhom7/25410262_NguyenDucNghia/Chuong_2_Kien_truc_Quy_trinh.docx
+++ b/IE203-Nhom7/25410262_NguyenDucNghia/Chuong_2_Kien_truc_Quy_trinh.docx
@@ -3582,7 +3582,7 @@
                 <w:rFonts w:ascii="Times New Roman" w:hAnsi="Times New Roman"/>
                 <w:sz w:val="19"/>
               </w:rPr>
-              <w:t>Tiếp nhận dự báo ngành hàng theo mùa vụ (QL3) &amp; số liệu hao hụt kỳ trước (CL3)</w:t>
+              <w:t>Tiếp nhận dự báo ngành hàng theo mùa vụ (từ QL3) &amp; số liệu hao hụt kỳ trước (từ CL3)</w:t>
             </w:r>
           </w:p>
         </w:tc>
@@ -4428,7 +4428,7 @@
                 <w:rFonts w:ascii="Times New Roman" w:hAnsi="Times New Roman"/>
                 <w:sz w:val="19"/>
               </w:rPr>
-              <w:t>Phòng QA/QC</w:t>
+              <w:t>Phòng QA/QC (thẩm định NCC)</w:t>
             </w:r>
           </w:p>
         </w:tc>
@@ -5128,153 +5128,337 @@
                 <w:rFonts w:ascii="Times New Roman" w:hAnsi="Times New Roman"/>
                 <w:sz w:val="19"/>
               </w:rPr>
-              <w:t>18a</w:t>
-            </w:r>
-          </w:p>
-        </w:tc>
-        <w:tc>
-          <w:tcPr>
-            <w:tcW w:type="dxa" w:w="100"/>
-          </w:tcPr>
-          <w:p>
-            <w:pPr>
-              <w:spacing w:after="20"/>
-            </w:pPr>
-            <w:r/>
-            <w:r>
-              <w:rPr>
-                <w:rFonts w:ascii="Times New Roman" w:hAnsi="Times New Roman"/>
-                <w:sz w:val="19"/>
-              </w:rPr>
-              <w:t>[Song song] Cân trọng lượng thực nhận, đối chiếu số lượng &amp; chủng loại với PO</w:t>
-            </w:r>
-          </w:p>
-        </w:tc>
-        <w:tc>
-          <w:tcPr>
-            <w:tcW w:type="dxa" w:w="100"/>
-          </w:tcPr>
-          <w:p>
-            <w:pPr>
-              <w:spacing w:after="20"/>
-            </w:pPr>
-            <w:r/>
-            <w:r>
-              <w:rPr>
-                <w:rFonts w:ascii="Times New Roman" w:hAnsi="Times New Roman"/>
-                <w:sz w:val="19"/>
-              </w:rPr>
-              <w:t>Kho trung tâm</w:t>
-            </w:r>
-          </w:p>
-        </w:tc>
-        <w:tc>
-          <w:tcPr>
-            <w:tcW w:type="dxa" w:w="100"/>
-          </w:tcPr>
-          <w:p>
-            <w:pPr>
-              <w:spacing w:after="20"/>
-            </w:pPr>
-            <w:r/>
-            <w:r>
-              <w:rPr>
-                <w:rFonts w:ascii="Times New Roman" w:hAnsi="Times New Roman"/>
-                <w:sz w:val="19"/>
-              </w:rPr>
-              <w:t>Cân điện tử + ERP</w:t>
-            </w:r>
-          </w:p>
-        </w:tc>
-        <w:tc>
-          <w:tcPr>
-            <w:tcW w:type="dxa" w:w="100"/>
-          </w:tcPr>
-          <w:p>
-            <w:pPr>
-              <w:spacing w:after="20"/>
-            </w:pPr>
-            <w:r/>
-            <w:r>
-              <w:rPr>
-                <w:rFonts w:ascii="Times New Roman" w:hAnsi="Times New Roman"/>
-                <w:sz w:val="19"/>
-              </w:rPr>
-              <w:t>1 giờ</w:t>
-            </w:r>
-          </w:p>
-        </w:tc>
-      </w:tr>
-      <w:tr>
-        <w:tc>
-          <w:tcPr>
-            <w:tcW w:type="dxa" w:w="100"/>
-          </w:tcPr>
-          <w:p>
-            <w:pPr>
-              <w:spacing w:after="20"/>
-            </w:pPr>
-            <w:r/>
-            <w:r>
-              <w:rPr>
-                <w:rFonts w:ascii="Times New Roman" w:hAnsi="Times New Roman"/>
-                <w:sz w:val="19"/>
-              </w:rPr>
-              <w:t>18b</w:t>
-            </w:r>
-          </w:p>
-        </w:tc>
-        <w:tc>
-          <w:tcPr>
-            <w:tcW w:type="dxa" w:w="100"/>
-          </w:tcPr>
-          <w:p>
-            <w:pPr>
-              <w:spacing w:after="20"/>
-            </w:pPr>
-            <w:r/>
-            <w:r>
-              <w:rPr>
-                <w:rFonts w:ascii="Times New Roman" w:hAnsi="Times New Roman"/>
-                <w:sz w:val="19"/>
-              </w:rPr>
-              <w:t>[Song song] Kiểm cảm quan, nhiệt độ tâm hàng, hạn dùng, test nhanh dư lượng</w:t>
-            </w:r>
-          </w:p>
-        </w:tc>
-        <w:tc>
-          <w:tcPr>
-            <w:tcW w:type="dxa" w:w="100"/>
-          </w:tcPr>
-          <w:p>
-            <w:pPr>
-              <w:spacing w:after="20"/>
-            </w:pPr>
-            <w:r/>
-            <w:r>
-              <w:rPr>
-                <w:rFonts w:ascii="Times New Roman" w:hAnsi="Times New Roman"/>
-                <w:sz w:val="19"/>
-              </w:rPr>
-              <w:t>Phòng QA/QC</w:t>
-            </w:r>
-          </w:p>
-        </w:tc>
-        <w:tc>
-          <w:tcPr>
-            <w:tcW w:type="dxa" w:w="100"/>
-          </w:tcPr>
-          <w:p>
-            <w:pPr>
-              <w:spacing w:after="20"/>
-            </w:pPr>
-            <w:r/>
-            <w:r>
-              <w:rPr>
-                <w:rFonts w:ascii="Times New Roman" w:hAnsi="Times New Roman"/>
-                <w:sz w:val="19"/>
-              </w:rPr>
-              <w:t>Bộ test nhanh</w:t>
+              <w:t>18</w:t>
+            </w:r>
+          </w:p>
+        </w:tc>
+        <w:tc>
+          <w:tcPr>
+            <w:tcW w:type="dxa" w:w="100"/>
+          </w:tcPr>
+          <w:p>
+            <w:pPr>
+              <w:spacing w:after="20"/>
+            </w:pPr>
+            <w:r/>
+            <w:r>
+              <w:rPr>
+                <w:rFonts w:ascii="Times New Roman" w:hAnsi="Times New Roman"/>
+                <w:sz w:val="19"/>
+              </w:rPr>
+              <w:t>Xác nhận NCC giao đúng khung giờ hẹn, ghi nhận chỉ số OTIF của nhà cung cấp</w:t>
+            </w:r>
+          </w:p>
+        </w:tc>
+        <w:tc>
+          <w:tcPr>
+            <w:tcW w:type="dxa" w:w="100"/>
+          </w:tcPr>
+          <w:p>
+            <w:pPr>
+              <w:spacing w:after="20"/>
+            </w:pPr>
+            <w:r/>
+            <w:r>
+              <w:rPr>
+                <w:rFonts w:ascii="Times New Roman" w:hAnsi="Times New Roman"/>
+                <w:sz w:val="19"/>
+              </w:rPr>
+              <w:t>Phòng Thu mua</w:t>
+            </w:r>
+          </w:p>
+        </w:tc>
+        <w:tc>
+          <w:tcPr>
+            <w:tcW w:type="dxa" w:w="100"/>
+          </w:tcPr>
+          <w:p>
+            <w:pPr>
+              <w:spacing w:after="20"/>
+            </w:pPr>
+            <w:r/>
+            <w:r>
+              <w:rPr>
+                <w:rFonts w:ascii="Times New Roman" w:hAnsi="Times New Roman"/>
+                <w:sz w:val="19"/>
+              </w:rPr>
+              <w:t>ERP</w:t>
+            </w:r>
+          </w:p>
+        </w:tc>
+        <w:tc>
+          <w:tcPr>
+            <w:tcW w:type="dxa" w:w="100"/>
+          </w:tcPr>
+          <w:p>
+            <w:pPr>
+              <w:spacing w:after="20"/>
+            </w:pPr>
+            <w:r/>
+            <w:r>
+              <w:rPr>
+                <w:rFonts w:ascii="Times New Roman" w:hAnsi="Times New Roman"/>
+                <w:sz w:val="19"/>
+              </w:rPr>
+              <w:t>0,3 giờ</w:t>
+            </w:r>
+          </w:p>
+        </w:tc>
+      </w:tr>
+      <w:tr>
+        <w:tc>
+          <w:tcPr>
+            <w:tcW w:type="dxa" w:w="100"/>
+          </w:tcPr>
+          <w:p>
+            <w:pPr>
+              <w:spacing w:after="20"/>
+            </w:pPr>
+            <w:r/>
+            <w:r>
+              <w:rPr>
+                <w:rFonts w:ascii="Times New Roman" w:hAnsi="Times New Roman"/>
+                <w:sz w:val="19"/>
+              </w:rPr>
+              <w:t>19</w:t>
+            </w:r>
+          </w:p>
+        </w:tc>
+        <w:tc>
+          <w:tcPr>
+            <w:tcW w:type="dxa" w:w="100"/>
+          </w:tcPr>
+          <w:p>
+            <w:pPr>
+              <w:spacing w:after="20"/>
+            </w:pPr>
+            <w:r/>
+            <w:r>
+              <w:rPr>
+                <w:rFonts w:ascii="Times New Roman" w:hAnsi="Times New Roman"/>
+                <w:sz w:val="19"/>
+              </w:rPr>
+              <w:t>Bàn giao lô hàng kèm PO cho quy trình QL2 – Quản lý chất lượng &amp; ATTP nông sản (kiểm đếm, kiểm hồ sơ lô, kiểm chất lượng, nhập kho). Các bước bên trong thuộc phạm vi QL2, không mô tả lại tại đây</w:t>
+            </w:r>
+          </w:p>
+        </w:tc>
+        <w:tc>
+          <w:tcPr>
+            <w:tcW w:type="dxa" w:w="100"/>
+          </w:tcPr>
+          <w:p>
+            <w:pPr>
+              <w:spacing w:after="20"/>
+            </w:pPr>
+            <w:r/>
+            <w:r>
+              <w:rPr>
+                <w:rFonts w:ascii="Times New Roman" w:hAnsi="Times New Roman"/>
+                <w:sz w:val="19"/>
+              </w:rPr>
+              <w:t>Phòng Thu mua → QL2</w:t>
+            </w:r>
+          </w:p>
+        </w:tc>
+        <w:tc>
+          <w:tcPr>
+            <w:tcW w:type="dxa" w:w="100"/>
+          </w:tcPr>
+          <w:p>
+            <w:pPr>
+              <w:spacing w:after="20"/>
+            </w:pPr>
+            <w:r/>
+            <w:r>
+              <w:rPr>
+                <w:rFonts w:ascii="Times New Roman" w:hAnsi="Times New Roman"/>
+                <w:sz w:val="19"/>
+              </w:rPr>
+              <w:t>Biểu mẫu bàn giao + ERP</w:t>
+            </w:r>
+          </w:p>
+        </w:tc>
+        <w:tc>
+          <w:tcPr>
+            <w:tcW w:type="dxa" w:w="100"/>
+          </w:tcPr>
+          <w:p>
+            <w:pPr>
+              <w:spacing w:after="20"/>
+            </w:pPr>
+            <w:r/>
+            <w:r>
+              <w:rPr>
+                <w:rFonts w:ascii="Times New Roman" w:hAnsi="Times New Roman"/>
+                <w:sz w:val="19"/>
+              </w:rPr>
+              <w:t>0,5 ngày</w:t>
+            </w:r>
+          </w:p>
+        </w:tc>
+      </w:tr>
+      <w:tr>
+        <w:tc>
+          <w:tcPr>
+            <w:tcW w:type="dxa" w:w="100"/>
+          </w:tcPr>
+          <w:p>
+            <w:pPr>
+              <w:spacing w:after="20"/>
+            </w:pPr>
+            <w:r/>
+            <w:r>
+              <w:rPr>
+                <w:rFonts w:ascii="Times New Roman" w:hAnsi="Times New Roman"/>
+                <w:sz w:val="19"/>
+              </w:rPr>
+              <w:t>20</w:t>
+            </w:r>
+          </w:p>
+        </w:tc>
+        <w:tc>
+          <w:tcPr>
+            <w:tcW w:type="dxa" w:w="100"/>
+          </w:tcPr>
+          <w:p>
+            <w:pPr>
+              <w:spacing w:after="20"/>
+            </w:pPr>
+            <w:r/>
+            <w:r>
+              <w:rPr>
+                <w:rFonts w:ascii="Times New Roman" w:hAnsi="Times New Roman"/>
+                <w:sz w:val="19"/>
+              </w:rPr>
+              <w:t>Quyết định: Kết quả QL2 trả về – lô hàng đạt?</w:t>
+            </w:r>
+          </w:p>
+        </w:tc>
+        <w:tc>
+          <w:tcPr>
+            <w:tcW w:type="dxa" w:w="100"/>
+          </w:tcPr>
+          <w:p>
+            <w:pPr>
+              <w:spacing w:after="20"/>
+            </w:pPr>
+            <w:r/>
+            <w:r>
+              <w:rPr>
+                <w:rFonts w:ascii="Times New Roman" w:hAnsi="Times New Roman"/>
+                <w:sz w:val="19"/>
+              </w:rPr>
+              <w:t>Phòng Thu mua</w:t>
+            </w:r>
+          </w:p>
+        </w:tc>
+        <w:tc>
+          <w:tcPr>
+            <w:tcW w:type="dxa" w:w="100"/>
+          </w:tcPr>
+          <w:p>
+            <w:pPr>
+              <w:spacing w:after="20"/>
+            </w:pPr>
+            <w:r/>
+            <w:r>
+              <w:rPr>
+                <w:rFonts w:ascii="Times New Roman" w:hAnsi="Times New Roman"/>
+                <w:sz w:val="19"/>
+              </w:rPr>
+              <w:t>Kết quả từ QL2</w:t>
+            </w:r>
+          </w:p>
+        </w:tc>
+        <w:tc>
+          <w:tcPr>
+            <w:tcW w:type="dxa" w:w="100"/>
+          </w:tcPr>
+          <w:p>
+            <w:pPr>
+              <w:spacing w:after="20"/>
+            </w:pPr>
+            <w:r/>
+            <w:r>
+              <w:rPr>
+                <w:rFonts w:ascii="Times New Roman" w:hAnsi="Times New Roman"/>
+                <w:sz w:val="19"/>
+              </w:rPr>
+              <w:t>—</w:t>
+            </w:r>
+          </w:p>
+        </w:tc>
+      </w:tr>
+      <w:tr>
+        <w:tc>
+          <w:tcPr>
+            <w:tcW w:type="dxa" w:w="100"/>
+          </w:tcPr>
+          <w:p>
+            <w:pPr>
+              <w:spacing w:after="20"/>
+            </w:pPr>
+            <w:r/>
+            <w:r>
+              <w:rPr>
+                <w:rFonts w:ascii="Times New Roman" w:hAnsi="Times New Roman"/>
+                <w:sz w:val="19"/>
+              </w:rPr>
+              <w:t>20a</w:t>
+            </w:r>
+          </w:p>
+        </w:tc>
+        <w:tc>
+          <w:tcPr>
+            <w:tcW w:type="dxa" w:w="100"/>
+          </w:tcPr>
+          <w:p>
+            <w:pPr>
+              <w:spacing w:after="20"/>
+            </w:pPr>
+            <w:r/>
+            <w:r>
+              <w:rPr>
+                <w:rFonts w:ascii="Times New Roman" w:hAnsi="Times New Roman"/>
+                <w:sz w:val="19"/>
+              </w:rPr>
+              <w:t>[Nếu không đạt] Yêu cầu NCC giao bù, trừ điểm đánh giá nhà cung cấp</w:t>
+            </w:r>
+          </w:p>
+        </w:tc>
+        <w:tc>
+          <w:tcPr>
+            <w:tcW w:type="dxa" w:w="100"/>
+          </w:tcPr>
+          <w:p>
+            <w:pPr>
+              <w:spacing w:after="20"/>
+            </w:pPr>
+            <w:r/>
+            <w:r>
+              <w:rPr>
+                <w:rFonts w:ascii="Times New Roman" w:hAnsi="Times New Roman"/>
+                <w:sz w:val="19"/>
+              </w:rPr>
+              <w:t>Phòng Thu mua</w:t>
+            </w:r>
+          </w:p>
+        </w:tc>
+        <w:tc>
+          <w:tcPr>
+            <w:tcW w:type="dxa" w:w="100"/>
+          </w:tcPr>
+          <w:p>
+            <w:pPr>
+              <w:spacing w:after="20"/>
+            </w:pPr>
+            <w:r/>
+            <w:r>
+              <w:rPr>
+                <w:rFonts w:ascii="Times New Roman" w:hAnsi="Times New Roman"/>
+                <w:sz w:val="19"/>
+              </w:rPr>
+              <w:t>ERP + email</w:t>
             </w:r>
           </w:p>
         </w:tc>
@@ -5312,282 +5496,6 @@
                 <w:rFonts w:ascii="Times New Roman" w:hAnsi="Times New Roman"/>
                 <w:sz w:val="19"/>
               </w:rPr>
-              <w:t>19</w:t>
-            </w:r>
-          </w:p>
-        </w:tc>
-        <w:tc>
-          <w:tcPr>
-            <w:tcW w:type="dxa" w:w="100"/>
-          </w:tcPr>
-          <w:p>
-            <w:pPr>
-              <w:spacing w:after="20"/>
-            </w:pPr>
-            <w:r/>
-            <w:r>
-              <w:rPr>
-                <w:rFonts w:ascii="Times New Roman" w:hAnsi="Times New Roman"/>
-                <w:sz w:val="19"/>
-              </w:rPr>
-              <w:t>Quyết định: Lô hàng đạt số lượng &amp; chất lượng?</w:t>
-            </w:r>
-          </w:p>
-        </w:tc>
-        <w:tc>
-          <w:tcPr>
-            <w:tcW w:type="dxa" w:w="100"/>
-          </w:tcPr>
-          <w:p>
-            <w:pPr>
-              <w:spacing w:after="20"/>
-            </w:pPr>
-            <w:r/>
-            <w:r>
-              <w:rPr>
-                <w:rFonts w:ascii="Times New Roman" w:hAnsi="Times New Roman"/>
-                <w:sz w:val="19"/>
-              </w:rPr>
-              <w:t>Kho + QA/QC</w:t>
-            </w:r>
-          </w:p>
-        </w:tc>
-        <w:tc>
-          <w:tcPr>
-            <w:tcW w:type="dxa" w:w="100"/>
-          </w:tcPr>
-          <w:p>
-            <w:pPr>
-              <w:spacing w:after="20"/>
-            </w:pPr>
-            <w:r/>
-            <w:r>
-              <w:rPr>
-                <w:rFonts w:ascii="Times New Roman" w:hAnsi="Times New Roman"/>
-                <w:sz w:val="19"/>
-              </w:rPr>
-              <w:t>Tiêu chuẩn QA/QC</w:t>
-            </w:r>
-          </w:p>
-        </w:tc>
-        <w:tc>
-          <w:tcPr>
-            <w:tcW w:type="dxa" w:w="100"/>
-          </w:tcPr>
-          <w:p>
-            <w:pPr>
-              <w:spacing w:after="20"/>
-            </w:pPr>
-            <w:r/>
-            <w:r>
-              <w:rPr>
-                <w:rFonts w:ascii="Times New Roman" w:hAnsi="Times New Roman"/>
-                <w:sz w:val="19"/>
-              </w:rPr>
-              <w:t>1 giờ</w:t>
-            </w:r>
-          </w:p>
-        </w:tc>
-      </w:tr>
-      <w:tr>
-        <w:tc>
-          <w:tcPr>
-            <w:tcW w:type="dxa" w:w="100"/>
-          </w:tcPr>
-          <w:p>
-            <w:pPr>
-              <w:spacing w:after="20"/>
-            </w:pPr>
-            <w:r/>
-            <w:r>
-              <w:rPr>
-                <w:rFonts w:ascii="Times New Roman" w:hAnsi="Times New Roman"/>
-                <w:sz w:val="19"/>
-              </w:rPr>
-              <w:t>20a</w:t>
-            </w:r>
-          </w:p>
-        </w:tc>
-        <w:tc>
-          <w:tcPr>
-            <w:tcW w:type="dxa" w:w="100"/>
-          </w:tcPr>
-          <w:p>
-            <w:pPr>
-              <w:spacing w:after="20"/>
-            </w:pPr>
-            <w:r/>
-            <w:r>
-              <w:rPr>
-                <w:rFonts w:ascii="Times New Roman" w:hAnsi="Times New Roman"/>
-                <w:sz w:val="19"/>
-              </w:rPr>
-              <w:t>[Nếu không đạt] Lập biên bản không phù hợp (NCR): nhận một phần hoặc trả toàn bộ lô, yêu cầu giao bù, trừ điểm NCC</w:t>
-            </w:r>
-          </w:p>
-        </w:tc>
-        <w:tc>
-          <w:tcPr>
-            <w:tcW w:type="dxa" w:w="100"/>
-          </w:tcPr>
-          <w:p>
-            <w:pPr>
-              <w:spacing w:after="20"/>
-            </w:pPr>
-            <w:r/>
-            <w:r>
-              <w:rPr>
-                <w:rFonts w:ascii="Times New Roman" w:hAnsi="Times New Roman"/>
-                <w:sz w:val="19"/>
-              </w:rPr>
-              <w:t>QA/QC + Thu mua</w:t>
-            </w:r>
-          </w:p>
-        </w:tc>
-        <w:tc>
-          <w:tcPr>
-            <w:tcW w:type="dxa" w:w="100"/>
-          </w:tcPr>
-          <w:p>
-            <w:pPr>
-              <w:spacing w:after="20"/>
-            </w:pPr>
-            <w:r/>
-            <w:r>
-              <w:rPr>
-                <w:rFonts w:ascii="Times New Roman" w:hAnsi="Times New Roman"/>
-                <w:sz w:val="19"/>
-              </w:rPr>
-              <w:t>NCR + ERP</w:t>
-            </w:r>
-          </w:p>
-        </w:tc>
-        <w:tc>
-          <w:tcPr>
-            <w:tcW w:type="dxa" w:w="100"/>
-          </w:tcPr>
-          <w:p>
-            <w:pPr>
-              <w:spacing w:after="20"/>
-            </w:pPr>
-            <w:r/>
-            <w:r>
-              <w:rPr>
-                <w:rFonts w:ascii="Times New Roman" w:hAnsi="Times New Roman"/>
-                <w:sz w:val="19"/>
-              </w:rPr>
-              <w:t>1–2 ngày</w:t>
-            </w:r>
-          </w:p>
-        </w:tc>
-      </w:tr>
-      <w:tr>
-        <w:tc>
-          <w:tcPr>
-            <w:tcW w:type="dxa" w:w="100"/>
-          </w:tcPr>
-          <w:p>
-            <w:pPr>
-              <w:spacing w:after="20"/>
-            </w:pPr>
-            <w:r/>
-            <w:r>
-              <w:rPr>
-                <w:rFonts w:ascii="Times New Roman" w:hAnsi="Times New Roman"/>
-                <w:sz w:val="19"/>
-              </w:rPr>
-              <w:t>20b</w:t>
-            </w:r>
-          </w:p>
-        </w:tc>
-        <w:tc>
-          <w:tcPr>
-            <w:tcW w:type="dxa" w:w="100"/>
-          </w:tcPr>
-          <w:p>
-            <w:pPr>
-              <w:spacing w:after="20"/>
-            </w:pPr>
-            <w:r/>
-            <w:r>
-              <w:rPr>
-                <w:rFonts w:ascii="Times New Roman" w:hAnsi="Times New Roman"/>
-                <w:sz w:val="19"/>
-              </w:rPr>
-              <w:t>[Nếu đạt] Nhập kho, cập nhật tồn &amp; vị trí, gắn số lô + hạn dùng, in tem truy xuất nguồn gốc</w:t>
-            </w:r>
-          </w:p>
-        </w:tc>
-        <w:tc>
-          <w:tcPr>
-            <w:tcW w:type="dxa" w:w="100"/>
-          </w:tcPr>
-          <w:p>
-            <w:pPr>
-              <w:spacing w:after="20"/>
-            </w:pPr>
-            <w:r/>
-            <w:r>
-              <w:rPr>
-                <w:rFonts w:ascii="Times New Roman" w:hAnsi="Times New Roman"/>
-                <w:sz w:val="19"/>
-              </w:rPr>
-              <w:t>Kho trung tâm</w:t>
-            </w:r>
-          </w:p>
-        </w:tc>
-        <w:tc>
-          <w:tcPr>
-            <w:tcW w:type="dxa" w:w="100"/>
-          </w:tcPr>
-          <w:p>
-            <w:pPr>
-              <w:spacing w:after="20"/>
-            </w:pPr>
-            <w:r/>
-            <w:r>
-              <w:rPr>
-                <w:rFonts w:ascii="Times New Roman" w:hAnsi="Times New Roman"/>
-                <w:sz w:val="19"/>
-              </w:rPr>
-              <w:t>ERP + máy in tem</w:t>
-            </w:r>
-          </w:p>
-        </w:tc>
-        <w:tc>
-          <w:tcPr>
-            <w:tcW w:type="dxa" w:w="100"/>
-          </w:tcPr>
-          <w:p>
-            <w:pPr>
-              <w:spacing w:after="20"/>
-            </w:pPr>
-            <w:r/>
-            <w:r>
-              <w:rPr>
-                <w:rFonts w:ascii="Times New Roman" w:hAnsi="Times New Roman"/>
-                <w:sz w:val="19"/>
-              </w:rPr>
-              <w:t>0,5 giờ</w:t>
-            </w:r>
-          </w:p>
-        </w:tc>
-      </w:tr>
-      <w:tr>
-        <w:tc>
-          <w:tcPr>
-            <w:tcW w:type="dxa" w:w="100"/>
-          </w:tcPr>
-          <w:p>
-            <w:pPr>
-              <w:spacing w:after="20"/>
-            </w:pPr>
-            <w:r/>
-            <w:r>
-              <w:rPr>
-                <w:rFonts w:ascii="Times New Roman" w:hAnsi="Times New Roman"/>
-                <w:sz w:val="19"/>
-              </w:rPr>
               <w:t>21</w:t>
             </w:r>
           </w:p>
@@ -5606,7 +5514,7 @@
                 <w:rFonts w:ascii="Times New Roman" w:hAnsi="Times New Roman"/>
                 <w:sz w:val="19"/>
               </w:rPr>
-              <w:t>Nhận &amp; ghi nhận hoá đơn NCC, đối chiếu 3 chiều: PO – Phiếu nhập kho – Hoá đơn</w:t>
+              <w:t>[Nếu đạt] Nhận &amp; ghi nhận hoá đơn NCC, đối chiếu 3 chiều: PO – Phiếu nhập kho (do QL2 lập) – Hoá đơn</w:t>
             </w:r>
           </w:p>
         </w:tc>
@@ -5698,7 +5606,7 @@
                 <w:rFonts w:ascii="Times New Roman" w:hAnsi="Times New Roman"/>
                 <w:sz w:val="19"/>
               </w:rPr>
-              <w:t>[Nếu lệch] Tạm giữ thanh toán, đối chiếu lại với Kho / NCC</w:t>
+              <w:t>[Nếu lệch] Tạm giữ thanh toán, đối chiếu lại với QL2 / NCC</w:t>
             </w:r>
           </w:p>
         </w:tc>
@@ -5882,7 +5790,7 @@
                 <w:rFonts w:ascii="Times New Roman" w:hAnsi="Times New Roman"/>
                 <w:sz w:val="19"/>
               </w:rPr>
-              <w:t>[Định kỳ] Đánh giá &amp; chấm điểm NCC hằng quý: OTIF, tỷ lệ lô đạt QA/QC, ổn định giá, khả năng truy xuất</w:t>
+              <w:t>[Định kỳ] Đánh giá &amp; chấm điểm NCC hằng quý: OTIF, tỷ lệ lô đạt QA/QC (số liệu từ QL2), ổn định giá, khả năng truy xuất</w:t>
             </w:r>
           </w:p>
         </w:tc>
@@ -6603,7 +6511,7 @@
         <w:spacing w:after="100"/>
       </w:pPr>
       <w:r>
-        <w:t xml:space="preserve">Mục tiêu: Xử lý đơn hàng online nhanh chóng (ghi nhận, soạn, đóng gói) và giao tươi đúng hẹn (2–4 giờ), duy trì chuỗi lạnh, giảm tỷ lệ hàng bị từ chối.</w:t>
+        <w:t>Mục tiêu: Xử lý đơn hàng online nhanh và chính xác (ghi nhận, soạn, đóng gói), giao hàng tươi đúng hẹn trong 2–4 giờ, duy trì chuỗi lạnh liên tục từ cửa hàng tới tay khách, và giảm tỷ lệ đơn bị khách từ chối nhận.</w:t>
       </w:r>
     </w:p>
     <w:p>
@@ -6611,7 +6519,7 @@
         <w:spacing w:after="200"/>
       </w:pPr>
       <w:r>
-        <w:t xml:space="preserve">Phạm vi: Từ lúc khách đặt hàng trên App/Web → Khách nhận hàng và xác nhận thanh công (POD).</w:t>
+        <w:t>Phạm vi: Từ khi khách hoàn tất đặt hàng trên App/Web hoặc đơn từ sàn thương mại điện tử đồng bộ về, đến khi tiền của đơn được bàn giao sang quy trình HT1 để đối soát và khách nhận được khảo sát đánh giá. Không thuộc phạm vi: xử lý đổi trả (CL4), đối soát và hạch toán doanh thu (HT1), kiểm soát chất lượng hàng trước khi lên quầy (QL2).</w:t>
       </w:r>
     </w:p>
     <w:p>
@@ -7690,1648 +7598,2759 @@
       <w:tr>
         <w:tc>
           <w:tcPr>
-            <w:tcW w:type="dxa" w:w="800"/>
-          </w:tcPr>
-          <w:p>
-            <w:pPr>
-              <w:jc w:val="left"/>
-              <w:rPr>
-                <w:b w:val="false"/>
-                <w:bCs w:val="false"/>
-                <w:sz w:val="22"/>
-                <w:szCs w:val="22"/>
-              </w:rPr>
-            </w:pPr>
-            <w:r>
-              <w:t xml:space="preserve">1</w:t>
-            </w:r>
-          </w:p>
-        </w:tc>
-        <w:tc>
-          <w:tcPr>
-            <w:tcW w:type="dxa" w:w="2500"/>
-          </w:tcPr>
-          <w:p>
-            <w:pPr>
-              <w:jc w:val="left"/>
-              <w:rPr>
-                <w:b w:val="false"/>
-                <w:bCs w:val="false"/>
-                <w:sz w:val="22"/>
-                <w:szCs w:val="22"/>
-              </w:rPr>
-            </w:pPr>
-            <w:r>
-              <w:t xml:space="preserve">Khách đặt hàng trên App/Web</w:t>
-            </w:r>
-          </w:p>
-        </w:tc>
-        <w:tc>
-          <w:tcPr>
-            <w:tcW w:type="dxa" w:w="2000"/>
-          </w:tcPr>
-          <w:p>
-            <w:pPr>
-              <w:jc w:val="left"/>
-              <w:rPr>
-                <w:b w:val="false"/>
-                <w:bCs w:val="false"/>
-                <w:sz w:val="22"/>
-                <w:szCs w:val="22"/>
-              </w:rPr>
-            </w:pPr>
-            <w:r>
-              <w:t xml:space="preserve">Khách hàng</w:t>
-            </w:r>
-          </w:p>
-        </w:tc>
-        <w:tc>
-          <w:tcPr>
-            <w:tcW w:type="dxa" w:w="1500"/>
-          </w:tcPr>
-          <w:p>
-            <w:pPr>
-              <w:jc w:val="left"/>
-              <w:rPr>
-                <w:b w:val="false"/>
-                <w:bCs w:val="false"/>
-                <w:sz w:val="22"/>
-                <w:szCs w:val="22"/>
-              </w:rPr>
-            </w:pPr>
-            <w:r>
-              <w:t xml:space="preserve">App/Website</w:t>
-            </w:r>
-          </w:p>
-        </w:tc>
-        <w:tc>
-          <w:tcPr>
-            <w:tcW w:type="dxa" w:w="1200"/>
-          </w:tcPr>
-          <w:p>
-            <w:pPr>
-              <w:jc w:val="left"/>
-              <w:rPr>
-                <w:b w:val="false"/>
-                <w:bCs w:val="false"/>
-                <w:sz w:val="22"/>
-                <w:szCs w:val="22"/>
-              </w:rPr>
-            </w:pPr>
-            <w:r>
-              <w:t xml:space="preserve">5–10 phút</w:t>
-            </w:r>
-          </w:p>
-        </w:tc>
-      </w:tr>
-      <w:tr>
-        <w:tc>
-          <w:tcPr>
-            <w:tcW w:type="dxa" w:w="800"/>
-          </w:tcPr>
-          <w:p>
-            <w:pPr>
-              <w:jc w:val="left"/>
-              <w:rPr>
-                <w:b w:val="false"/>
-                <w:bCs w:val="false"/>
-                <w:sz w:val="22"/>
-                <w:szCs w:val="22"/>
-              </w:rPr>
-            </w:pPr>
-            <w:r>
-              <w:t xml:space="preserve">2</w:t>
-            </w:r>
-          </w:p>
-        </w:tc>
-        <w:tc>
-          <w:tcPr>
-            <w:tcW w:type="dxa" w:w="2500"/>
-          </w:tcPr>
-          <w:p>
-            <w:pPr>
-              <w:jc w:val="left"/>
-              <w:rPr>
-                <w:b w:val="false"/>
-                <w:bCs w:val="false"/>
-                <w:sz w:val="22"/>
-                <w:szCs w:val="22"/>
-              </w:rPr>
-            </w:pPr>
-            <w:r>
-              <w:t xml:space="preserve">Ghi nhận đơn, kiểm tra tồn kho cửa hàng gần nhất</w:t>
-            </w:r>
-          </w:p>
-        </w:tc>
-        <w:tc>
-          <w:tcPr>
-            <w:tcW w:type="dxa" w:w="2000"/>
-          </w:tcPr>
-          <w:p>
-            <w:pPr>
-              <w:jc w:val="left"/>
-              <w:rPr>
-                <w:b w:val="false"/>
-                <w:bCs w:val="false"/>
-                <w:sz w:val="22"/>
-                <w:szCs w:val="22"/>
-              </w:rPr>
-            </w:pPr>
-            <w:r>
-              <w:t xml:space="preserve">App/Hệ thống tự động</w:t>
-            </w:r>
-          </w:p>
-        </w:tc>
-        <w:tc>
-          <w:tcPr>
-            <w:tcW w:type="dxa" w:w="1500"/>
-          </w:tcPr>
-          <w:p>
-            <w:pPr>
-              <w:jc w:val="left"/>
-              <w:rPr>
-                <w:b w:val="false"/>
-                <w:bCs w:val="false"/>
-                <w:sz w:val="22"/>
-                <w:szCs w:val="22"/>
-              </w:rPr>
-            </w:pPr>
-            <w:r>
-              <w:t xml:space="preserve">ERP + App</w:t>
-            </w:r>
-          </w:p>
-        </w:tc>
-        <w:tc>
-          <w:tcPr>
-            <w:tcW w:type="dxa" w:w="1200"/>
-          </w:tcPr>
-          <w:p>
-            <w:pPr>
-              <w:jc w:val="left"/>
-              <w:rPr>
-                <w:b w:val="false"/>
-                <w:bCs w:val="false"/>
-                <w:sz w:val="22"/>
-                <w:szCs w:val="22"/>
-              </w:rPr>
-            </w:pPr>
-            <w:r>
-              <w:t xml:space="preserve">30 giây</w:t>
-            </w:r>
-          </w:p>
-        </w:tc>
-      </w:tr>
-      <w:tr>
-        <w:tc>
-          <w:tcPr>
-            <w:tcW w:type="dxa" w:w="800"/>
-          </w:tcPr>
-          <w:p>
-            <w:pPr>
-              <w:jc w:val="left"/>
-              <w:rPr>
-                <w:b w:val="false"/>
-                <w:bCs w:val="false"/>
-                <w:sz w:val="22"/>
-                <w:szCs w:val="22"/>
-              </w:rPr>
-            </w:pPr>
-            <w:r>
-              <w:t xml:space="preserve">3</w:t>
-            </w:r>
-          </w:p>
-        </w:tc>
-        <w:tc>
-          <w:tcPr>
-            <w:tcW w:type="dxa" w:w="2500"/>
-          </w:tcPr>
-          <w:p>
-            <w:pPr>
-              <w:jc w:val="left"/>
-              <w:rPr>
-                <w:b w:val="false"/>
-                <w:bCs w:val="false"/>
-                <w:sz w:val="22"/>
-                <w:szCs w:val="22"/>
-              </w:rPr>
-            </w:pPr>
-            <w:r>
-              <w:t xml:space="preserve">Cân nhắc: Còn đủ hàng?</w:t>
-            </w:r>
-          </w:p>
-        </w:tc>
-        <w:tc>
-          <w:tcPr>
-            <w:tcW w:type="dxa" w:w="2000"/>
-          </w:tcPr>
-          <w:p>
-            <w:pPr>
-              <w:jc w:val="left"/>
-              <w:rPr>
-                <w:b w:val="false"/>
-                <w:bCs w:val="false"/>
-                <w:sz w:val="22"/>
-                <w:szCs w:val="22"/>
-              </w:rPr>
-            </w:pPr>
-            <w:r>
-              <w:t xml:space="preserve">App/Tổng đài</w:t>
-            </w:r>
-          </w:p>
-        </w:tc>
-        <w:tc>
-          <w:tcPr>
-            <w:tcW w:type="dxa" w:w="1500"/>
-          </w:tcPr>
-          <w:p>
-            <w:pPr>
-              <w:jc w:val="left"/>
-              <w:rPr>
-                <w:b w:val="false"/>
-                <w:bCs w:val="false"/>
-                <w:sz w:val="22"/>
-                <w:szCs w:val="22"/>
-              </w:rPr>
-            </w:pPr>
-            <w:r>
-              <w:t xml:space="preserve">ERP</w:t>
-            </w:r>
-          </w:p>
-        </w:tc>
-        <w:tc>
-          <w:tcPr>
-            <w:tcW w:type="dxa" w:w="1200"/>
-          </w:tcPr>
-          <w:p>
-            <w:pPr>
-              <w:jc w:val="left"/>
-              <w:rPr>
-                <w:b w:val="false"/>
-                <w:bCs w:val="false"/>
-                <w:sz w:val="22"/>
-                <w:szCs w:val="22"/>
-              </w:rPr>
-            </w:pPr>
-            <w:r>
-              <w:t xml:space="preserve">1 phút</w:t>
-            </w:r>
-          </w:p>
-        </w:tc>
-      </w:tr>
-      <w:tr>
-        <w:tc>
-          <w:tcPr>
-            <w:tcW w:type="dxa" w:w="800"/>
-          </w:tcPr>
-          <w:p>
-            <w:pPr>
-              <w:jc w:val="left"/>
-              <w:rPr>
-                <w:b w:val="false"/>
-                <w:bCs w:val="false"/>
-                <w:sz w:val="22"/>
-                <w:szCs w:val="22"/>
-              </w:rPr>
-            </w:pPr>
-            <w:r>
-              <w:t xml:space="preserve">3a</w:t>
-            </w:r>
-          </w:p>
-        </w:tc>
-        <w:tc>
-          <w:tcPr>
-            <w:tcW w:type="dxa" w:w="2500"/>
-          </w:tcPr>
-          <w:p>
-            <w:pPr>
-              <w:jc w:val="left"/>
-              <w:rPr>
-                <w:b w:val="false"/>
-                <w:bCs w:val="false"/>
-                <w:sz w:val="22"/>
-                <w:szCs w:val="22"/>
-              </w:rPr>
-            </w:pPr>
-            <w:r>
-              <w:t xml:space="preserve">[Nếu không] Gọi khách đề xuất sản phẩm thay thế hoặc hủy đơn</w:t>
-            </w:r>
-          </w:p>
-        </w:tc>
-        <w:tc>
-          <w:tcPr>
-            <w:tcW w:type="dxa" w:w="2000"/>
-          </w:tcPr>
-          <w:p>
-            <w:pPr>
-              <w:jc w:val="left"/>
-              <w:rPr>
-                <w:b w:val="false"/>
-                <w:bCs w:val="false"/>
-                <w:sz w:val="22"/>
-                <w:szCs w:val="22"/>
-              </w:rPr>
-            </w:pPr>
-            <w:r>
-              <w:t xml:space="preserve">Tổng đài</w:t>
-            </w:r>
-          </w:p>
-        </w:tc>
-        <w:tc>
-          <w:tcPr>
-            <w:tcW w:type="dxa" w:w="1500"/>
-          </w:tcPr>
-          <w:p>
-            <w:pPr>
-              <w:jc w:val="left"/>
-              <w:rPr>
-                <w:b w:val="false"/>
-                <w:bCs w:val="false"/>
-                <w:sz w:val="22"/>
-                <w:szCs w:val="22"/>
-              </w:rPr>
-            </w:pPr>
-            <w:r>
-              <w:t xml:space="preserve">Call center</w:t>
-            </w:r>
-          </w:p>
-        </w:tc>
-        <w:tc>
-          <w:tcPr>
-            <w:tcW w:type="dxa" w:w="1200"/>
-          </w:tcPr>
-          <w:p>
-            <w:pPr>
-              <w:jc w:val="left"/>
-              <w:rPr>
-                <w:b w:val="false"/>
-                <w:bCs w:val="false"/>
-                <w:sz w:val="22"/>
-                <w:szCs w:val="22"/>
-              </w:rPr>
-            </w:pPr>
-            <w:r>
-              <w:t xml:space="preserve">5–10 phút</w:t>
-            </w:r>
-          </w:p>
-        </w:tc>
-      </w:tr>
-      <w:tr>
-        <w:tc>
-          <w:tcPr>
-            <w:tcW w:type="dxa" w:w="800"/>
-          </w:tcPr>
-          <w:p>
-            <w:pPr>
-              <w:jc w:val="left"/>
-              <w:rPr>
-                <w:b w:val="false"/>
-                <w:bCs w:val="false"/>
-                <w:sz w:val="22"/>
-                <w:szCs w:val="22"/>
-              </w:rPr>
-            </w:pPr>
-            <w:r>
-              <w:t xml:space="preserve">4</w:t>
-            </w:r>
-          </w:p>
-        </w:tc>
-        <w:tc>
-          <w:tcPr>
-            <w:tcW w:type="dxa" w:w="2500"/>
-          </w:tcPr>
-          <w:p>
-            <w:pPr>
-              <w:jc w:val="left"/>
-              <w:rPr>
-                <w:b w:val="false"/>
-                <w:bCs w:val="false"/>
-                <w:sz w:val="22"/>
-                <w:szCs w:val="22"/>
-              </w:rPr>
-            </w:pPr>
-            <w:r>
-              <w:t xml:space="preserve">Xác nhận đơn &amp; ghi nhận phương thức thanh toán</w:t>
-            </w:r>
-          </w:p>
-        </w:tc>
-        <w:tc>
-          <w:tcPr>
-            <w:tcW w:type="dxa" w:w="2000"/>
-          </w:tcPr>
-          <w:p>
-            <w:pPr>
-              <w:jc w:val="left"/>
-              <w:rPr>
-                <w:b w:val="false"/>
-                <w:bCs w:val="false"/>
-                <w:sz w:val="22"/>
-                <w:szCs w:val="22"/>
-              </w:rPr>
-            </w:pPr>
-            <w:r>
-              <w:t xml:space="preserve">Tổng đài/App</w:t>
-            </w:r>
-          </w:p>
-        </w:tc>
-        <w:tc>
-          <w:tcPr>
-            <w:tcW w:type="dxa" w:w="1500"/>
-          </w:tcPr>
-          <w:p>
-            <w:pPr>
-              <w:jc w:val="left"/>
-              <w:rPr>
-                <w:b w:val="false"/>
-                <w:bCs w:val="false"/>
-                <w:sz w:val="22"/>
-                <w:szCs w:val="22"/>
-              </w:rPr>
-            </w:pPr>
-            <w:r>
-              <w:t xml:space="preserve">ERP + App</w:t>
-            </w:r>
-          </w:p>
-        </w:tc>
-        <w:tc>
-          <w:tcPr>
-            <w:tcW w:type="dxa" w:w="1200"/>
-          </w:tcPr>
-          <w:p>
-            <w:pPr>
-              <w:jc w:val="left"/>
-              <w:rPr>
-                <w:b w:val="false"/>
-                <w:bCs w:val="false"/>
-                <w:sz w:val="22"/>
-                <w:szCs w:val="22"/>
-              </w:rPr>
-            </w:pPr>
-            <w:r>
-              <w:t xml:space="preserve">1 phút</w:t>
-            </w:r>
-          </w:p>
-        </w:tc>
-      </w:tr>
-      <w:tr>
-        <w:tc>
-          <w:tcPr>
-            <w:tcW w:type="dxa" w:w="800"/>
-          </w:tcPr>
-          <w:p>
-            <w:pPr>
-              <w:jc w:val="left"/>
-              <w:rPr>
-                <w:b w:val="false"/>
-                <w:bCs w:val="false"/>
-                <w:sz w:val="22"/>
-                <w:szCs w:val="22"/>
-              </w:rPr>
-            </w:pPr>
-            <w:r>
-              <w:t xml:space="preserve">5</w:t>
-            </w:r>
-          </w:p>
-        </w:tc>
-        <w:tc>
-          <w:tcPr>
-            <w:tcW w:type="dxa" w:w="2500"/>
-          </w:tcPr>
-          <w:p>
-            <w:pPr>
-              <w:jc w:val="left"/>
-              <w:rPr>
-                <w:b w:val="false"/>
-                <w:bCs w:val="false"/>
-                <w:sz w:val="22"/>
-                <w:szCs w:val="22"/>
-              </w:rPr>
-            </w:pPr>
-            <w:r>
-              <w:t xml:space="preserve">Đẩy đơn về cửa hàng, in phiếu soạn hàng</w:t>
-            </w:r>
-          </w:p>
-        </w:tc>
-        <w:tc>
-          <w:tcPr>
-            <w:tcW w:type="dxa" w:w="2000"/>
-          </w:tcPr>
-          <w:p>
-            <w:pPr>
-              <w:jc w:val="left"/>
-              <w:rPr>
-                <w:b w:val="false"/>
-                <w:bCs w:val="false"/>
-                <w:sz w:val="22"/>
-                <w:szCs w:val="22"/>
-              </w:rPr>
-            </w:pPr>
-            <w:r>
-              <w:t xml:space="preserve">Điều phối</w:t>
-            </w:r>
-          </w:p>
-        </w:tc>
-        <w:tc>
-          <w:tcPr>
-            <w:tcW w:type="dxa" w:w="1500"/>
-          </w:tcPr>
-          <w:p>
-            <w:pPr>
-              <w:jc w:val="left"/>
-              <w:rPr>
-                <w:b w:val="false"/>
-                <w:bCs w:val="false"/>
-                <w:sz w:val="22"/>
-                <w:szCs w:val="22"/>
-              </w:rPr>
-            </w:pPr>
-            <w:r>
-              <w:t xml:space="preserve">ERP</w:t>
-            </w:r>
-          </w:p>
-        </w:tc>
-        <w:tc>
-          <w:tcPr>
-            <w:tcW w:type="dxa" w:w="1200"/>
-          </w:tcPr>
-          <w:p>
-            <w:pPr>
-              <w:jc w:val="left"/>
-              <w:rPr>
-                <w:b w:val="false"/>
-                <w:bCs w:val="false"/>
-                <w:sz w:val="22"/>
-                <w:szCs w:val="22"/>
-              </w:rPr>
-            </w:pPr>
-            <w:r>
-              <w:t xml:space="preserve">2 phút</w:t>
-            </w:r>
-          </w:p>
-        </w:tc>
-      </w:tr>
-      <w:tr>
-        <w:tc>
-          <w:tcPr>
-            <w:tcW w:type="dxa" w:w="800"/>
-          </w:tcPr>
-          <w:p>
-            <w:pPr>
-              <w:jc w:val="left"/>
-              <w:rPr>
-                <w:b w:val="false"/>
-                <w:bCs w:val="false"/>
-                <w:sz w:val="22"/>
-                <w:szCs w:val="22"/>
-              </w:rPr>
-            </w:pPr>
-            <w:r>
-              <w:t xml:space="preserve">6</w:t>
-            </w:r>
-          </w:p>
-        </w:tc>
-        <w:tc>
-          <w:tcPr>
-            <w:tcW w:type="dxa" w:w="2500"/>
-          </w:tcPr>
-          <w:p>
-            <w:pPr>
-              <w:jc w:val="left"/>
-              <w:rPr>
-                <w:b w:val="false"/>
-                <w:bCs w:val="false"/>
-                <w:sz w:val="22"/>
-                <w:szCs w:val="22"/>
-              </w:rPr>
-            </w:pPr>
-            <w:r>
-              <w:t xml:space="preserve">Soạn hàng, cân trọng lượng thực tế, kiểm hạn dùng</w:t>
-            </w:r>
-          </w:p>
-        </w:tc>
-        <w:tc>
-          <w:tcPr>
-            <w:tcW w:type="dxa" w:w="2000"/>
-          </w:tcPr>
-          <w:p>
-            <w:pPr>
-              <w:jc w:val="left"/>
-              <w:rPr>
-                <w:b w:val="false"/>
-                <w:bCs w:val="false"/>
-                <w:sz w:val="22"/>
-                <w:szCs w:val="22"/>
-              </w:rPr>
-            </w:pPr>
-            <w:r>
-              <w:t xml:space="preserve">Nhân viên soạn hàng</w:t>
-            </w:r>
-          </w:p>
-        </w:tc>
-        <w:tc>
-          <w:tcPr>
-            <w:tcW w:type="dxa" w:w="1500"/>
-          </w:tcPr>
-          <w:p>
-            <w:pPr>
-              <w:jc w:val="left"/>
-              <w:rPr>
-                <w:b w:val="false"/>
-                <w:bCs w:val="false"/>
-                <w:sz w:val="22"/>
-                <w:szCs w:val="22"/>
-              </w:rPr>
-            </w:pPr>
-            <w:r>
-              <w:t xml:space="preserve">Cân điện tử + Mắt thường</w:t>
-            </w:r>
-          </w:p>
-        </w:tc>
-        <w:tc>
-          <w:tcPr>
-            <w:tcW w:type="dxa" w:w="1200"/>
-          </w:tcPr>
-          <w:p>
-            <w:pPr>
-              <w:jc w:val="left"/>
-              <w:rPr>
-                <w:b w:val="false"/>
-                <w:bCs w:val="false"/>
-                <w:sz w:val="22"/>
-                <w:szCs w:val="22"/>
-              </w:rPr>
-            </w:pPr>
-            <w:r>
-              <w:t xml:space="preserve">10–15 phút</w:t>
-            </w:r>
-          </w:p>
-        </w:tc>
-      </w:tr>
-      <w:tr>
-        <w:tc>
-          <w:tcPr>
-            <w:tcW w:type="dxa" w:w="800"/>
-          </w:tcPr>
-          <w:p>
-            <w:pPr>
-              <w:jc w:val="left"/>
-              <w:rPr>
-                <w:b w:val="false"/>
-                <w:bCs w:val="false"/>
-                <w:sz w:val="22"/>
-                <w:szCs w:val="22"/>
-              </w:rPr>
-            </w:pPr>
-            <w:r>
-              <w:t xml:space="preserve">7</w:t>
-            </w:r>
-          </w:p>
-        </w:tc>
-        <w:tc>
-          <w:tcPr>
-            <w:tcW w:type="dxa" w:w="2500"/>
-          </w:tcPr>
-          <w:p>
-            <w:pPr>
-              <w:jc w:val="left"/>
-              <w:rPr>
-                <w:b w:val="false"/>
-                <w:bCs w:val="false"/>
-                <w:sz w:val="22"/>
-                <w:szCs w:val="22"/>
-              </w:rPr>
-            </w:pPr>
-            <w:r>
-              <w:t xml:space="preserve">Đóng gói giữ lạnh, dán tem, kiểm nhiệt độ thùng</w:t>
-            </w:r>
-          </w:p>
-        </w:tc>
-        <w:tc>
-          <w:tcPr>
-            <w:tcW w:type="dxa" w:w="2000"/>
-          </w:tcPr>
-          <w:p>
-            <w:pPr>
-              <w:jc w:val="left"/>
-              <w:rPr>
-                <w:b w:val="false"/>
-                <w:bCs w:val="false"/>
-                <w:sz w:val="22"/>
-                <w:szCs w:val="22"/>
-              </w:rPr>
-            </w:pPr>
-            <w:r>
-              <w:t xml:space="preserve">Nhân viên soạn hàng</w:t>
-            </w:r>
-          </w:p>
-        </w:tc>
-        <w:tc>
-          <w:tcPr>
-            <w:tcW w:type="dxa" w:w="1500"/>
-          </w:tcPr>
-          <w:p>
-            <w:pPr>
-              <w:jc w:val="left"/>
-              <w:rPr>
-                <w:b w:val="false"/>
-                <w:bCs w:val="false"/>
-                <w:sz w:val="22"/>
-                <w:szCs w:val="22"/>
-              </w:rPr>
-            </w:pPr>
-            <w:r>
-              <w:t xml:space="preserve">Tủ lạnh / Thùng EPS</w:t>
-            </w:r>
-          </w:p>
-        </w:tc>
-        <w:tc>
-          <w:tcPr>
-            <w:tcW w:type="dxa" w:w="1200"/>
-          </w:tcPr>
-          <w:p>
-            <w:pPr>
-              <w:jc w:val="left"/>
-              <w:rPr>
-                <w:b w:val="false"/>
-                <w:bCs w:val="false"/>
-                <w:sz w:val="22"/>
-                <w:szCs w:val="22"/>
-              </w:rPr>
-            </w:pPr>
-            <w:r>
-              <w:t xml:space="preserve">5–10 phút</w:t>
-            </w:r>
-          </w:p>
-        </w:tc>
-      </w:tr>
-      <w:tr>
-        <w:tc>
-          <w:tcPr>
-            <w:tcW w:type="dxa" w:w="800"/>
-          </w:tcPr>
-          <w:p>
-            <w:pPr>
-              <w:jc w:val="left"/>
-              <w:rPr>
-                <w:b w:val="false"/>
-                <w:bCs w:val="false"/>
-                <w:sz w:val="22"/>
-                <w:szCs w:val="22"/>
-              </w:rPr>
-            </w:pPr>
-            <w:r>
-              <w:t xml:space="preserve">8</w:t>
-            </w:r>
-          </w:p>
-        </w:tc>
-        <w:tc>
-          <w:tcPr>
-            <w:tcW w:type="dxa" w:w="2500"/>
-          </w:tcPr>
-          <w:p>
-            <w:pPr>
-              <w:jc w:val="left"/>
-              <w:rPr>
-                <w:b w:val="false"/>
-                <w:bCs w:val="false"/>
-                <w:sz w:val="22"/>
-                <w:szCs w:val="22"/>
-              </w:rPr>
-            </w:pPr>
-            <w:r>
-              <w:t xml:space="preserve">Điều phối shipper theo tuyến giao, gán tài xế</w:t>
-            </w:r>
-          </w:p>
-        </w:tc>
-        <w:tc>
-          <w:tcPr>
-            <w:tcW w:type="dxa" w:w="2000"/>
-          </w:tcPr>
-          <w:p>
-            <w:pPr>
-              <w:jc w:val="left"/>
-              <w:rPr>
-                <w:b w:val="false"/>
-                <w:bCs w:val="false"/>
-                <w:sz w:val="22"/>
-                <w:szCs w:val="22"/>
-              </w:rPr>
-            </w:pPr>
-            <w:r>
-              <w:t xml:space="preserve">Điều phối</w:t>
-            </w:r>
-          </w:p>
-        </w:tc>
-        <w:tc>
-          <w:tcPr>
-            <w:tcW w:type="dxa" w:w="1500"/>
-          </w:tcPr>
-          <w:p>
-            <w:pPr>
-              <w:jc w:val="left"/>
-              <w:rPr>
-                <w:b w:val="false"/>
-                <w:bCs w:val="false"/>
-                <w:sz w:val="22"/>
-                <w:szCs w:val="22"/>
-              </w:rPr>
-            </w:pPr>
-            <w:r>
-              <w:t xml:space="preserve">GPS / TMS</w:t>
-            </w:r>
-          </w:p>
-        </w:tc>
-        <w:tc>
-          <w:tcPr>
-            <w:tcW w:type="dxa" w:w="1200"/>
-          </w:tcPr>
-          <w:p>
-            <w:pPr>
-              <w:jc w:val="left"/>
-              <w:rPr>
-                <w:b w:val="false"/>
-                <w:bCs w:val="false"/>
-                <w:sz w:val="22"/>
-                <w:szCs w:val="22"/>
-              </w:rPr>
-            </w:pPr>
-            <w:r>
-              <w:t xml:space="preserve">2–5 phút</w:t>
-            </w:r>
-          </w:p>
-        </w:tc>
-      </w:tr>
-      <w:tr>
-        <w:tc>
-          <w:tcPr>
-            <w:tcW w:type="dxa" w:w="800"/>
-          </w:tcPr>
-          <w:p>
-            <w:pPr>
-              <w:jc w:val="left"/>
-              <w:rPr>
-                <w:b w:val="false"/>
-                <w:bCs w:val="false"/>
-                <w:sz w:val="22"/>
-                <w:szCs w:val="22"/>
-              </w:rPr>
-            </w:pPr>
-            <w:r>
-              <w:t xml:space="preserve">9</w:t>
-            </w:r>
-          </w:p>
-        </w:tc>
-        <w:tc>
-          <w:tcPr>
-            <w:tcW w:type="dxa" w:w="2500"/>
-          </w:tcPr>
-          <w:p>
-            <w:pPr>
-              <w:jc w:val="left"/>
-              <w:rPr>
-                <w:b w:val="false"/>
-                <w:bCs w:val="false"/>
-                <w:sz w:val="22"/>
-                <w:szCs w:val="22"/>
-              </w:rPr>
-            </w:pPr>
-            <w:r>
-              <w:t xml:space="preserve">Nhận hàng, giao khách trong 2–4 giờ</w:t>
-            </w:r>
-          </w:p>
-        </w:tc>
-        <w:tc>
-          <w:tcPr>
-            <w:tcW w:type="dxa" w:w="2000"/>
-          </w:tcPr>
-          <w:p>
-            <w:pPr>
-              <w:jc w:val="left"/>
-              <w:rPr>
-                <w:b w:val="false"/>
-                <w:bCs w:val="false"/>
-                <w:sz w:val="22"/>
-                <w:szCs w:val="22"/>
-              </w:rPr>
-            </w:pPr>
-            <w:r>
-              <w:t xml:space="preserve">Shipper</w:t>
-            </w:r>
-          </w:p>
-        </w:tc>
-        <w:tc>
-          <w:tcPr>
-            <w:tcW w:type="dxa" w:w="1500"/>
-          </w:tcPr>
-          <w:p>
-            <w:pPr>
-              <w:jc w:val="left"/>
-              <w:rPr>
-                <w:b w:val="false"/>
-                <w:bCs w:val="false"/>
-                <w:sz w:val="22"/>
-                <w:szCs w:val="22"/>
-              </w:rPr>
-            </w:pPr>
-            <w:r>
-              <w:t xml:space="preserve">GPS + App</w:t>
-            </w:r>
-          </w:p>
-        </w:tc>
-        <w:tc>
-          <w:tcPr>
-            <w:tcW w:type="dxa" w:w="1200"/>
-          </w:tcPr>
-          <w:p>
-            <w:pPr>
-              <w:jc w:val="left"/>
-              <w:rPr>
-                <w:b w:val="false"/>
-                <w:bCs w:val="false"/>
-                <w:sz w:val="22"/>
-                <w:szCs w:val="22"/>
-              </w:rPr>
-            </w:pPr>
-            <w:r>
-              <w:t xml:space="preserve">2–4 giờ</w:t>
-            </w:r>
-          </w:p>
-        </w:tc>
-      </w:tr>
-      <w:tr>
-        <w:tc>
-          <w:tcPr>
-            <w:tcW w:type="dxa" w:w="800"/>
-          </w:tcPr>
-          <w:p>
-            <w:pPr>
-              <w:jc w:val="left"/>
-              <w:rPr>
-                <w:b w:val="false"/>
-                <w:bCs w:val="false"/>
-                <w:sz w:val="22"/>
-                <w:szCs w:val="22"/>
-              </w:rPr>
-            </w:pPr>
-            <w:r>
-              <w:t xml:space="preserve">10</w:t>
-            </w:r>
-          </w:p>
-        </w:tc>
-        <w:tc>
-          <w:tcPr>
-            <w:tcW w:type="dxa" w:w="2500"/>
-          </w:tcPr>
-          <w:p>
-            <w:pPr>
-              <w:jc w:val="left"/>
-              <w:rPr>
-                <w:b w:val="false"/>
-                <w:bCs w:val="false"/>
-                <w:sz w:val="22"/>
-                <w:szCs w:val="22"/>
-              </w:rPr>
-            </w:pPr>
-            <w:r>
-              <w:t xml:space="preserve">Khách nhận &amp; kiểm tra hàng</w:t>
-            </w:r>
-          </w:p>
-        </w:tc>
-        <w:tc>
-          <w:tcPr>
-            <w:tcW w:type="dxa" w:w="2000"/>
-          </w:tcPr>
-          <w:p>
-            <w:pPr>
-              <w:jc w:val="left"/>
-              <w:rPr>
-                <w:b w:val="false"/>
-                <w:bCs w:val="false"/>
-                <w:sz w:val="22"/>
-                <w:szCs w:val="22"/>
-              </w:rPr>
-            </w:pPr>
-            <w:r>
-              <w:t xml:space="preserve">Khách hàng</w:t>
-            </w:r>
-          </w:p>
-        </w:tc>
-        <w:tc>
-          <w:tcPr>
-            <w:tcW w:type="dxa" w:w="1500"/>
-          </w:tcPr>
-          <w:p>
-            <w:pPr>
-              <w:jc w:val="left"/>
-              <w:rPr>
-                <w:b w:val="false"/>
-                <w:bCs w:val="false"/>
-                <w:sz w:val="22"/>
-                <w:szCs w:val="22"/>
-              </w:rPr>
-            </w:pPr>
-            <w:r>
-              <w:t xml:space="preserve">Mắt thường</w:t>
-            </w:r>
-          </w:p>
-        </w:tc>
-        <w:tc>
-          <w:tcPr>
-            <w:tcW w:type="dxa" w:w="1200"/>
-          </w:tcPr>
-          <w:p>
-            <w:pPr>
-              <w:jc w:val="left"/>
-              <w:rPr>
-                <w:b w:val="false"/>
-                <w:bCs w:val="false"/>
-                <w:sz w:val="22"/>
-                <w:szCs w:val="22"/>
-              </w:rPr>
-            </w:pPr>
-            <w:r>
-              <w:t xml:space="preserve">5–10 phút</w:t>
-            </w:r>
-          </w:p>
-        </w:tc>
-      </w:tr>
-      <w:tr>
-        <w:tc>
-          <w:tcPr>
-            <w:tcW w:type="dxa" w:w="800"/>
-          </w:tcPr>
-          <w:p>
-            <w:pPr>
-              <w:jc w:val="left"/>
-              <w:rPr>
-                <w:b w:val="false"/>
-                <w:bCs w:val="false"/>
-                <w:sz w:val="22"/>
-                <w:szCs w:val="22"/>
-              </w:rPr>
-            </w:pPr>
-            <w:r>
-              <w:t xml:space="preserve">11</w:t>
-            </w:r>
-          </w:p>
-        </w:tc>
-        <w:tc>
-          <w:tcPr>
-            <w:tcW w:type="dxa" w:w="2500"/>
-          </w:tcPr>
-          <w:p>
-            <w:pPr>
-              <w:jc w:val="left"/>
-              <w:rPr>
-                <w:b w:val="false"/>
-                <w:bCs w:val="false"/>
-                <w:sz w:val="22"/>
-                <w:szCs w:val="22"/>
-              </w:rPr>
-            </w:pPr>
-            <w:r>
-              <w:t xml:space="preserve">Cân nhắc: Hàng đạt yêu cầu?</w:t>
-            </w:r>
-          </w:p>
-        </w:tc>
-        <w:tc>
-          <w:tcPr>
-            <w:tcW w:type="dxa" w:w="2000"/>
-          </w:tcPr>
-          <w:p>
-            <w:pPr>
-              <w:jc w:val="left"/>
-              <w:rPr>
-                <w:b w:val="false"/>
-                <w:bCs w:val="false"/>
-                <w:sz w:val="22"/>
-                <w:szCs w:val="22"/>
-              </w:rPr>
-            </w:pPr>
-            <w:r>
-              <w:t xml:space="preserve">Khách hàng</w:t>
-            </w:r>
-          </w:p>
-        </w:tc>
-        <w:tc>
-          <w:tcPr>
-            <w:tcW w:type="dxa" w:w="1500"/>
-          </w:tcPr>
-          <w:p>
-            <w:pPr>
-              <w:jc w:val="left"/>
-              <w:rPr>
-                <w:b w:val="false"/>
-                <w:bCs w:val="false"/>
-                <w:sz w:val="22"/>
-                <w:szCs w:val="22"/>
-              </w:rPr>
-            </w:pPr>
-            <w:r>
-              <w:t xml:space="preserve">—</w:t>
-            </w:r>
-          </w:p>
-        </w:tc>
-        <w:tc>
-          <w:tcPr>
-            <w:tcW w:type="dxa" w:w="1200"/>
-          </w:tcPr>
-          <w:p>
-            <w:pPr>
-              <w:jc w:val="left"/>
-              <w:rPr>
-                <w:b w:val="false"/>
-                <w:bCs w:val="false"/>
-                <w:sz w:val="22"/>
-                <w:szCs w:val="22"/>
-              </w:rPr>
-            </w:pPr>
-            <w:r>
-              <w:t xml:space="preserve">1 phút</w:t>
-            </w:r>
-          </w:p>
-        </w:tc>
-      </w:tr>
-      <w:tr>
-        <w:tc>
-          <w:tcPr>
-            <w:tcW w:type="dxa" w:w="800"/>
-          </w:tcPr>
-          <w:p>
-            <w:pPr>
-              <w:jc w:val="left"/>
-              <w:rPr>
-                <w:b w:val="false"/>
-                <w:bCs w:val="false"/>
-                <w:sz w:val="22"/>
-                <w:szCs w:val="22"/>
-              </w:rPr>
-            </w:pPr>
-            <w:r>
-              <w:t xml:space="preserve">11a</w:t>
-            </w:r>
-          </w:p>
-        </w:tc>
-        <w:tc>
-          <w:tcPr>
-            <w:tcW w:type="dxa" w:w="2500"/>
-          </w:tcPr>
-          <w:p>
-            <w:pPr>
-              <w:jc w:val="left"/>
-              <w:rPr>
-                <w:b w:val="false"/>
-                <w:bCs w:val="false"/>
-                <w:sz w:val="22"/>
-                <w:szCs w:val="22"/>
-              </w:rPr>
-            </w:pPr>
-            <w:r>
-              <w:t xml:space="preserve">[Nếu không] Chuyển CL4 xử lý khiếu nại/đổi trả/hoàn tiền</w:t>
-            </w:r>
-          </w:p>
-        </w:tc>
-        <w:tc>
-          <w:tcPr>
-            <w:tcW w:type="dxa" w:w="2000"/>
-          </w:tcPr>
-          <w:p>
-            <w:pPr>
-              <w:jc w:val="left"/>
-              <w:rPr>
-                <w:b w:val="false"/>
-                <w:bCs w:val="false"/>
-                <w:sz w:val="22"/>
-                <w:szCs w:val="22"/>
-              </w:rPr>
-            </w:pPr>
-            <w:r>
-              <w:t xml:space="preserve">Tổng đài</w:t>
-            </w:r>
-          </w:p>
-        </w:tc>
-        <w:tc>
-          <w:tcPr>
-            <w:tcW w:type="dxa" w:w="1500"/>
-          </w:tcPr>
-          <w:p>
-            <w:pPr>
-              <w:jc w:val="left"/>
-              <w:rPr>
-                <w:b w:val="false"/>
-                <w:bCs w:val="false"/>
-                <w:sz w:val="22"/>
-                <w:szCs w:val="22"/>
-              </w:rPr>
-            </w:pPr>
-            <w:r>
-              <w:t xml:space="preserve">App + CRM</w:t>
-            </w:r>
-          </w:p>
-        </w:tc>
-        <w:tc>
-          <w:tcPr>
-            <w:tcW w:type="dxa" w:w="1200"/>
-          </w:tcPr>
-          <w:p>
-            <w:pPr>
-              <w:jc w:val="left"/>
-              <w:rPr>
-                <w:b w:val="false"/>
-                <w:bCs w:val="false"/>
-                <w:sz w:val="22"/>
-                <w:szCs w:val="22"/>
-              </w:rPr>
-            </w:pPr>
-            <w:r>
-              <w:t xml:space="preserve">—</w:t>
-            </w:r>
-          </w:p>
-        </w:tc>
-      </w:tr>
-      <w:tr>
-        <w:tc>
-          <w:tcPr>
-            <w:tcW w:type="dxa" w:w="800"/>
-          </w:tcPr>
-          <w:p>
-            <w:pPr>
-              <w:jc w:val="left"/>
-              <w:rPr>
-                <w:b w:val="false"/>
-                <w:bCs w:val="false"/>
-                <w:sz w:val="22"/>
-                <w:szCs w:val="22"/>
-              </w:rPr>
-            </w:pPr>
-            <w:r>
-              <w:t xml:space="preserve">11b</w:t>
-            </w:r>
-          </w:p>
-        </w:tc>
-        <w:tc>
-          <w:tcPr>
-            <w:tcW w:type="dxa" w:w="2500"/>
-          </w:tcPr>
-          <w:p>
-            <w:pPr>
-              <w:jc w:val="left"/>
-              <w:rPr>
-                <w:b w:val="false"/>
-                <w:bCs w:val="false"/>
-                <w:sz w:val="22"/>
-                <w:szCs w:val="22"/>
-              </w:rPr>
-            </w:pPr>
-            <w:r>
-              <w:t xml:space="preserve">[Nếu đạt] Thu tiền COD &amp; xác nhận giao thành công (POD)</w:t>
-            </w:r>
-          </w:p>
-        </w:tc>
-        <w:tc>
-          <w:tcPr>
-            <w:tcW w:type="dxa" w:w="2000"/>
-          </w:tcPr>
-          <w:p>
-            <w:pPr>
-              <w:jc w:val="left"/>
-              <w:rPr>
-                <w:b w:val="false"/>
-                <w:bCs w:val="false"/>
-                <w:sz w:val="22"/>
-                <w:szCs w:val="22"/>
-              </w:rPr>
-            </w:pPr>
-            <w:r>
-              <w:t xml:space="preserve">Shipper</w:t>
-            </w:r>
-          </w:p>
-        </w:tc>
-        <w:tc>
-          <w:tcPr>
-            <w:tcW w:type="dxa" w:w="1500"/>
-          </w:tcPr>
-          <w:p>
-            <w:pPr>
-              <w:jc w:val="left"/>
-              <w:rPr>
-                <w:b w:val="false"/>
-                <w:bCs w:val="false"/>
-                <w:sz w:val="22"/>
-                <w:szCs w:val="22"/>
-              </w:rPr>
-            </w:pPr>
-            <w:r>
-              <w:t xml:space="preserve">App + POS di động</w:t>
-            </w:r>
-          </w:p>
-        </w:tc>
-        <w:tc>
-          <w:tcPr>
-            <w:tcW w:type="dxa" w:w="1200"/>
-          </w:tcPr>
-          <w:p>
-            <w:pPr>
-              <w:jc w:val="left"/>
-              <w:rPr>
-                <w:b w:val="false"/>
-                <w:bCs w:val="false"/>
-                <w:sz w:val="22"/>
-                <w:szCs w:val="22"/>
-              </w:rPr>
-            </w:pPr>
-            <w:r>
-              <w:t xml:space="preserve">2–5 phút</w:t>
-            </w:r>
-          </w:p>
-        </w:tc>
-      </w:tr>
-      <w:tr>
-        <w:tc>
-          <w:tcPr>
-            <w:tcW w:type="dxa" w:w="800"/>
-          </w:tcPr>
-          <w:p>
-            <w:pPr>
-              <w:jc w:val="left"/>
-              <w:rPr>
-                <w:b w:val="false"/>
-                <w:bCs w:val="false"/>
-                <w:sz w:val="22"/>
-                <w:szCs w:val="22"/>
-              </w:rPr>
-            </w:pPr>
-            <w:r>
-              <w:t xml:space="preserve">12</w:t>
-            </w:r>
-          </w:p>
-        </w:tc>
-        <w:tc>
-          <w:tcPr>
-            <w:tcW w:type="dxa" w:w="2500"/>
-          </w:tcPr>
-          <w:p>
-            <w:pPr>
-              <w:jc w:val="left"/>
-              <w:rPr>
-                <w:b w:val="false"/>
-                <w:bCs w:val="false"/>
-                <w:sz w:val="22"/>
-                <w:szCs w:val="22"/>
-              </w:rPr>
-            </w:pPr>
-            <w:r>
-              <w:t xml:space="preserve">Đối soát COD, ví điện tử, ghi nhận doanh thu</w:t>
-            </w:r>
-          </w:p>
-        </w:tc>
-        <w:tc>
-          <w:tcPr>
-            <w:tcW w:type="dxa" w:w="2000"/>
-          </w:tcPr>
-          <w:p>
-            <w:pPr>
-              <w:jc w:val="left"/>
-              <w:rPr>
-                <w:b w:val="false"/>
-                <w:bCs w:val="false"/>
-                <w:sz w:val="22"/>
-                <w:szCs w:val="22"/>
-              </w:rPr>
-            </w:pPr>
-            <w:r>
-              <w:t xml:space="preserve">Kế toán</w:t>
-            </w:r>
-          </w:p>
-        </w:tc>
-        <w:tc>
-          <w:tcPr>
-            <w:tcW w:type="dxa" w:w="1500"/>
-          </w:tcPr>
-          <w:p>
-            <w:pPr>
-              <w:jc w:val="left"/>
-              <w:rPr>
-                <w:b w:val="false"/>
-                <w:bCs w:val="false"/>
-                <w:sz w:val="22"/>
-                <w:szCs w:val="22"/>
-              </w:rPr>
-            </w:pPr>
-            <w:r>
-              <w:t xml:space="preserve">ERP + Ngân hàng</w:t>
-            </w:r>
-          </w:p>
-        </w:tc>
-        <w:tc>
-          <w:tcPr>
-            <w:tcW w:type="dxa" w:w="1200"/>
-          </w:tcPr>
-          <w:p>
-            <w:pPr>
-              <w:jc w:val="left"/>
-              <w:rPr>
-                <w:b w:val="false"/>
-                <w:bCs w:val="false"/>
-                <w:sz w:val="22"/>
-                <w:szCs w:val="22"/>
-              </w:rPr>
-            </w:pPr>
-            <w:r>
-              <w:t xml:space="preserve">Hàng ngày</w:t>
-            </w:r>
-          </w:p>
-        </w:tc>
-      </w:tr>
-      <w:tr>
-        <w:tc>
-          <w:tcPr>
-            <w:tcW w:type="dxa" w:w="800"/>
-          </w:tcPr>
-          <w:p>
-            <w:pPr>
-              <w:jc w:val="left"/>
-              <w:rPr>
-                <w:b w:val="false"/>
-                <w:bCs w:val="false"/>
-                <w:sz w:val="22"/>
-                <w:szCs w:val="22"/>
-              </w:rPr>
-            </w:pPr>
-            <w:r>
-              <w:t xml:space="preserve">13</w:t>
-            </w:r>
-          </w:p>
-        </w:tc>
-        <w:tc>
-          <w:tcPr>
-            <w:tcW w:type="dxa" w:w="2500"/>
-          </w:tcPr>
-          <w:p>
-            <w:pPr>
-              <w:jc w:val="left"/>
-              <w:rPr>
-                <w:b w:val="false"/>
-                <w:bCs w:val="false"/>
-                <w:sz w:val="22"/>
-                <w:szCs w:val="22"/>
-              </w:rPr>
-            </w:pPr>
-            <w:r>
-              <w:t xml:space="preserve">Gửi khảo sát đánh giá &amp; tích điểm thành viên</w:t>
-            </w:r>
-          </w:p>
-        </w:tc>
-        <w:tc>
-          <w:tcPr>
-            <w:tcW w:type="dxa" w:w="2000"/>
-          </w:tcPr>
-          <w:p>
-            <w:pPr>
-              <w:jc w:val="left"/>
-              <w:rPr>
-                <w:b w:val="false"/>
-                <w:bCs w:val="false"/>
-                <w:sz w:val="22"/>
-                <w:szCs w:val="22"/>
-              </w:rPr>
-            </w:pPr>
-            <w:r>
-              <w:t xml:space="preserve">App/Tổng đài</w:t>
-            </w:r>
-          </w:p>
-        </w:tc>
-        <w:tc>
-          <w:tcPr>
-            <w:tcW w:type="dxa" w:w="1500"/>
-          </w:tcPr>
-          <w:p>
-            <w:pPr>
-              <w:jc w:val="left"/>
-              <w:rPr>
-                <w:b w:val="false"/>
-                <w:bCs w:val="false"/>
-                <w:sz w:val="22"/>
-                <w:szCs w:val="22"/>
-              </w:rPr>
-            </w:pPr>
-            <w:r>
-              <w:t xml:space="preserve">App + CRM</w:t>
-            </w:r>
-          </w:p>
-        </w:tc>
-        <w:tc>
-          <w:tcPr>
-            <w:tcW w:type="dxa" w:w="1200"/>
-          </w:tcPr>
-          <w:p>
-            <w:pPr>
-              <w:jc w:val="left"/>
-              <w:rPr>
-                <w:b w:val="false"/>
-                <w:bCs w:val="false"/>
-                <w:sz w:val="22"/>
-                <w:szCs w:val="22"/>
-              </w:rPr>
-            </w:pPr>
-            <w:r>
-              <w:t xml:space="preserve">Tự động sau 2 giờ</w:t>
-            </w:r>
-          </w:p>
-        </w:tc>
-      </w:tr>
-      <w:tr>
-        <w:tc>
-          <w:tcPr>
-            <w:tcW w:type="dxa" w:w="800"/>
-          </w:tcPr>
-          <w:p>
-            <w:pPr>
-              <w:jc w:val="left"/>
-              <w:rPr>
-                <w:b w:val="false"/>
-                <w:bCs w:val="false"/>
-                <w:sz w:val="22"/>
-                <w:szCs w:val="22"/>
-              </w:rPr>
-            </w:pPr>
-            <w:r>
-              <w:t xml:space="preserve">14</w:t>
-            </w:r>
-          </w:p>
-        </w:tc>
-        <w:tc>
-          <w:tcPr>
-            <w:tcW w:type="dxa" w:w="2500"/>
-          </w:tcPr>
-          <w:p>
-            <w:pPr>
-              <w:jc w:val="left"/>
-              <w:rPr>
-                <w:b w:val="false"/>
-                <w:bCs w:val="false"/>
-                <w:sz w:val="22"/>
-                <w:szCs w:val="22"/>
-              </w:rPr>
-            </w:pPr>
-            <w:r>
-              <w:t xml:space="preserve">Kết thúc quy trình</w:t>
-            </w:r>
-          </w:p>
-        </w:tc>
-        <w:tc>
-          <w:tcPr>
-            <w:tcW w:type="dxa" w:w="2000"/>
-          </w:tcPr>
-          <w:p>
-            <w:pPr>
-              <w:jc w:val="left"/>
-              <w:rPr>
-                <w:b w:val="false"/>
-                <w:bCs w:val="false"/>
-                <w:sz w:val="22"/>
-                <w:szCs w:val="22"/>
-              </w:rPr>
-            </w:pPr>
-            <w:r>
-              <w:t xml:space="preserve">—</w:t>
-            </w:r>
-          </w:p>
-        </w:tc>
-        <w:tc>
-          <w:tcPr>
-            <w:tcW w:type="dxa" w:w="1500"/>
-          </w:tcPr>
-          <w:p>
-            <w:pPr>
-              <w:jc w:val="left"/>
-              <w:rPr>
-                <w:b w:val="false"/>
-                <w:bCs w:val="false"/>
-                <w:sz w:val="22"/>
-                <w:szCs w:val="22"/>
-              </w:rPr>
-            </w:pPr>
-            <w:r>
-              <w:t xml:space="preserve">—</w:t>
-            </w:r>
-          </w:p>
-        </w:tc>
-        <w:tc>
-          <w:tcPr>
-            <w:tcW w:type="dxa" w:w="1200"/>
-          </w:tcPr>
-          <w:p>
-            <w:pPr>
-              <w:jc w:val="left"/>
-              <w:rPr>
-                <w:b w:val="false"/>
-                <w:bCs w:val="false"/>
-                <w:sz w:val="22"/>
-                <w:szCs w:val="22"/>
-              </w:rPr>
-            </w:pPr>
-            <w:r>
-              <w:t xml:space="preserve">—</w:t>
+            <w:tcW w:type="dxa" w:w="100"/>
+          </w:tcPr>
+          <w:p>
+            <w:pPr>
+              <w:spacing w:after="20"/>
+            </w:pPr>
+            <w:r/>
+            <w:r>
+              <w:rPr>
+                <w:rFonts w:ascii="Times New Roman" w:hAnsi="Times New Roman"/>
+                <w:sz w:val="19"/>
+              </w:rPr>
+              <w:t>1</w:t>
+            </w:r>
+          </w:p>
+        </w:tc>
+        <w:tc>
+          <w:tcPr>
+            <w:tcW w:type="dxa" w:w="100"/>
+          </w:tcPr>
+          <w:p>
+            <w:pPr>
+              <w:spacing w:after="20"/>
+            </w:pPr>
+            <w:r/>
+            <w:r>
+              <w:rPr>
+                <w:rFonts w:ascii="Times New Roman" w:hAnsi="Times New Roman"/>
+                <w:sz w:val="19"/>
+              </w:rPr>
+              <w:t>Khách chọn sản phẩm, khung giờ giao &amp; phương thức thanh toán trên App/Web</w:t>
+            </w:r>
+          </w:p>
+        </w:tc>
+        <w:tc>
+          <w:tcPr>
+            <w:tcW w:type="dxa" w:w="100"/>
+          </w:tcPr>
+          <w:p>
+            <w:pPr>
+              <w:spacing w:after="20"/>
+            </w:pPr>
+            <w:r/>
+            <w:r>
+              <w:rPr>
+                <w:rFonts w:ascii="Times New Roman" w:hAnsi="Times New Roman"/>
+                <w:sz w:val="19"/>
+              </w:rPr>
+              <w:t>Khách hàng</w:t>
+            </w:r>
+          </w:p>
+        </w:tc>
+        <w:tc>
+          <w:tcPr>
+            <w:tcW w:type="dxa" w:w="100"/>
+          </w:tcPr>
+          <w:p>
+            <w:pPr>
+              <w:spacing w:after="20"/>
+            </w:pPr>
+            <w:r/>
+            <w:r>
+              <w:rPr>
+                <w:rFonts w:ascii="Times New Roman" w:hAnsi="Times New Roman"/>
+                <w:sz w:val="19"/>
+              </w:rPr>
+              <w:t>App / Website</w:t>
+            </w:r>
+          </w:p>
+        </w:tc>
+        <w:tc>
+          <w:tcPr>
+            <w:tcW w:type="dxa" w:w="100"/>
+          </w:tcPr>
+          <w:p>
+            <w:pPr>
+              <w:spacing w:after="20"/>
+            </w:pPr>
+            <w:r/>
+            <w:r>
+              <w:rPr>
+                <w:rFonts w:ascii="Times New Roman" w:hAnsi="Times New Roman"/>
+                <w:sz w:val="19"/>
+              </w:rPr>
+              <w:t>5–10 phút</w:t>
+            </w:r>
+          </w:p>
+        </w:tc>
+      </w:tr>
+      <w:tr>
+        <w:tc>
+          <w:tcPr>
+            <w:tcW w:type="dxa" w:w="100"/>
+          </w:tcPr>
+          <w:p>
+            <w:pPr>
+              <w:spacing w:after="20"/>
+            </w:pPr>
+            <w:r/>
+            <w:r>
+              <w:rPr>
+                <w:rFonts w:ascii="Times New Roman" w:hAnsi="Times New Roman"/>
+                <w:sz w:val="19"/>
+              </w:rPr>
+              <w:t>2</w:t>
+            </w:r>
+          </w:p>
+        </w:tc>
+        <w:tc>
+          <w:tcPr>
+            <w:tcW w:type="dxa" w:w="100"/>
+          </w:tcPr>
+          <w:p>
+            <w:pPr>
+              <w:spacing w:after="20"/>
+            </w:pPr>
+            <w:r/>
+            <w:r>
+              <w:rPr>
+                <w:rFonts w:ascii="Times New Roman" w:hAnsi="Times New Roman"/>
+                <w:sz w:val="19"/>
+              </w:rPr>
+              <w:t>Ghi nhận đơn, kiểm tra tồn kho cửa hàng gần nhất theo địa chỉ giao</w:t>
+            </w:r>
+          </w:p>
+        </w:tc>
+        <w:tc>
+          <w:tcPr>
+            <w:tcW w:type="dxa" w:w="100"/>
+          </w:tcPr>
+          <w:p>
+            <w:pPr>
+              <w:spacing w:after="20"/>
+            </w:pPr>
+            <w:r/>
+            <w:r>
+              <w:rPr>
+                <w:rFonts w:ascii="Times New Roman" w:hAnsi="Times New Roman"/>
+                <w:sz w:val="19"/>
+              </w:rPr>
+              <w:t>Hệ thống App / Website</w:t>
+            </w:r>
+          </w:p>
+        </w:tc>
+        <w:tc>
+          <w:tcPr>
+            <w:tcW w:type="dxa" w:w="100"/>
+          </w:tcPr>
+          <w:p>
+            <w:pPr>
+              <w:spacing w:after="20"/>
+            </w:pPr>
+            <w:r/>
+            <w:r>
+              <w:rPr>
+                <w:rFonts w:ascii="Times New Roman" w:hAnsi="Times New Roman"/>
+                <w:sz w:val="19"/>
+              </w:rPr>
+              <w:t>ERP + App</w:t>
+            </w:r>
+          </w:p>
+        </w:tc>
+        <w:tc>
+          <w:tcPr>
+            <w:tcW w:type="dxa" w:w="100"/>
+          </w:tcPr>
+          <w:p>
+            <w:pPr>
+              <w:spacing w:after="20"/>
+            </w:pPr>
+            <w:r/>
+            <w:r>
+              <w:rPr>
+                <w:rFonts w:ascii="Times New Roman" w:hAnsi="Times New Roman"/>
+                <w:sz w:val="19"/>
+              </w:rPr>
+              <w:t>30 giây</w:t>
+            </w:r>
+          </w:p>
+        </w:tc>
+      </w:tr>
+      <w:tr>
+        <w:tc>
+          <w:tcPr>
+            <w:tcW w:type="dxa" w:w="100"/>
+          </w:tcPr>
+          <w:p>
+            <w:pPr>
+              <w:spacing w:after="20"/>
+            </w:pPr>
+            <w:r/>
+            <w:r>
+              <w:rPr>
+                <w:rFonts w:ascii="Times New Roman" w:hAnsi="Times New Roman"/>
+                <w:sz w:val="19"/>
+              </w:rPr>
+              <w:t>3</w:t>
+            </w:r>
+          </w:p>
+        </w:tc>
+        <w:tc>
+          <w:tcPr>
+            <w:tcW w:type="dxa" w:w="100"/>
+          </w:tcPr>
+          <w:p>
+            <w:pPr>
+              <w:spacing w:after="20"/>
+            </w:pPr>
+            <w:r/>
+            <w:r>
+              <w:rPr>
+                <w:rFonts w:ascii="Times New Roman" w:hAnsi="Times New Roman"/>
+                <w:sz w:val="19"/>
+              </w:rPr>
+              <w:t>Quyết định: Còn đủ hàng?</w:t>
+            </w:r>
+          </w:p>
+        </w:tc>
+        <w:tc>
+          <w:tcPr>
+            <w:tcW w:type="dxa" w:w="100"/>
+          </w:tcPr>
+          <w:p>
+            <w:pPr>
+              <w:spacing w:after="20"/>
+            </w:pPr>
+            <w:r/>
+            <w:r>
+              <w:rPr>
+                <w:rFonts w:ascii="Times New Roman" w:hAnsi="Times New Roman"/>
+                <w:sz w:val="19"/>
+              </w:rPr>
+              <w:t>Hệ thống App / Website</w:t>
+            </w:r>
+          </w:p>
+        </w:tc>
+        <w:tc>
+          <w:tcPr>
+            <w:tcW w:type="dxa" w:w="100"/>
+          </w:tcPr>
+          <w:p>
+            <w:pPr>
+              <w:spacing w:after="20"/>
+            </w:pPr>
+            <w:r/>
+            <w:r>
+              <w:rPr>
+                <w:rFonts w:ascii="Times New Roman" w:hAnsi="Times New Roman"/>
+                <w:sz w:val="19"/>
+              </w:rPr>
+              <w:t>ERP</w:t>
+            </w:r>
+          </w:p>
+        </w:tc>
+        <w:tc>
+          <w:tcPr>
+            <w:tcW w:type="dxa" w:w="100"/>
+          </w:tcPr>
+          <w:p>
+            <w:pPr>
+              <w:spacing w:after="20"/>
+            </w:pPr>
+            <w:r/>
+            <w:r>
+              <w:rPr>
+                <w:rFonts w:ascii="Times New Roman" w:hAnsi="Times New Roman"/>
+                <w:sz w:val="19"/>
+              </w:rPr>
+              <w:t>—</w:t>
+            </w:r>
+          </w:p>
+        </w:tc>
+      </w:tr>
+      <w:tr>
+        <w:tc>
+          <w:tcPr>
+            <w:tcW w:type="dxa" w:w="100"/>
+          </w:tcPr>
+          <w:p>
+            <w:pPr>
+              <w:spacing w:after="20"/>
+            </w:pPr>
+            <w:r/>
+            <w:r>
+              <w:rPr>
+                <w:rFonts w:ascii="Times New Roman" w:hAnsi="Times New Roman"/>
+                <w:sz w:val="19"/>
+              </w:rPr>
+              <w:t>3a</w:t>
+            </w:r>
+          </w:p>
+        </w:tc>
+        <w:tc>
+          <w:tcPr>
+            <w:tcW w:type="dxa" w:w="100"/>
+          </w:tcPr>
+          <w:p>
+            <w:pPr>
+              <w:spacing w:after="20"/>
+            </w:pPr>
+            <w:r/>
+            <w:r>
+              <w:rPr>
+                <w:rFonts w:ascii="Times New Roman" w:hAnsi="Times New Roman"/>
+                <w:sz w:val="19"/>
+              </w:rPr>
+              <w:t>[Nếu hết hàng] Gọi khách đề xuất sản phẩm thay thế hoặc huỷ đơn</w:t>
+            </w:r>
+          </w:p>
+        </w:tc>
+        <w:tc>
+          <w:tcPr>
+            <w:tcW w:type="dxa" w:w="100"/>
+          </w:tcPr>
+          <w:p>
+            <w:pPr>
+              <w:spacing w:after="20"/>
+            </w:pPr>
+            <w:r/>
+            <w:r>
+              <w:rPr>
+                <w:rFonts w:ascii="Times New Roman" w:hAnsi="Times New Roman"/>
+                <w:sz w:val="19"/>
+              </w:rPr>
+              <w:t>Tổng đài &amp; Điều phối</w:t>
+            </w:r>
+          </w:p>
+        </w:tc>
+        <w:tc>
+          <w:tcPr>
+            <w:tcW w:type="dxa" w:w="100"/>
+          </w:tcPr>
+          <w:p>
+            <w:pPr>
+              <w:spacing w:after="20"/>
+            </w:pPr>
+            <w:r/>
+            <w:r>
+              <w:rPr>
+                <w:rFonts w:ascii="Times New Roman" w:hAnsi="Times New Roman"/>
+                <w:sz w:val="19"/>
+              </w:rPr>
+              <w:t>Call center</w:t>
+            </w:r>
+          </w:p>
+        </w:tc>
+        <w:tc>
+          <w:tcPr>
+            <w:tcW w:type="dxa" w:w="100"/>
+          </w:tcPr>
+          <w:p>
+            <w:pPr>
+              <w:spacing w:after="20"/>
+            </w:pPr>
+            <w:r/>
+            <w:r>
+              <w:rPr>
+                <w:rFonts w:ascii="Times New Roman" w:hAnsi="Times New Roman"/>
+                <w:sz w:val="19"/>
+              </w:rPr>
+              <w:t>8 phút</w:t>
+            </w:r>
+          </w:p>
+        </w:tc>
+      </w:tr>
+      <w:tr>
+        <w:tc>
+          <w:tcPr>
+            <w:tcW w:type="dxa" w:w="100"/>
+          </w:tcPr>
+          <w:p>
+            <w:pPr>
+              <w:spacing w:after="20"/>
+            </w:pPr>
+            <w:r/>
+            <w:r>
+              <w:rPr>
+                <w:rFonts w:ascii="Times New Roman" w:hAnsi="Times New Roman"/>
+                <w:sz w:val="19"/>
+              </w:rPr>
+              <w:t>4</w:t>
+            </w:r>
+          </w:p>
+        </w:tc>
+        <w:tc>
+          <w:tcPr>
+            <w:tcW w:type="dxa" w:w="100"/>
+          </w:tcPr>
+          <w:p>
+            <w:pPr>
+              <w:spacing w:after="20"/>
+            </w:pPr>
+            <w:r/>
+            <w:r>
+              <w:rPr>
+                <w:rFonts w:ascii="Times New Roman" w:hAnsi="Times New Roman"/>
+                <w:sz w:val="19"/>
+              </w:rPr>
+              <w:t>Quyết định: Giá trị đơn vượt ngưỡng xác minh?</w:t>
+            </w:r>
+          </w:p>
+        </w:tc>
+        <w:tc>
+          <w:tcPr>
+            <w:tcW w:type="dxa" w:w="100"/>
+          </w:tcPr>
+          <w:p>
+            <w:pPr>
+              <w:spacing w:after="20"/>
+            </w:pPr>
+            <w:r/>
+            <w:r>
+              <w:rPr>
+                <w:rFonts w:ascii="Times New Roman" w:hAnsi="Times New Roman"/>
+                <w:sz w:val="19"/>
+              </w:rPr>
+              <w:t>Hệ thống App / Website</w:t>
+            </w:r>
+          </w:p>
+        </w:tc>
+        <w:tc>
+          <w:tcPr>
+            <w:tcW w:type="dxa" w:w="100"/>
+          </w:tcPr>
+          <w:p>
+            <w:pPr>
+              <w:spacing w:after="20"/>
+            </w:pPr>
+            <w:r/>
+            <w:r>
+              <w:rPr>
+                <w:rFonts w:ascii="Times New Roman" w:hAnsi="Times New Roman"/>
+                <w:sz w:val="19"/>
+              </w:rPr>
+              <w:t>ERP</w:t>
+            </w:r>
+          </w:p>
+        </w:tc>
+        <w:tc>
+          <w:tcPr>
+            <w:tcW w:type="dxa" w:w="100"/>
+          </w:tcPr>
+          <w:p>
+            <w:pPr>
+              <w:spacing w:after="20"/>
+            </w:pPr>
+            <w:r/>
+            <w:r>
+              <w:rPr>
+                <w:rFonts w:ascii="Times New Roman" w:hAnsi="Times New Roman"/>
+                <w:sz w:val="19"/>
+              </w:rPr>
+              <w:t>—</w:t>
+            </w:r>
+          </w:p>
+        </w:tc>
+      </w:tr>
+      <w:tr>
+        <w:tc>
+          <w:tcPr>
+            <w:tcW w:type="dxa" w:w="100"/>
+          </w:tcPr>
+          <w:p>
+            <w:pPr>
+              <w:spacing w:after="20"/>
+            </w:pPr>
+            <w:r/>
+            <w:r>
+              <w:rPr>
+                <w:rFonts w:ascii="Times New Roman" w:hAnsi="Times New Roman"/>
+                <w:sz w:val="19"/>
+              </w:rPr>
+              <w:t>4a</w:t>
+            </w:r>
+          </w:p>
+        </w:tc>
+        <w:tc>
+          <w:tcPr>
+            <w:tcW w:type="dxa" w:w="100"/>
+          </w:tcPr>
+          <w:p>
+            <w:pPr>
+              <w:spacing w:after="20"/>
+            </w:pPr>
+            <w:r/>
+            <w:r>
+              <w:rPr>
+                <w:rFonts w:ascii="Times New Roman" w:hAnsi="Times New Roman"/>
+                <w:sz w:val="19"/>
+              </w:rPr>
+              <w:t>[Nếu vượt] Gọi xác minh khách &amp; chốt khung giờ nhận hàng</w:t>
+            </w:r>
+          </w:p>
+        </w:tc>
+        <w:tc>
+          <w:tcPr>
+            <w:tcW w:type="dxa" w:w="100"/>
+          </w:tcPr>
+          <w:p>
+            <w:pPr>
+              <w:spacing w:after="20"/>
+            </w:pPr>
+            <w:r/>
+            <w:r>
+              <w:rPr>
+                <w:rFonts w:ascii="Times New Roman" w:hAnsi="Times New Roman"/>
+                <w:sz w:val="19"/>
+              </w:rPr>
+              <w:t>Tổng đài &amp; Điều phối</w:t>
+            </w:r>
+          </w:p>
+        </w:tc>
+        <w:tc>
+          <w:tcPr>
+            <w:tcW w:type="dxa" w:w="100"/>
+          </w:tcPr>
+          <w:p>
+            <w:pPr>
+              <w:spacing w:after="20"/>
+            </w:pPr>
+            <w:r/>
+            <w:r>
+              <w:rPr>
+                <w:rFonts w:ascii="Times New Roman" w:hAnsi="Times New Roman"/>
+                <w:sz w:val="19"/>
+              </w:rPr>
+              <w:t>Call center</w:t>
+            </w:r>
+          </w:p>
+        </w:tc>
+        <w:tc>
+          <w:tcPr>
+            <w:tcW w:type="dxa" w:w="100"/>
+          </w:tcPr>
+          <w:p>
+            <w:pPr>
+              <w:spacing w:after="20"/>
+            </w:pPr>
+            <w:r/>
+            <w:r>
+              <w:rPr>
+                <w:rFonts w:ascii="Times New Roman" w:hAnsi="Times New Roman"/>
+                <w:sz w:val="19"/>
+              </w:rPr>
+              <w:t>5 phút</w:t>
+            </w:r>
+          </w:p>
+        </w:tc>
+      </w:tr>
+      <w:tr>
+        <w:tc>
+          <w:tcPr>
+            <w:tcW w:type="dxa" w:w="100"/>
+          </w:tcPr>
+          <w:p>
+            <w:pPr>
+              <w:spacing w:after="20"/>
+            </w:pPr>
+            <w:r/>
+            <w:r>
+              <w:rPr>
+                <w:rFonts w:ascii="Times New Roman" w:hAnsi="Times New Roman"/>
+                <w:sz w:val="19"/>
+              </w:rPr>
+              <w:t>5</w:t>
+            </w:r>
+          </w:p>
+        </w:tc>
+        <w:tc>
+          <w:tcPr>
+            <w:tcW w:type="dxa" w:w="100"/>
+          </w:tcPr>
+          <w:p>
+            <w:pPr>
+              <w:spacing w:after="20"/>
+            </w:pPr>
+            <w:r/>
+            <w:r>
+              <w:rPr>
+                <w:rFonts w:ascii="Times New Roman" w:hAnsi="Times New Roman"/>
+                <w:sz w:val="19"/>
+              </w:rPr>
+              <w:t>Xác nhận đơn &amp; ghi nhận phương thức thanh toán</w:t>
+            </w:r>
+          </w:p>
+        </w:tc>
+        <w:tc>
+          <w:tcPr>
+            <w:tcW w:type="dxa" w:w="100"/>
+          </w:tcPr>
+          <w:p>
+            <w:pPr>
+              <w:spacing w:after="20"/>
+            </w:pPr>
+            <w:r/>
+            <w:r>
+              <w:rPr>
+                <w:rFonts w:ascii="Times New Roman" w:hAnsi="Times New Roman"/>
+                <w:sz w:val="19"/>
+              </w:rPr>
+              <w:t>Hệ thống App / Website</w:t>
+            </w:r>
+          </w:p>
+        </w:tc>
+        <w:tc>
+          <w:tcPr>
+            <w:tcW w:type="dxa" w:w="100"/>
+          </w:tcPr>
+          <w:p>
+            <w:pPr>
+              <w:spacing w:after="20"/>
+            </w:pPr>
+            <w:r/>
+            <w:r>
+              <w:rPr>
+                <w:rFonts w:ascii="Times New Roman" w:hAnsi="Times New Roman"/>
+                <w:sz w:val="19"/>
+              </w:rPr>
+              <w:t>ERP + App</w:t>
+            </w:r>
+          </w:p>
+        </w:tc>
+        <w:tc>
+          <w:tcPr>
+            <w:tcW w:type="dxa" w:w="100"/>
+          </w:tcPr>
+          <w:p>
+            <w:pPr>
+              <w:spacing w:after="20"/>
+            </w:pPr>
+            <w:r/>
+            <w:r>
+              <w:rPr>
+                <w:rFonts w:ascii="Times New Roman" w:hAnsi="Times New Roman"/>
+                <w:sz w:val="19"/>
+              </w:rPr>
+              <w:t>1 phút</w:t>
+            </w:r>
+          </w:p>
+        </w:tc>
+      </w:tr>
+      <w:tr>
+        <w:tc>
+          <w:tcPr>
+            <w:tcW w:type="dxa" w:w="100"/>
+          </w:tcPr>
+          <w:p>
+            <w:pPr>
+              <w:spacing w:after="20"/>
+            </w:pPr>
+            <w:r/>
+            <w:r>
+              <w:rPr>
+                <w:rFonts w:ascii="Times New Roman" w:hAnsi="Times New Roman"/>
+                <w:sz w:val="19"/>
+              </w:rPr>
+              <w:t>6</w:t>
+            </w:r>
+          </w:p>
+        </w:tc>
+        <w:tc>
+          <w:tcPr>
+            <w:tcW w:type="dxa" w:w="100"/>
+          </w:tcPr>
+          <w:p>
+            <w:pPr>
+              <w:spacing w:after="20"/>
+            </w:pPr>
+            <w:r/>
+            <w:r>
+              <w:rPr>
+                <w:rFonts w:ascii="Times New Roman" w:hAnsi="Times New Roman"/>
+                <w:sz w:val="19"/>
+              </w:rPr>
+              <w:t>Quyết định: Đơn rơi vào khung giờ cao điểm?</w:t>
+            </w:r>
+          </w:p>
+        </w:tc>
+        <w:tc>
+          <w:tcPr>
+            <w:tcW w:type="dxa" w:w="100"/>
+          </w:tcPr>
+          <w:p>
+            <w:pPr>
+              <w:spacing w:after="20"/>
+            </w:pPr>
+            <w:r/>
+            <w:r>
+              <w:rPr>
+                <w:rFonts w:ascii="Times New Roman" w:hAnsi="Times New Roman"/>
+                <w:sz w:val="19"/>
+              </w:rPr>
+              <w:t>Tổng đài &amp; Điều phối</w:t>
+            </w:r>
+          </w:p>
+        </w:tc>
+        <w:tc>
+          <w:tcPr>
+            <w:tcW w:type="dxa" w:w="100"/>
+          </w:tcPr>
+          <w:p>
+            <w:pPr>
+              <w:spacing w:after="20"/>
+            </w:pPr>
+            <w:r/>
+            <w:r>
+              <w:rPr>
+                <w:rFonts w:ascii="Times New Roman" w:hAnsi="Times New Roman"/>
+                <w:sz w:val="19"/>
+              </w:rPr>
+              <w:t>ERP</w:t>
+            </w:r>
+          </w:p>
+        </w:tc>
+        <w:tc>
+          <w:tcPr>
+            <w:tcW w:type="dxa" w:w="100"/>
+          </w:tcPr>
+          <w:p>
+            <w:pPr>
+              <w:spacing w:after="20"/>
+            </w:pPr>
+            <w:r/>
+            <w:r>
+              <w:rPr>
+                <w:rFonts w:ascii="Times New Roman" w:hAnsi="Times New Roman"/>
+                <w:sz w:val="19"/>
+              </w:rPr>
+              <w:t>—</w:t>
+            </w:r>
+          </w:p>
+        </w:tc>
+      </w:tr>
+      <w:tr>
+        <w:tc>
+          <w:tcPr>
+            <w:tcW w:type="dxa" w:w="100"/>
+          </w:tcPr>
+          <w:p>
+            <w:pPr>
+              <w:spacing w:after="20"/>
+            </w:pPr>
+            <w:r/>
+            <w:r>
+              <w:rPr>
+                <w:rFonts w:ascii="Times New Roman" w:hAnsi="Times New Roman"/>
+                <w:sz w:val="19"/>
+              </w:rPr>
+              <w:t>6a</w:t>
+            </w:r>
+          </w:p>
+        </w:tc>
+        <w:tc>
+          <w:tcPr>
+            <w:tcW w:type="dxa" w:w="100"/>
+          </w:tcPr>
+          <w:p>
+            <w:pPr>
+              <w:spacing w:after="20"/>
+            </w:pPr>
+            <w:r/>
+            <w:r>
+              <w:rPr>
+                <w:rFonts w:ascii="Times New Roman" w:hAnsi="Times New Roman"/>
+                <w:sz w:val="19"/>
+              </w:rPr>
+              <w:t>[Nếu có] Gom đơn theo tuyến giao, xếp thứ tự ưu tiên</w:t>
+            </w:r>
+          </w:p>
+        </w:tc>
+        <w:tc>
+          <w:tcPr>
+            <w:tcW w:type="dxa" w:w="100"/>
+          </w:tcPr>
+          <w:p>
+            <w:pPr>
+              <w:spacing w:after="20"/>
+            </w:pPr>
+            <w:r/>
+            <w:r>
+              <w:rPr>
+                <w:rFonts w:ascii="Times New Roman" w:hAnsi="Times New Roman"/>
+                <w:sz w:val="19"/>
+              </w:rPr>
+              <w:t>Tổng đài &amp; Điều phối</w:t>
+            </w:r>
+          </w:p>
+        </w:tc>
+        <w:tc>
+          <w:tcPr>
+            <w:tcW w:type="dxa" w:w="100"/>
+          </w:tcPr>
+          <w:p>
+            <w:pPr>
+              <w:spacing w:after="20"/>
+            </w:pPr>
+            <w:r/>
+            <w:r>
+              <w:rPr>
+                <w:rFonts w:ascii="Times New Roman" w:hAnsi="Times New Roman"/>
+                <w:sz w:val="19"/>
+              </w:rPr>
+              <w:t>TMS</w:t>
+            </w:r>
+          </w:p>
+        </w:tc>
+        <w:tc>
+          <w:tcPr>
+            <w:tcW w:type="dxa" w:w="100"/>
+          </w:tcPr>
+          <w:p>
+            <w:pPr>
+              <w:spacing w:after="20"/>
+            </w:pPr>
+            <w:r/>
+            <w:r>
+              <w:rPr>
+                <w:rFonts w:ascii="Times New Roman" w:hAnsi="Times New Roman"/>
+                <w:sz w:val="19"/>
+              </w:rPr>
+              <w:t>2 phút</w:t>
+            </w:r>
+          </w:p>
+        </w:tc>
+      </w:tr>
+      <w:tr>
+        <w:tc>
+          <w:tcPr>
+            <w:tcW w:type="dxa" w:w="100"/>
+          </w:tcPr>
+          <w:p>
+            <w:pPr>
+              <w:spacing w:after="20"/>
+            </w:pPr>
+            <w:r/>
+            <w:r>
+              <w:rPr>
+                <w:rFonts w:ascii="Times New Roman" w:hAnsi="Times New Roman"/>
+                <w:sz w:val="19"/>
+              </w:rPr>
+              <w:t>7a</w:t>
+            </w:r>
+          </w:p>
+        </w:tc>
+        <w:tc>
+          <w:tcPr>
+            <w:tcW w:type="dxa" w:w="100"/>
+          </w:tcPr>
+          <w:p>
+            <w:pPr>
+              <w:spacing w:after="20"/>
+            </w:pPr>
+            <w:r/>
+            <w:r>
+              <w:rPr>
+                <w:rFonts w:ascii="Times New Roman" w:hAnsi="Times New Roman"/>
+                <w:sz w:val="19"/>
+              </w:rPr>
+              <w:t>[Song song] Soạn hàng, cân trọng lượng thực tế, kiểm hạn dùng</w:t>
+            </w:r>
+          </w:p>
+        </w:tc>
+        <w:tc>
+          <w:tcPr>
+            <w:tcW w:type="dxa" w:w="100"/>
+          </w:tcPr>
+          <w:p>
+            <w:pPr>
+              <w:spacing w:after="20"/>
+            </w:pPr>
+            <w:r/>
+            <w:r>
+              <w:rPr>
+                <w:rFonts w:ascii="Times New Roman" w:hAnsi="Times New Roman"/>
+                <w:sz w:val="19"/>
+              </w:rPr>
+              <w:t>Nhân viên soạn hàng</w:t>
+            </w:r>
+          </w:p>
+        </w:tc>
+        <w:tc>
+          <w:tcPr>
+            <w:tcW w:type="dxa" w:w="100"/>
+          </w:tcPr>
+          <w:p>
+            <w:pPr>
+              <w:spacing w:after="20"/>
+            </w:pPr>
+            <w:r/>
+            <w:r>
+              <w:rPr>
+                <w:rFonts w:ascii="Times New Roman" w:hAnsi="Times New Roman"/>
+                <w:sz w:val="19"/>
+              </w:rPr>
+              <w:t>Cân điện tử + phiếu soạn</w:t>
+            </w:r>
+          </w:p>
+        </w:tc>
+        <w:tc>
+          <w:tcPr>
+            <w:tcW w:type="dxa" w:w="100"/>
+          </w:tcPr>
+          <w:p>
+            <w:pPr>
+              <w:spacing w:after="20"/>
+            </w:pPr>
+            <w:r/>
+            <w:r>
+              <w:rPr>
+                <w:rFonts w:ascii="Times New Roman" w:hAnsi="Times New Roman"/>
+                <w:sz w:val="19"/>
+              </w:rPr>
+              <w:t>12 phút</w:t>
+            </w:r>
+          </w:p>
+        </w:tc>
+      </w:tr>
+      <w:tr>
+        <w:tc>
+          <w:tcPr>
+            <w:tcW w:type="dxa" w:w="100"/>
+          </w:tcPr>
+          <w:p>
+            <w:pPr>
+              <w:spacing w:after="20"/>
+            </w:pPr>
+            <w:r/>
+            <w:r>
+              <w:rPr>
+                <w:rFonts w:ascii="Times New Roman" w:hAnsi="Times New Roman"/>
+                <w:sz w:val="19"/>
+              </w:rPr>
+              <w:t>7b</w:t>
+            </w:r>
+          </w:p>
+        </w:tc>
+        <w:tc>
+          <w:tcPr>
+            <w:tcW w:type="dxa" w:w="100"/>
+          </w:tcPr>
+          <w:p>
+            <w:pPr>
+              <w:spacing w:after="20"/>
+            </w:pPr>
+            <w:r/>
+            <w:r>
+              <w:rPr>
+                <w:rFonts w:ascii="Times New Roman" w:hAnsi="Times New Roman"/>
+                <w:sz w:val="19"/>
+              </w:rPr>
+              <w:t>[Song song] Điều phối &amp; gán shipper theo tuyến giao</w:t>
+            </w:r>
+          </w:p>
+        </w:tc>
+        <w:tc>
+          <w:tcPr>
+            <w:tcW w:type="dxa" w:w="100"/>
+          </w:tcPr>
+          <w:p>
+            <w:pPr>
+              <w:spacing w:after="20"/>
+            </w:pPr>
+            <w:r/>
+            <w:r>
+              <w:rPr>
+                <w:rFonts w:ascii="Times New Roman" w:hAnsi="Times New Roman"/>
+                <w:sz w:val="19"/>
+              </w:rPr>
+              <w:t>Tổng đài &amp; Điều phối</w:t>
+            </w:r>
+          </w:p>
+        </w:tc>
+        <w:tc>
+          <w:tcPr>
+            <w:tcW w:type="dxa" w:w="100"/>
+          </w:tcPr>
+          <w:p>
+            <w:pPr>
+              <w:spacing w:after="20"/>
+            </w:pPr>
+            <w:r/>
+            <w:r>
+              <w:rPr>
+                <w:rFonts w:ascii="Times New Roman" w:hAnsi="Times New Roman"/>
+                <w:sz w:val="19"/>
+              </w:rPr>
+              <w:t>TMS / GPS</w:t>
+            </w:r>
+          </w:p>
+        </w:tc>
+        <w:tc>
+          <w:tcPr>
+            <w:tcW w:type="dxa" w:w="100"/>
+          </w:tcPr>
+          <w:p>
+            <w:pPr>
+              <w:spacing w:after="20"/>
+            </w:pPr>
+            <w:r/>
+            <w:r>
+              <w:rPr>
+                <w:rFonts w:ascii="Times New Roman" w:hAnsi="Times New Roman"/>
+                <w:sz w:val="19"/>
+              </w:rPr>
+              <w:t>3 phút</w:t>
+            </w:r>
+          </w:p>
+        </w:tc>
+      </w:tr>
+      <w:tr>
+        <w:tc>
+          <w:tcPr>
+            <w:tcW w:type="dxa" w:w="100"/>
+          </w:tcPr>
+          <w:p>
+            <w:pPr>
+              <w:spacing w:after="20"/>
+            </w:pPr>
+            <w:r/>
+            <w:r>
+              <w:rPr>
+                <w:rFonts w:ascii="Times New Roman" w:hAnsi="Times New Roman"/>
+                <w:sz w:val="19"/>
+              </w:rPr>
+              <w:t>8</w:t>
+            </w:r>
+          </w:p>
+        </w:tc>
+        <w:tc>
+          <w:tcPr>
+            <w:tcW w:type="dxa" w:w="100"/>
+          </w:tcPr>
+          <w:p>
+            <w:pPr>
+              <w:spacing w:after="20"/>
+            </w:pPr>
+            <w:r/>
+            <w:r>
+              <w:rPr>
+                <w:rFonts w:ascii="Times New Roman" w:hAnsi="Times New Roman"/>
+                <w:sz w:val="19"/>
+              </w:rPr>
+              <w:t>Quyết định: Có mặt hàng cân theo trọng lượng thực?</w:t>
+            </w:r>
+          </w:p>
+        </w:tc>
+        <w:tc>
+          <w:tcPr>
+            <w:tcW w:type="dxa" w:w="100"/>
+          </w:tcPr>
+          <w:p>
+            <w:pPr>
+              <w:spacing w:after="20"/>
+            </w:pPr>
+            <w:r/>
+            <w:r>
+              <w:rPr>
+                <w:rFonts w:ascii="Times New Roman" w:hAnsi="Times New Roman"/>
+                <w:sz w:val="19"/>
+              </w:rPr>
+              <w:t>Nhân viên soạn hàng</w:t>
+            </w:r>
+          </w:p>
+        </w:tc>
+        <w:tc>
+          <w:tcPr>
+            <w:tcW w:type="dxa" w:w="100"/>
+          </w:tcPr>
+          <w:p>
+            <w:pPr>
+              <w:spacing w:after="20"/>
+            </w:pPr>
+            <w:r/>
+            <w:r>
+              <w:rPr>
+                <w:rFonts w:ascii="Times New Roman" w:hAnsi="Times New Roman"/>
+                <w:sz w:val="19"/>
+              </w:rPr>
+              <w:t>Cân điện tử</w:t>
+            </w:r>
+          </w:p>
+        </w:tc>
+        <w:tc>
+          <w:tcPr>
+            <w:tcW w:type="dxa" w:w="100"/>
+          </w:tcPr>
+          <w:p>
+            <w:pPr>
+              <w:spacing w:after="20"/>
+            </w:pPr>
+            <w:r/>
+            <w:r>
+              <w:rPr>
+                <w:rFonts w:ascii="Times New Roman" w:hAnsi="Times New Roman"/>
+                <w:sz w:val="19"/>
+              </w:rPr>
+              <w:t>—</w:t>
+            </w:r>
+          </w:p>
+        </w:tc>
+      </w:tr>
+      <w:tr>
+        <w:tc>
+          <w:tcPr>
+            <w:tcW w:type="dxa" w:w="100"/>
+          </w:tcPr>
+          <w:p>
+            <w:pPr>
+              <w:spacing w:after="20"/>
+            </w:pPr>
+            <w:r/>
+            <w:r>
+              <w:rPr>
+                <w:rFonts w:ascii="Times New Roman" w:hAnsi="Times New Roman"/>
+                <w:sz w:val="19"/>
+              </w:rPr>
+              <w:t>8a</w:t>
+            </w:r>
+          </w:p>
+        </w:tc>
+        <w:tc>
+          <w:tcPr>
+            <w:tcW w:type="dxa" w:w="100"/>
+          </w:tcPr>
+          <w:p>
+            <w:pPr>
+              <w:spacing w:after="20"/>
+            </w:pPr>
+            <w:r/>
+            <w:r>
+              <w:rPr>
+                <w:rFonts w:ascii="Times New Roman" w:hAnsi="Times New Roman"/>
+                <w:sz w:val="19"/>
+              </w:rPr>
+              <w:t>[Nếu có] Cập nhật giá theo trọng lượng thực, thông báo khách</w:t>
+            </w:r>
+          </w:p>
+        </w:tc>
+        <w:tc>
+          <w:tcPr>
+            <w:tcW w:type="dxa" w:w="100"/>
+          </w:tcPr>
+          <w:p>
+            <w:pPr>
+              <w:spacing w:after="20"/>
+            </w:pPr>
+            <w:r/>
+            <w:r>
+              <w:rPr>
+                <w:rFonts w:ascii="Times New Roman" w:hAnsi="Times New Roman"/>
+                <w:sz w:val="19"/>
+              </w:rPr>
+              <w:t>Nhân viên soạn hàng</w:t>
+            </w:r>
+          </w:p>
+        </w:tc>
+        <w:tc>
+          <w:tcPr>
+            <w:tcW w:type="dxa" w:w="100"/>
+          </w:tcPr>
+          <w:p>
+            <w:pPr>
+              <w:spacing w:after="20"/>
+            </w:pPr>
+            <w:r/>
+            <w:r>
+              <w:rPr>
+                <w:rFonts w:ascii="Times New Roman" w:hAnsi="Times New Roman"/>
+                <w:sz w:val="19"/>
+              </w:rPr>
+              <w:t>ERP + App</w:t>
+            </w:r>
+          </w:p>
+        </w:tc>
+        <w:tc>
+          <w:tcPr>
+            <w:tcW w:type="dxa" w:w="100"/>
+          </w:tcPr>
+          <w:p>
+            <w:pPr>
+              <w:spacing w:after="20"/>
+            </w:pPr>
+            <w:r/>
+            <w:r>
+              <w:rPr>
+                <w:rFonts w:ascii="Times New Roman" w:hAnsi="Times New Roman"/>
+                <w:sz w:val="19"/>
+              </w:rPr>
+              <w:t>3 phút</w:t>
+            </w:r>
+          </w:p>
+        </w:tc>
+      </w:tr>
+      <w:tr>
+        <w:tc>
+          <w:tcPr>
+            <w:tcW w:type="dxa" w:w="100"/>
+          </w:tcPr>
+          <w:p>
+            <w:pPr>
+              <w:spacing w:after="20"/>
+            </w:pPr>
+            <w:r/>
+            <w:r>
+              <w:rPr>
+                <w:rFonts w:ascii="Times New Roman" w:hAnsi="Times New Roman"/>
+                <w:sz w:val="19"/>
+              </w:rPr>
+              <w:t>9</w:t>
+            </w:r>
+          </w:p>
+        </w:tc>
+        <w:tc>
+          <w:tcPr>
+            <w:tcW w:type="dxa" w:w="100"/>
+          </w:tcPr>
+          <w:p>
+            <w:pPr>
+              <w:spacing w:after="20"/>
+            </w:pPr>
+            <w:r/>
+            <w:r>
+              <w:rPr>
+                <w:rFonts w:ascii="Times New Roman" w:hAnsi="Times New Roman"/>
+                <w:sz w:val="19"/>
+              </w:rPr>
+              <w:t>Quyết định: Xe giữ lạnh sẵn sàng?</w:t>
+            </w:r>
+          </w:p>
+        </w:tc>
+        <w:tc>
+          <w:tcPr>
+            <w:tcW w:type="dxa" w:w="100"/>
+          </w:tcPr>
+          <w:p>
+            <w:pPr>
+              <w:spacing w:after="20"/>
+            </w:pPr>
+            <w:r/>
+            <w:r>
+              <w:rPr>
+                <w:rFonts w:ascii="Times New Roman" w:hAnsi="Times New Roman"/>
+                <w:sz w:val="19"/>
+              </w:rPr>
+              <w:t>Tổng đài &amp; Điều phối</w:t>
+            </w:r>
+          </w:p>
+        </w:tc>
+        <w:tc>
+          <w:tcPr>
+            <w:tcW w:type="dxa" w:w="100"/>
+          </w:tcPr>
+          <w:p>
+            <w:pPr>
+              <w:spacing w:after="20"/>
+            </w:pPr>
+            <w:r/>
+            <w:r>
+              <w:rPr>
+                <w:rFonts w:ascii="Times New Roman" w:hAnsi="Times New Roman"/>
+                <w:sz w:val="19"/>
+              </w:rPr>
+              <w:t>TMS</w:t>
+            </w:r>
+          </w:p>
+        </w:tc>
+        <w:tc>
+          <w:tcPr>
+            <w:tcW w:type="dxa" w:w="100"/>
+          </w:tcPr>
+          <w:p>
+            <w:pPr>
+              <w:spacing w:after="20"/>
+            </w:pPr>
+            <w:r/>
+            <w:r>
+              <w:rPr>
+                <w:rFonts w:ascii="Times New Roman" w:hAnsi="Times New Roman"/>
+                <w:sz w:val="19"/>
+              </w:rPr>
+              <w:t>—</w:t>
+            </w:r>
+          </w:p>
+        </w:tc>
+      </w:tr>
+      <w:tr>
+        <w:tc>
+          <w:tcPr>
+            <w:tcW w:type="dxa" w:w="100"/>
+          </w:tcPr>
+          <w:p>
+            <w:pPr>
+              <w:spacing w:after="20"/>
+            </w:pPr>
+            <w:r/>
+            <w:r>
+              <w:rPr>
+                <w:rFonts w:ascii="Times New Roman" w:hAnsi="Times New Roman"/>
+                <w:sz w:val="19"/>
+              </w:rPr>
+              <w:t>9a</w:t>
+            </w:r>
+          </w:p>
+        </w:tc>
+        <w:tc>
+          <w:tcPr>
+            <w:tcW w:type="dxa" w:w="100"/>
+          </w:tcPr>
+          <w:p>
+            <w:pPr>
+              <w:spacing w:after="20"/>
+            </w:pPr>
+            <w:r/>
+            <w:r>
+              <w:rPr>
+                <w:rFonts w:ascii="Times New Roman" w:hAnsi="Times New Roman"/>
+                <w:sz w:val="19"/>
+              </w:rPr>
+              <w:t>[Nếu không] Điều chuyển xe tuyến khác hoặc thuê xe lạnh ngoài</w:t>
+            </w:r>
+          </w:p>
+        </w:tc>
+        <w:tc>
+          <w:tcPr>
+            <w:tcW w:type="dxa" w:w="100"/>
+          </w:tcPr>
+          <w:p>
+            <w:pPr>
+              <w:spacing w:after="20"/>
+            </w:pPr>
+            <w:r/>
+            <w:r>
+              <w:rPr>
+                <w:rFonts w:ascii="Times New Roman" w:hAnsi="Times New Roman"/>
+                <w:sz w:val="19"/>
+              </w:rPr>
+              <w:t>Tổng đài &amp; Điều phối</w:t>
+            </w:r>
+          </w:p>
+        </w:tc>
+        <w:tc>
+          <w:tcPr>
+            <w:tcW w:type="dxa" w:w="100"/>
+          </w:tcPr>
+          <w:p>
+            <w:pPr>
+              <w:spacing w:after="20"/>
+            </w:pPr>
+            <w:r/>
+            <w:r>
+              <w:rPr>
+                <w:rFonts w:ascii="Times New Roman" w:hAnsi="Times New Roman"/>
+                <w:sz w:val="19"/>
+              </w:rPr>
+              <w:t>TMS</w:t>
+            </w:r>
+          </w:p>
+        </w:tc>
+        <w:tc>
+          <w:tcPr>
+            <w:tcW w:type="dxa" w:w="100"/>
+          </w:tcPr>
+          <w:p>
+            <w:pPr>
+              <w:spacing w:after="20"/>
+            </w:pPr>
+            <w:r/>
+            <w:r>
+              <w:rPr>
+                <w:rFonts w:ascii="Times New Roman" w:hAnsi="Times New Roman"/>
+                <w:sz w:val="19"/>
+              </w:rPr>
+              <w:t>15 phút</w:t>
+            </w:r>
+          </w:p>
+        </w:tc>
+      </w:tr>
+      <w:tr>
+        <w:tc>
+          <w:tcPr>
+            <w:tcW w:type="dxa" w:w="100"/>
+          </w:tcPr>
+          <w:p>
+            <w:pPr>
+              <w:spacing w:after="20"/>
+            </w:pPr>
+            <w:r/>
+            <w:r>
+              <w:rPr>
+                <w:rFonts w:ascii="Times New Roman" w:hAnsi="Times New Roman"/>
+                <w:sz w:val="19"/>
+              </w:rPr>
+              <w:t>10</w:t>
+            </w:r>
+          </w:p>
+        </w:tc>
+        <w:tc>
+          <w:tcPr>
+            <w:tcW w:type="dxa" w:w="100"/>
+          </w:tcPr>
+          <w:p>
+            <w:pPr>
+              <w:spacing w:after="20"/>
+            </w:pPr>
+            <w:r/>
+            <w:r>
+              <w:rPr>
+                <w:rFonts w:ascii="Times New Roman" w:hAnsi="Times New Roman"/>
+                <w:sz w:val="19"/>
+              </w:rPr>
+              <w:t>Đóng gói giữ lạnh, dán tem truy xuất &amp; kiểm nhiệt độ tâm thùng</w:t>
+            </w:r>
+          </w:p>
+        </w:tc>
+        <w:tc>
+          <w:tcPr>
+            <w:tcW w:type="dxa" w:w="100"/>
+          </w:tcPr>
+          <w:p>
+            <w:pPr>
+              <w:spacing w:after="20"/>
+            </w:pPr>
+            <w:r/>
+            <w:r>
+              <w:rPr>
+                <w:rFonts w:ascii="Times New Roman" w:hAnsi="Times New Roman"/>
+                <w:sz w:val="19"/>
+              </w:rPr>
+              <w:t>Nhân viên soạn hàng</w:t>
+            </w:r>
+          </w:p>
+        </w:tc>
+        <w:tc>
+          <w:tcPr>
+            <w:tcW w:type="dxa" w:w="100"/>
+          </w:tcPr>
+          <w:p>
+            <w:pPr>
+              <w:spacing w:after="20"/>
+            </w:pPr>
+            <w:r/>
+            <w:r>
+              <w:rPr>
+                <w:rFonts w:ascii="Times New Roman" w:hAnsi="Times New Roman"/>
+                <w:sz w:val="19"/>
+              </w:rPr>
+              <w:t>Thùng EPS + nhiệt kế</w:t>
+            </w:r>
+          </w:p>
+        </w:tc>
+        <w:tc>
+          <w:tcPr>
+            <w:tcW w:type="dxa" w:w="100"/>
+          </w:tcPr>
+          <w:p>
+            <w:pPr>
+              <w:spacing w:after="20"/>
+            </w:pPr>
+            <w:r/>
+            <w:r>
+              <w:rPr>
+                <w:rFonts w:ascii="Times New Roman" w:hAnsi="Times New Roman"/>
+                <w:sz w:val="19"/>
+              </w:rPr>
+              <w:t>9 phút</w:t>
+            </w:r>
+          </w:p>
+        </w:tc>
+      </w:tr>
+      <w:tr>
+        <w:tc>
+          <w:tcPr>
+            <w:tcW w:type="dxa" w:w="100"/>
+          </w:tcPr>
+          <w:p>
+            <w:pPr>
+              <w:spacing w:after="20"/>
+            </w:pPr>
+            <w:r/>
+            <w:r>
+              <w:rPr>
+                <w:rFonts w:ascii="Times New Roman" w:hAnsi="Times New Roman"/>
+                <w:sz w:val="19"/>
+              </w:rPr>
+              <w:t>11</w:t>
+            </w:r>
+          </w:p>
+        </w:tc>
+        <w:tc>
+          <w:tcPr>
+            <w:tcW w:type="dxa" w:w="100"/>
+          </w:tcPr>
+          <w:p>
+            <w:pPr>
+              <w:spacing w:after="20"/>
+            </w:pPr>
+            <w:r/>
+            <w:r>
+              <w:rPr>
+                <w:rFonts w:ascii="Times New Roman" w:hAnsi="Times New Roman"/>
+                <w:sz w:val="19"/>
+              </w:rPr>
+              <w:t>Quyết định: Nhiệt độ tâm thùng đạt chuẩn?</w:t>
+            </w:r>
+          </w:p>
+        </w:tc>
+        <w:tc>
+          <w:tcPr>
+            <w:tcW w:type="dxa" w:w="100"/>
+          </w:tcPr>
+          <w:p>
+            <w:pPr>
+              <w:spacing w:after="20"/>
+            </w:pPr>
+            <w:r/>
+            <w:r>
+              <w:rPr>
+                <w:rFonts w:ascii="Times New Roman" w:hAnsi="Times New Roman"/>
+                <w:sz w:val="19"/>
+              </w:rPr>
+              <w:t>Nhân viên soạn hàng</w:t>
+            </w:r>
+          </w:p>
+        </w:tc>
+        <w:tc>
+          <w:tcPr>
+            <w:tcW w:type="dxa" w:w="100"/>
+          </w:tcPr>
+          <w:p>
+            <w:pPr>
+              <w:spacing w:after="20"/>
+            </w:pPr>
+            <w:r/>
+            <w:r>
+              <w:rPr>
+                <w:rFonts w:ascii="Times New Roman" w:hAnsi="Times New Roman"/>
+                <w:sz w:val="19"/>
+              </w:rPr>
+              <w:t>Nhiệt kế</w:t>
+            </w:r>
+          </w:p>
+        </w:tc>
+        <w:tc>
+          <w:tcPr>
+            <w:tcW w:type="dxa" w:w="100"/>
+          </w:tcPr>
+          <w:p>
+            <w:pPr>
+              <w:spacing w:after="20"/>
+            </w:pPr>
+            <w:r/>
+            <w:r>
+              <w:rPr>
+                <w:rFonts w:ascii="Times New Roman" w:hAnsi="Times New Roman"/>
+                <w:sz w:val="19"/>
+              </w:rPr>
+              <w:t>—</w:t>
+            </w:r>
+          </w:p>
+        </w:tc>
+      </w:tr>
+      <w:tr>
+        <w:tc>
+          <w:tcPr>
+            <w:tcW w:type="dxa" w:w="100"/>
+          </w:tcPr>
+          <w:p>
+            <w:pPr>
+              <w:spacing w:after="20"/>
+            </w:pPr>
+            <w:r/>
+            <w:r>
+              <w:rPr>
+                <w:rFonts w:ascii="Times New Roman" w:hAnsi="Times New Roman"/>
+                <w:sz w:val="19"/>
+              </w:rPr>
+              <w:t>11a</w:t>
+            </w:r>
+          </w:p>
+        </w:tc>
+        <w:tc>
+          <w:tcPr>
+            <w:tcW w:type="dxa" w:w="100"/>
+          </w:tcPr>
+          <w:p>
+            <w:pPr>
+              <w:spacing w:after="20"/>
+            </w:pPr>
+            <w:r/>
+            <w:r>
+              <w:rPr>
+                <w:rFonts w:ascii="Times New Roman" w:hAnsi="Times New Roman"/>
+                <w:sz w:val="19"/>
+              </w:rPr>
+              <w:t>[Nếu không] Thay thùng / bổ sung đá gel, đóng gói lại</w:t>
+            </w:r>
+          </w:p>
+        </w:tc>
+        <w:tc>
+          <w:tcPr>
+            <w:tcW w:type="dxa" w:w="100"/>
+          </w:tcPr>
+          <w:p>
+            <w:pPr>
+              <w:spacing w:after="20"/>
+            </w:pPr>
+            <w:r/>
+            <w:r>
+              <w:rPr>
+                <w:rFonts w:ascii="Times New Roman" w:hAnsi="Times New Roman"/>
+                <w:sz w:val="19"/>
+              </w:rPr>
+              <w:t>Nhân viên soạn hàng</w:t>
+            </w:r>
+          </w:p>
+        </w:tc>
+        <w:tc>
+          <w:tcPr>
+            <w:tcW w:type="dxa" w:w="100"/>
+          </w:tcPr>
+          <w:p>
+            <w:pPr>
+              <w:spacing w:after="20"/>
+            </w:pPr>
+            <w:r/>
+            <w:r>
+              <w:rPr>
+                <w:rFonts w:ascii="Times New Roman" w:hAnsi="Times New Roman"/>
+                <w:sz w:val="19"/>
+              </w:rPr>
+              <w:t>Thùng EPS + đá gel</w:t>
+            </w:r>
+          </w:p>
+        </w:tc>
+        <w:tc>
+          <w:tcPr>
+            <w:tcW w:type="dxa" w:w="100"/>
+          </w:tcPr>
+          <w:p>
+            <w:pPr>
+              <w:spacing w:after="20"/>
+            </w:pPr>
+            <w:r/>
+            <w:r>
+              <w:rPr>
+                <w:rFonts w:ascii="Times New Roman" w:hAnsi="Times New Roman"/>
+                <w:sz w:val="19"/>
+              </w:rPr>
+              <w:t>9 phút</w:t>
+            </w:r>
+          </w:p>
+        </w:tc>
+      </w:tr>
+      <w:tr>
+        <w:tc>
+          <w:tcPr>
+            <w:tcW w:type="dxa" w:w="100"/>
+          </w:tcPr>
+          <w:p>
+            <w:pPr>
+              <w:spacing w:after="20"/>
+            </w:pPr>
+            <w:r/>
+            <w:r>
+              <w:rPr>
+                <w:rFonts w:ascii="Times New Roman" w:hAnsi="Times New Roman"/>
+                <w:sz w:val="19"/>
+              </w:rPr>
+              <w:t>12</w:t>
+            </w:r>
+          </w:p>
+        </w:tc>
+        <w:tc>
+          <w:tcPr>
+            <w:tcW w:type="dxa" w:w="100"/>
+          </w:tcPr>
+          <w:p>
+            <w:pPr>
+              <w:spacing w:after="20"/>
+            </w:pPr>
+            <w:r/>
+            <w:r>
+              <w:rPr>
+                <w:rFonts w:ascii="Times New Roman" w:hAnsi="Times New Roman"/>
+                <w:sz w:val="19"/>
+              </w:rPr>
+              <w:t>Nhận hàng, giao khách trong 2–4 giờ</w:t>
+            </w:r>
+          </w:p>
+        </w:tc>
+        <w:tc>
+          <w:tcPr>
+            <w:tcW w:type="dxa" w:w="100"/>
+          </w:tcPr>
+          <w:p>
+            <w:pPr>
+              <w:spacing w:after="20"/>
+            </w:pPr>
+            <w:r/>
+            <w:r>
+              <w:rPr>
+                <w:rFonts w:ascii="Times New Roman" w:hAnsi="Times New Roman"/>
+                <w:sz w:val="19"/>
+              </w:rPr>
+              <w:t>Nhân viên giao hàng (Shipper)</w:t>
+            </w:r>
+          </w:p>
+        </w:tc>
+        <w:tc>
+          <w:tcPr>
+            <w:tcW w:type="dxa" w:w="100"/>
+          </w:tcPr>
+          <w:p>
+            <w:pPr>
+              <w:spacing w:after="20"/>
+            </w:pPr>
+            <w:r/>
+            <w:r>
+              <w:rPr>
+                <w:rFonts w:ascii="Times New Roman" w:hAnsi="Times New Roman"/>
+                <w:sz w:val="19"/>
+              </w:rPr>
+              <w:t>App shipper + GPS</w:t>
+            </w:r>
+          </w:p>
+        </w:tc>
+        <w:tc>
+          <w:tcPr>
+            <w:tcW w:type="dxa" w:w="100"/>
+          </w:tcPr>
+          <w:p>
+            <w:pPr>
+              <w:spacing w:after="20"/>
+            </w:pPr>
+            <w:r/>
+            <w:r>
+              <w:rPr>
+                <w:rFonts w:ascii="Times New Roman" w:hAnsi="Times New Roman"/>
+                <w:sz w:val="19"/>
+              </w:rPr>
+              <w:t>150 phút</w:t>
+            </w:r>
+          </w:p>
+        </w:tc>
+      </w:tr>
+      <w:tr>
+        <w:tc>
+          <w:tcPr>
+            <w:tcW w:type="dxa" w:w="100"/>
+          </w:tcPr>
+          <w:p>
+            <w:pPr>
+              <w:spacing w:after="20"/>
+            </w:pPr>
+            <w:r/>
+            <w:r>
+              <w:rPr>
+                <w:rFonts w:ascii="Times New Roman" w:hAnsi="Times New Roman"/>
+                <w:sz w:val="19"/>
+              </w:rPr>
+              <w:t>13</w:t>
+            </w:r>
+          </w:p>
+        </w:tc>
+        <w:tc>
+          <w:tcPr>
+            <w:tcW w:type="dxa" w:w="100"/>
+          </w:tcPr>
+          <w:p>
+            <w:pPr>
+              <w:spacing w:after="20"/>
+            </w:pPr>
+            <w:r/>
+            <w:r>
+              <w:rPr>
+                <w:rFonts w:ascii="Times New Roman" w:hAnsi="Times New Roman"/>
+                <w:sz w:val="19"/>
+              </w:rPr>
+              <w:t>Quyết định: Giao thành công ngay lần đầu?</w:t>
+            </w:r>
+          </w:p>
+        </w:tc>
+        <w:tc>
+          <w:tcPr>
+            <w:tcW w:type="dxa" w:w="100"/>
+          </w:tcPr>
+          <w:p>
+            <w:pPr>
+              <w:spacing w:after="20"/>
+            </w:pPr>
+            <w:r/>
+            <w:r>
+              <w:rPr>
+                <w:rFonts w:ascii="Times New Roman" w:hAnsi="Times New Roman"/>
+                <w:sz w:val="19"/>
+              </w:rPr>
+              <w:t>Nhân viên giao hàng</w:t>
+            </w:r>
+          </w:p>
+        </w:tc>
+        <w:tc>
+          <w:tcPr>
+            <w:tcW w:type="dxa" w:w="100"/>
+          </w:tcPr>
+          <w:p>
+            <w:pPr>
+              <w:spacing w:after="20"/>
+            </w:pPr>
+            <w:r/>
+            <w:r>
+              <w:rPr>
+                <w:rFonts w:ascii="Times New Roman" w:hAnsi="Times New Roman"/>
+                <w:sz w:val="19"/>
+              </w:rPr>
+              <w:t>App shipper</w:t>
+            </w:r>
+          </w:p>
+        </w:tc>
+        <w:tc>
+          <w:tcPr>
+            <w:tcW w:type="dxa" w:w="100"/>
+          </w:tcPr>
+          <w:p>
+            <w:pPr>
+              <w:spacing w:after="20"/>
+            </w:pPr>
+            <w:r/>
+            <w:r>
+              <w:rPr>
+                <w:rFonts w:ascii="Times New Roman" w:hAnsi="Times New Roman"/>
+                <w:sz w:val="19"/>
+              </w:rPr>
+              <w:t>—</w:t>
+            </w:r>
+          </w:p>
+        </w:tc>
+      </w:tr>
+      <w:tr>
+        <w:tc>
+          <w:tcPr>
+            <w:tcW w:type="dxa" w:w="100"/>
+          </w:tcPr>
+          <w:p>
+            <w:pPr>
+              <w:spacing w:after="20"/>
+            </w:pPr>
+            <w:r/>
+            <w:r>
+              <w:rPr>
+                <w:rFonts w:ascii="Times New Roman" w:hAnsi="Times New Roman"/>
+                <w:sz w:val="19"/>
+              </w:rPr>
+              <w:t>13a</w:t>
+            </w:r>
+          </w:p>
+        </w:tc>
+        <w:tc>
+          <w:tcPr>
+            <w:tcW w:type="dxa" w:w="100"/>
+          </w:tcPr>
+          <w:p>
+            <w:pPr>
+              <w:spacing w:after="20"/>
+            </w:pPr>
+            <w:r/>
+            <w:r>
+              <w:rPr>
+                <w:rFonts w:ascii="Times New Roman" w:hAnsi="Times New Roman"/>
+                <w:sz w:val="19"/>
+              </w:rPr>
+              <w:t>[Nếu không] Hẹn lại lần 2 trong ngày, bảo quản lạnh trên xe; thất bại cả 2 lần thì hoàn hàng về cửa hàng</w:t>
+            </w:r>
+          </w:p>
+        </w:tc>
+        <w:tc>
+          <w:tcPr>
+            <w:tcW w:type="dxa" w:w="100"/>
+          </w:tcPr>
+          <w:p>
+            <w:pPr>
+              <w:spacing w:after="20"/>
+            </w:pPr>
+            <w:r/>
+            <w:r>
+              <w:rPr>
+                <w:rFonts w:ascii="Times New Roman" w:hAnsi="Times New Roman"/>
+                <w:sz w:val="19"/>
+              </w:rPr>
+              <w:t>Nhân viên giao hàng</w:t>
+            </w:r>
+          </w:p>
+        </w:tc>
+        <w:tc>
+          <w:tcPr>
+            <w:tcW w:type="dxa" w:w="100"/>
+          </w:tcPr>
+          <w:p>
+            <w:pPr>
+              <w:spacing w:after="20"/>
+            </w:pPr>
+            <w:r/>
+            <w:r>
+              <w:rPr>
+                <w:rFonts w:ascii="Times New Roman" w:hAnsi="Times New Roman"/>
+                <w:sz w:val="19"/>
+              </w:rPr>
+              <w:t>App shipper</w:t>
+            </w:r>
+          </w:p>
+        </w:tc>
+        <w:tc>
+          <w:tcPr>
+            <w:tcW w:type="dxa" w:w="100"/>
+          </w:tcPr>
+          <w:p>
+            <w:pPr>
+              <w:spacing w:after="20"/>
+            </w:pPr>
+            <w:r/>
+            <w:r>
+              <w:rPr>
+                <w:rFonts w:ascii="Times New Roman" w:hAnsi="Times New Roman"/>
+                <w:sz w:val="19"/>
+              </w:rPr>
+              <w:t>90 phút</w:t>
+            </w:r>
+          </w:p>
+        </w:tc>
+      </w:tr>
+      <w:tr>
+        <w:tc>
+          <w:tcPr>
+            <w:tcW w:type="dxa" w:w="100"/>
+          </w:tcPr>
+          <w:p>
+            <w:pPr>
+              <w:spacing w:after="20"/>
+            </w:pPr>
+            <w:r/>
+            <w:r>
+              <w:rPr>
+                <w:rFonts w:ascii="Times New Roman" w:hAnsi="Times New Roman"/>
+                <w:sz w:val="19"/>
+              </w:rPr>
+              <w:t>14</w:t>
+            </w:r>
+          </w:p>
+        </w:tc>
+        <w:tc>
+          <w:tcPr>
+            <w:tcW w:type="dxa" w:w="100"/>
+          </w:tcPr>
+          <w:p>
+            <w:pPr>
+              <w:spacing w:after="20"/>
+            </w:pPr>
+            <w:r/>
+            <w:r>
+              <w:rPr>
+                <w:rFonts w:ascii="Times New Roman" w:hAnsi="Times New Roman"/>
+                <w:sz w:val="19"/>
+              </w:rPr>
+              <w:t>Khách nhận &amp; kiểm tra hàng (nhiệt độ, hạn dùng, đúng hàng)</w:t>
+            </w:r>
+          </w:p>
+        </w:tc>
+        <w:tc>
+          <w:tcPr>
+            <w:tcW w:type="dxa" w:w="100"/>
+          </w:tcPr>
+          <w:p>
+            <w:pPr>
+              <w:spacing w:after="20"/>
+            </w:pPr>
+            <w:r/>
+            <w:r>
+              <w:rPr>
+                <w:rFonts w:ascii="Times New Roman" w:hAnsi="Times New Roman"/>
+                <w:sz w:val="19"/>
+              </w:rPr>
+              <w:t>Khách hàng</w:t>
+            </w:r>
+          </w:p>
+        </w:tc>
+        <w:tc>
+          <w:tcPr>
+            <w:tcW w:type="dxa" w:w="100"/>
+          </w:tcPr>
+          <w:p>
+            <w:pPr>
+              <w:spacing w:after="20"/>
+            </w:pPr>
+            <w:r/>
+            <w:r>
+              <w:rPr>
+                <w:rFonts w:ascii="Times New Roman" w:hAnsi="Times New Roman"/>
+                <w:sz w:val="19"/>
+              </w:rPr>
+              <w:t>—</w:t>
+            </w:r>
+          </w:p>
+        </w:tc>
+        <w:tc>
+          <w:tcPr>
+            <w:tcW w:type="dxa" w:w="100"/>
+          </w:tcPr>
+          <w:p>
+            <w:pPr>
+              <w:spacing w:after="20"/>
+            </w:pPr>
+            <w:r/>
+            <w:r>
+              <w:rPr>
+                <w:rFonts w:ascii="Times New Roman" w:hAnsi="Times New Roman"/>
+                <w:sz w:val="19"/>
+              </w:rPr>
+              <w:t>5 phút</w:t>
+            </w:r>
+          </w:p>
+        </w:tc>
+      </w:tr>
+      <w:tr>
+        <w:tc>
+          <w:tcPr>
+            <w:tcW w:type="dxa" w:w="100"/>
+          </w:tcPr>
+          <w:p>
+            <w:pPr>
+              <w:spacing w:after="20"/>
+            </w:pPr>
+            <w:r/>
+            <w:r>
+              <w:rPr>
+                <w:rFonts w:ascii="Times New Roman" w:hAnsi="Times New Roman"/>
+                <w:sz w:val="19"/>
+              </w:rPr>
+              <w:t>15</w:t>
+            </w:r>
+          </w:p>
+        </w:tc>
+        <w:tc>
+          <w:tcPr>
+            <w:tcW w:type="dxa" w:w="100"/>
+          </w:tcPr>
+          <w:p>
+            <w:pPr>
+              <w:spacing w:after="20"/>
+            </w:pPr>
+            <w:r/>
+            <w:r>
+              <w:rPr>
+                <w:rFonts w:ascii="Times New Roman" w:hAnsi="Times New Roman"/>
+                <w:sz w:val="19"/>
+              </w:rPr>
+              <w:t>Quyết định: Khách nhận hàng?</w:t>
+            </w:r>
+          </w:p>
+        </w:tc>
+        <w:tc>
+          <w:tcPr>
+            <w:tcW w:type="dxa" w:w="100"/>
+          </w:tcPr>
+          <w:p>
+            <w:pPr>
+              <w:spacing w:after="20"/>
+            </w:pPr>
+            <w:r/>
+            <w:r>
+              <w:rPr>
+                <w:rFonts w:ascii="Times New Roman" w:hAnsi="Times New Roman"/>
+                <w:sz w:val="19"/>
+              </w:rPr>
+              <w:t>Nhân viên giao hàng</w:t>
+            </w:r>
+          </w:p>
+        </w:tc>
+        <w:tc>
+          <w:tcPr>
+            <w:tcW w:type="dxa" w:w="100"/>
+          </w:tcPr>
+          <w:p>
+            <w:pPr>
+              <w:spacing w:after="20"/>
+            </w:pPr>
+            <w:r/>
+            <w:r>
+              <w:rPr>
+                <w:rFonts w:ascii="Times New Roman" w:hAnsi="Times New Roman"/>
+                <w:sz w:val="19"/>
+              </w:rPr>
+              <w:t>App shipper</w:t>
+            </w:r>
+          </w:p>
+        </w:tc>
+        <w:tc>
+          <w:tcPr>
+            <w:tcW w:type="dxa" w:w="100"/>
+          </w:tcPr>
+          <w:p>
+            <w:pPr>
+              <w:spacing w:after="20"/>
+            </w:pPr>
+            <w:r/>
+            <w:r>
+              <w:rPr>
+                <w:rFonts w:ascii="Times New Roman" w:hAnsi="Times New Roman"/>
+                <w:sz w:val="19"/>
+              </w:rPr>
+              <w:t>—</w:t>
+            </w:r>
+          </w:p>
+        </w:tc>
+      </w:tr>
+      <w:tr>
+        <w:tc>
+          <w:tcPr>
+            <w:tcW w:type="dxa" w:w="100"/>
+          </w:tcPr>
+          <w:p>
+            <w:pPr>
+              <w:spacing w:after="20"/>
+            </w:pPr>
+            <w:r/>
+            <w:r>
+              <w:rPr>
+                <w:rFonts w:ascii="Times New Roman" w:hAnsi="Times New Roman"/>
+                <w:sz w:val="19"/>
+              </w:rPr>
+              <w:t>15a</w:t>
+            </w:r>
+          </w:p>
+        </w:tc>
+        <w:tc>
+          <w:tcPr>
+            <w:tcW w:type="dxa" w:w="100"/>
+          </w:tcPr>
+          <w:p>
+            <w:pPr>
+              <w:spacing w:after="20"/>
+            </w:pPr>
+            <w:r/>
+            <w:r>
+              <w:rPr>
+                <w:rFonts w:ascii="Times New Roman" w:hAnsi="Times New Roman"/>
+                <w:sz w:val="19"/>
+              </w:rPr>
+              <w:t>[Nếu từ chối] Bàn giao cho quy trình CL4 – CSKH &amp; Xử lý đổi trả. Các bước bên trong thuộc phạm vi CL4</w:t>
+            </w:r>
+          </w:p>
+        </w:tc>
+        <w:tc>
+          <w:tcPr>
+            <w:tcW w:type="dxa" w:w="100"/>
+          </w:tcPr>
+          <w:p>
+            <w:pPr>
+              <w:spacing w:after="20"/>
+            </w:pPr>
+            <w:r/>
+            <w:r>
+              <w:rPr>
+                <w:rFonts w:ascii="Times New Roman" w:hAnsi="Times New Roman"/>
+                <w:sz w:val="19"/>
+              </w:rPr>
+              <w:t>Tổng đài &amp; Điều phối</w:t>
+            </w:r>
+          </w:p>
+        </w:tc>
+        <w:tc>
+          <w:tcPr>
+            <w:tcW w:type="dxa" w:w="100"/>
+          </w:tcPr>
+          <w:p>
+            <w:pPr>
+              <w:spacing w:after="20"/>
+            </w:pPr>
+            <w:r/>
+            <w:r>
+              <w:rPr>
+                <w:rFonts w:ascii="Times New Roman" w:hAnsi="Times New Roman"/>
+                <w:sz w:val="19"/>
+              </w:rPr>
+              <w:t>CRM + App</w:t>
+            </w:r>
+          </w:p>
+        </w:tc>
+        <w:tc>
+          <w:tcPr>
+            <w:tcW w:type="dxa" w:w="100"/>
+          </w:tcPr>
+          <w:p>
+            <w:pPr>
+              <w:spacing w:after="20"/>
+            </w:pPr>
+            <w:r/>
+            <w:r>
+              <w:rPr>
+                <w:rFonts w:ascii="Times New Roman" w:hAnsi="Times New Roman"/>
+                <w:sz w:val="19"/>
+              </w:rPr>
+              <w:t>12 phút</w:t>
+            </w:r>
+          </w:p>
+        </w:tc>
+      </w:tr>
+      <w:tr>
+        <w:tc>
+          <w:tcPr>
+            <w:tcW w:type="dxa" w:w="100"/>
+          </w:tcPr>
+          <w:p>
+            <w:pPr>
+              <w:spacing w:after="20"/>
+            </w:pPr>
+            <w:r/>
+            <w:r>
+              <w:rPr>
+                <w:rFonts w:ascii="Times New Roman" w:hAnsi="Times New Roman"/>
+                <w:sz w:val="19"/>
+              </w:rPr>
+              <w:t>16</w:t>
+            </w:r>
+          </w:p>
+        </w:tc>
+        <w:tc>
+          <w:tcPr>
+            <w:tcW w:type="dxa" w:w="100"/>
+          </w:tcPr>
+          <w:p>
+            <w:pPr>
+              <w:spacing w:after="20"/>
+            </w:pPr>
+            <w:r/>
+            <w:r>
+              <w:rPr>
+                <w:rFonts w:ascii="Times New Roman" w:hAnsi="Times New Roman"/>
+                <w:sz w:val="19"/>
+              </w:rPr>
+              <w:t>Quyết định: Phương thức thanh toán của đơn (COD hay đã trả trước)?</w:t>
+            </w:r>
+          </w:p>
+        </w:tc>
+        <w:tc>
+          <w:tcPr>
+            <w:tcW w:type="dxa" w:w="100"/>
+          </w:tcPr>
+          <w:p>
+            <w:pPr>
+              <w:spacing w:after="20"/>
+            </w:pPr>
+            <w:r/>
+            <w:r>
+              <w:rPr>
+                <w:rFonts w:ascii="Times New Roman" w:hAnsi="Times New Roman"/>
+                <w:sz w:val="19"/>
+              </w:rPr>
+              <w:t>Nhân viên giao hàng</w:t>
+            </w:r>
+          </w:p>
+        </w:tc>
+        <w:tc>
+          <w:tcPr>
+            <w:tcW w:type="dxa" w:w="100"/>
+          </w:tcPr>
+          <w:p>
+            <w:pPr>
+              <w:spacing w:after="20"/>
+            </w:pPr>
+            <w:r/>
+            <w:r>
+              <w:rPr>
+                <w:rFonts w:ascii="Times New Roman" w:hAnsi="Times New Roman"/>
+                <w:sz w:val="19"/>
+              </w:rPr>
+              <w:t>POS di động</w:t>
+            </w:r>
+          </w:p>
+        </w:tc>
+        <w:tc>
+          <w:tcPr>
+            <w:tcW w:type="dxa" w:w="100"/>
+          </w:tcPr>
+          <w:p>
+            <w:pPr>
+              <w:spacing w:after="20"/>
+            </w:pPr>
+            <w:r/>
+            <w:r>
+              <w:rPr>
+                <w:rFonts w:ascii="Times New Roman" w:hAnsi="Times New Roman"/>
+                <w:sz w:val="19"/>
+              </w:rPr>
+              <w:t>—</w:t>
+            </w:r>
+          </w:p>
+        </w:tc>
+      </w:tr>
+      <w:tr>
+        <w:tc>
+          <w:tcPr>
+            <w:tcW w:type="dxa" w:w="100"/>
+          </w:tcPr>
+          <w:p>
+            <w:pPr>
+              <w:spacing w:after="20"/>
+            </w:pPr>
+            <w:r/>
+            <w:r>
+              <w:rPr>
+                <w:rFonts w:ascii="Times New Roman" w:hAnsi="Times New Roman"/>
+                <w:sz w:val="19"/>
+              </w:rPr>
+              <w:t>16a</w:t>
+            </w:r>
+          </w:p>
+        </w:tc>
+        <w:tc>
+          <w:tcPr>
+            <w:tcW w:type="dxa" w:w="100"/>
+          </w:tcPr>
+          <w:p>
+            <w:pPr>
+              <w:spacing w:after="20"/>
+            </w:pPr>
+            <w:r/>
+            <w:r>
+              <w:rPr>
+                <w:rFonts w:ascii="Times New Roman" w:hAnsi="Times New Roman"/>
+                <w:sz w:val="19"/>
+              </w:rPr>
+              <w:t>[COD] Thu tiền COD &amp; xác nhận giao thành công (POD)</w:t>
+            </w:r>
+          </w:p>
+        </w:tc>
+        <w:tc>
+          <w:tcPr>
+            <w:tcW w:type="dxa" w:w="100"/>
+          </w:tcPr>
+          <w:p>
+            <w:pPr>
+              <w:spacing w:after="20"/>
+            </w:pPr>
+            <w:r/>
+            <w:r>
+              <w:rPr>
+                <w:rFonts w:ascii="Times New Roman" w:hAnsi="Times New Roman"/>
+                <w:sz w:val="19"/>
+              </w:rPr>
+              <w:t>Nhân viên giao hàng</w:t>
+            </w:r>
+          </w:p>
+        </w:tc>
+        <w:tc>
+          <w:tcPr>
+            <w:tcW w:type="dxa" w:w="100"/>
+          </w:tcPr>
+          <w:p>
+            <w:pPr>
+              <w:spacing w:after="20"/>
+            </w:pPr>
+            <w:r/>
+            <w:r>
+              <w:rPr>
+                <w:rFonts w:ascii="Times New Roman" w:hAnsi="Times New Roman"/>
+                <w:sz w:val="19"/>
+              </w:rPr>
+              <w:t>POS di động + App</w:t>
+            </w:r>
+          </w:p>
+        </w:tc>
+        <w:tc>
+          <w:tcPr>
+            <w:tcW w:type="dxa" w:w="100"/>
+          </w:tcPr>
+          <w:p>
+            <w:pPr>
+              <w:spacing w:after="20"/>
+            </w:pPr>
+            <w:r/>
+            <w:r>
+              <w:rPr>
+                <w:rFonts w:ascii="Times New Roman" w:hAnsi="Times New Roman"/>
+                <w:sz w:val="19"/>
+              </w:rPr>
+              <w:t>3 phút</w:t>
+            </w:r>
+          </w:p>
+        </w:tc>
+      </w:tr>
+      <w:tr>
+        <w:tc>
+          <w:tcPr>
+            <w:tcW w:type="dxa" w:w="100"/>
+          </w:tcPr>
+          <w:p>
+            <w:pPr>
+              <w:spacing w:after="20"/>
+            </w:pPr>
+            <w:r/>
+            <w:r>
+              <w:rPr>
+                <w:rFonts w:ascii="Times New Roman" w:hAnsi="Times New Roman"/>
+                <w:sz w:val="19"/>
+              </w:rPr>
+              <w:t>16b</w:t>
+            </w:r>
+          </w:p>
+        </w:tc>
+        <w:tc>
+          <w:tcPr>
+            <w:tcW w:type="dxa" w:w="100"/>
+          </w:tcPr>
+          <w:p>
+            <w:pPr>
+              <w:spacing w:after="20"/>
+            </w:pPr>
+            <w:r/>
+            <w:r>
+              <w:rPr>
+                <w:rFonts w:ascii="Times New Roman" w:hAnsi="Times New Roman"/>
+                <w:sz w:val="19"/>
+              </w:rPr>
+              <w:t>[Đã trả trước] Xác nhận biên bản giao hàng (POD)</w:t>
+            </w:r>
+          </w:p>
+        </w:tc>
+        <w:tc>
+          <w:tcPr>
+            <w:tcW w:type="dxa" w:w="100"/>
+          </w:tcPr>
+          <w:p>
+            <w:pPr>
+              <w:spacing w:after="20"/>
+            </w:pPr>
+            <w:r/>
+            <w:r>
+              <w:rPr>
+                <w:rFonts w:ascii="Times New Roman" w:hAnsi="Times New Roman"/>
+                <w:sz w:val="19"/>
+              </w:rPr>
+              <w:t>Nhân viên giao hàng</w:t>
+            </w:r>
+          </w:p>
+        </w:tc>
+        <w:tc>
+          <w:tcPr>
+            <w:tcW w:type="dxa" w:w="100"/>
+          </w:tcPr>
+          <w:p>
+            <w:pPr>
+              <w:spacing w:after="20"/>
+            </w:pPr>
+            <w:r/>
+            <w:r>
+              <w:rPr>
+                <w:rFonts w:ascii="Times New Roman" w:hAnsi="Times New Roman"/>
+                <w:sz w:val="19"/>
+              </w:rPr>
+              <w:t>App shipper</w:t>
+            </w:r>
+          </w:p>
+        </w:tc>
+        <w:tc>
+          <w:tcPr>
+            <w:tcW w:type="dxa" w:w="100"/>
+          </w:tcPr>
+          <w:p>
+            <w:pPr>
+              <w:spacing w:after="20"/>
+            </w:pPr>
+            <w:r/>
+            <w:r>
+              <w:rPr>
+                <w:rFonts w:ascii="Times New Roman" w:hAnsi="Times New Roman"/>
+                <w:sz w:val="19"/>
+              </w:rPr>
+              <w:t>3 phút</w:t>
+            </w:r>
+          </w:p>
+        </w:tc>
+      </w:tr>
+      <w:tr>
+        <w:tc>
+          <w:tcPr>
+            <w:tcW w:type="dxa" w:w="100"/>
+          </w:tcPr>
+          <w:p>
+            <w:pPr>
+              <w:spacing w:after="20"/>
+            </w:pPr>
+            <w:r/>
+            <w:r>
+              <w:rPr>
+                <w:rFonts w:ascii="Times New Roman" w:hAnsi="Times New Roman"/>
+                <w:sz w:val="19"/>
+              </w:rPr>
+              <w:t>17</w:t>
+            </w:r>
+          </w:p>
+        </w:tc>
+        <w:tc>
+          <w:tcPr>
+            <w:tcW w:type="dxa" w:w="100"/>
+          </w:tcPr>
+          <w:p>
+            <w:pPr>
+              <w:spacing w:after="20"/>
+            </w:pPr>
+            <w:r/>
+            <w:r>
+              <w:rPr>
+                <w:rFonts w:ascii="Times New Roman" w:hAnsi="Times New Roman"/>
+                <w:sz w:val="19"/>
+              </w:rPr>
+              <w:t>Lập bảng kê tiền COD &amp; ví điện tử, bàn giao cho quy trình HT1 – Kế toán, thu ngân &amp; Đối soát doanh thu. Việc đối soát và hạch toán thuộc phạm vi HT1</w:t>
+            </w:r>
+          </w:p>
+        </w:tc>
+        <w:tc>
+          <w:tcPr>
+            <w:tcW w:type="dxa" w:w="100"/>
+          </w:tcPr>
+          <w:p>
+            <w:pPr>
+              <w:spacing w:after="20"/>
+            </w:pPr>
+            <w:r/>
+            <w:r>
+              <w:rPr>
+                <w:rFonts w:ascii="Times New Roman" w:hAnsi="Times New Roman"/>
+                <w:sz w:val="19"/>
+              </w:rPr>
+              <w:t>Kế toán / Thu ngân</w:t>
+            </w:r>
+          </w:p>
+        </w:tc>
+        <w:tc>
+          <w:tcPr>
+            <w:tcW w:type="dxa" w:w="100"/>
+          </w:tcPr>
+          <w:p>
+            <w:pPr>
+              <w:spacing w:after="20"/>
+            </w:pPr>
+            <w:r/>
+            <w:r>
+              <w:rPr>
+                <w:rFonts w:ascii="Times New Roman" w:hAnsi="Times New Roman"/>
+                <w:sz w:val="19"/>
+              </w:rPr>
+              <w:t>ERP</w:t>
+            </w:r>
+          </w:p>
+        </w:tc>
+        <w:tc>
+          <w:tcPr>
+            <w:tcW w:type="dxa" w:w="100"/>
+          </w:tcPr>
+          <w:p>
+            <w:pPr>
+              <w:spacing w:after="20"/>
+            </w:pPr>
+            <w:r/>
+            <w:r>
+              <w:rPr>
+                <w:rFonts w:ascii="Times New Roman" w:hAnsi="Times New Roman"/>
+                <w:sz w:val="19"/>
+              </w:rPr>
+              <w:t>1 phút</w:t>
+            </w:r>
+          </w:p>
+        </w:tc>
+      </w:tr>
+      <w:tr>
+        <w:tc>
+          <w:tcPr>
+            <w:tcW w:type="dxa" w:w="100"/>
+          </w:tcPr>
+          <w:p>
+            <w:pPr>
+              <w:spacing w:after="20"/>
+            </w:pPr>
+            <w:r/>
+            <w:r>
+              <w:rPr>
+                <w:rFonts w:ascii="Times New Roman" w:hAnsi="Times New Roman"/>
+                <w:sz w:val="19"/>
+              </w:rPr>
+              <w:t>18</w:t>
+            </w:r>
+          </w:p>
+        </w:tc>
+        <w:tc>
+          <w:tcPr>
+            <w:tcW w:type="dxa" w:w="100"/>
+          </w:tcPr>
+          <w:p>
+            <w:pPr>
+              <w:spacing w:after="20"/>
+            </w:pPr>
+            <w:r/>
+            <w:r>
+              <w:rPr>
+                <w:rFonts w:ascii="Times New Roman" w:hAnsi="Times New Roman"/>
+                <w:sz w:val="19"/>
+              </w:rPr>
+              <w:t>Gửi khảo sát đánh giá &amp; tích điểm thành viên (tự động)</w:t>
+            </w:r>
+          </w:p>
+        </w:tc>
+        <w:tc>
+          <w:tcPr>
+            <w:tcW w:type="dxa" w:w="100"/>
+          </w:tcPr>
+          <w:p>
+            <w:pPr>
+              <w:spacing w:after="20"/>
+            </w:pPr>
+            <w:r/>
+            <w:r>
+              <w:rPr>
+                <w:rFonts w:ascii="Times New Roman" w:hAnsi="Times New Roman"/>
+                <w:sz w:val="19"/>
+              </w:rPr>
+              <w:t>Hệ thống App / Website</w:t>
+            </w:r>
+          </w:p>
+        </w:tc>
+        <w:tc>
+          <w:tcPr>
+            <w:tcW w:type="dxa" w:w="100"/>
+          </w:tcPr>
+          <w:p>
+            <w:pPr>
+              <w:spacing w:after="20"/>
+            </w:pPr>
+            <w:r/>
+            <w:r>
+              <w:rPr>
+                <w:rFonts w:ascii="Times New Roman" w:hAnsi="Times New Roman"/>
+                <w:sz w:val="19"/>
+              </w:rPr>
+              <w:t>App + CRM</w:t>
+            </w:r>
+          </w:p>
+        </w:tc>
+        <w:tc>
+          <w:tcPr>
+            <w:tcW w:type="dxa" w:w="100"/>
+          </w:tcPr>
+          <w:p>
+            <w:pPr>
+              <w:spacing w:after="20"/>
+            </w:pPr>
+            <w:r/>
+            <w:r>
+              <w:rPr>
+                <w:rFonts w:ascii="Times New Roman" w:hAnsi="Times New Roman"/>
+                <w:sz w:val="19"/>
+              </w:rPr>
+              <w:t>Tự động</w:t>
+            </w:r>
+          </w:p>
+        </w:tc>
+      </w:tr>
+      <w:tr>
+        <w:tc>
+          <w:tcPr>
+            <w:tcW w:type="dxa" w:w="100"/>
+          </w:tcPr>
+          <w:p>
+            <w:pPr>
+              <w:spacing w:after="20"/>
+            </w:pPr>
+            <w:r/>
+            <w:r>
+              <w:rPr>
+                <w:rFonts w:ascii="Times New Roman" w:hAnsi="Times New Roman"/>
+                <w:sz w:val="19"/>
+              </w:rPr>
+              <w:t>19</w:t>
+            </w:r>
+          </w:p>
+        </w:tc>
+        <w:tc>
+          <w:tcPr>
+            <w:tcW w:type="dxa" w:w="100"/>
+          </w:tcPr>
+          <w:p>
+            <w:pPr>
+              <w:spacing w:after="20"/>
+            </w:pPr>
+            <w:r/>
+            <w:r>
+              <w:rPr>
+                <w:rFonts w:ascii="Times New Roman" w:hAnsi="Times New Roman"/>
+                <w:sz w:val="19"/>
+              </w:rPr>
+              <w:t>Kết thúc quy trình</w:t>
+            </w:r>
+          </w:p>
+        </w:tc>
+        <w:tc>
+          <w:tcPr>
+            <w:tcW w:type="dxa" w:w="100"/>
+          </w:tcPr>
+          <w:p>
+            <w:pPr>
+              <w:spacing w:after="20"/>
+            </w:pPr>
+            <w:r/>
+            <w:r>
+              <w:rPr>
+                <w:rFonts w:ascii="Times New Roman" w:hAnsi="Times New Roman"/>
+                <w:sz w:val="19"/>
+              </w:rPr>
+              <w:t>—</w:t>
+            </w:r>
+          </w:p>
+        </w:tc>
+        <w:tc>
+          <w:tcPr>
+            <w:tcW w:type="dxa" w:w="100"/>
+          </w:tcPr>
+          <w:p>
+            <w:pPr>
+              <w:spacing w:after="20"/>
+            </w:pPr>
+            <w:r/>
+            <w:r>
+              <w:rPr>
+                <w:rFonts w:ascii="Times New Roman" w:hAnsi="Times New Roman"/>
+                <w:sz w:val="19"/>
+              </w:rPr>
+              <w:t>—</w:t>
+            </w:r>
+          </w:p>
+        </w:tc>
+        <w:tc>
+          <w:tcPr>
+            <w:tcW w:type="dxa" w:w="100"/>
+          </w:tcPr>
+          <w:p>
+            <w:pPr>
+              <w:spacing w:after="20"/>
+            </w:pPr>
+            <w:r/>
+            <w:r>
+              <w:rPr>
+                <w:rFonts w:ascii="Times New Roman" w:hAnsi="Times New Roman"/>
+                <w:sz w:val="19"/>
+              </w:rPr>
+              <w:t>—</w:t>
             </w:r>
           </w:p>
         </w:tc>
@@ -9355,7 +10374,7 @@
         <w:spacing w:after="200"/>
       </w:pPr>
       <w:r>
-        <w:t xml:space="preserve">Xem Hình 2.3 — Sơ đồ luồng quy trình CL2 (Trang sau)</w:t>
+        <w:t>Xem Hình 2.3 — Sơ đồ luồng BPMN quy trình CL2 (Trang sau). Sơ đồ dùng 2 pool: pool Khách hàng và pool Farmers Market (5 lane theo bộ phận), trao đổi bằng luồng thông điệp nét đứt. Hai khâu thuộc quy trình khác — xử lý đổi trả (CL4) và đối soát doanh thu (HT1) — được thể hiện bằng call activity, không mô tả lại các bước bên trong.</w:t>
       </w:r>
     </w:p>
     <w:p>
@@ -9448,294 +10467,447 @@
       <w:tr>
         <w:tc>
           <w:tcPr>
-            <w:tcW w:type="dxa" w:w="2500"/>
-          </w:tcPr>
-          <w:p>
-            <w:pPr>
-              <w:jc w:val="left"/>
-              <w:rPr>
-                <w:b w:val="false"/>
-                <w:bCs w:val="false"/>
-                <w:sz w:val="22"/>
-                <w:szCs w:val="22"/>
-              </w:rPr>
-            </w:pPr>
-            <w:r>
-              <w:t xml:space="preserve">Thời gian giao hàng (OTD)</w:t>
-            </w:r>
-          </w:p>
-        </w:tc>
-        <w:tc>
-          <w:tcPr>
-            <w:tcW w:type="dxa" w:w="3500"/>
-          </w:tcPr>
-          <w:p>
-            <w:pPr>
-              <w:jc w:val="left"/>
-              <w:rPr>
-                <w:b w:val="false"/>
-                <w:bCs w:val="false"/>
-                <w:sz w:val="22"/>
-                <w:szCs w:val="22"/>
-              </w:rPr>
-            </w:pPr>
-            <w:r>
-              <w:t xml:space="preserve">Thực tế vs. Hẹn — Mục tiêu: 100% đúng giờ trong 2–4h</w:t>
-            </w:r>
-          </w:p>
-        </w:tc>
-        <w:tc>
-          <w:tcPr>
-            <w:tcW w:type="dxa" w:w="2000"/>
-          </w:tcPr>
-          <w:p>
-            <w:pPr>
-              <w:jc w:val="left"/>
-              <w:rPr>
-                <w:b w:val="false"/>
-                <w:bCs w:val="false"/>
-                <w:sz w:val="22"/>
-                <w:szCs w:val="22"/>
-              </w:rPr>
-            </w:pPr>
-            <w:r>
-              <w:t xml:space="preserve">Hiện tại: ~85–90%</w:t>
-            </w:r>
-          </w:p>
-        </w:tc>
-      </w:tr>
-      <w:tr>
-        <w:tc>
-          <w:tcPr>
-            <w:tcW w:type="dxa" w:w="2500"/>
-          </w:tcPr>
-          <w:p>
-            <w:pPr>
-              <w:jc w:val="left"/>
-              <w:rPr>
-                <w:b w:val="false"/>
-                <w:bCs w:val="false"/>
-                <w:sz w:val="22"/>
-                <w:szCs w:val="22"/>
-              </w:rPr>
-            </w:pPr>
-            <w:r>
-              <w:t xml:space="preserve">Tỷ lệ khiếu nại về chất lượng</w:t>
-            </w:r>
-          </w:p>
-        </w:tc>
-        <w:tc>
-          <w:tcPr>
-            <w:tcW w:type="dxa" w:w="3500"/>
-          </w:tcPr>
-          <w:p>
-            <w:pPr>
-              <w:jc w:val="left"/>
-              <w:rPr>
-                <w:b w:val="false"/>
-                <w:bCs w:val="false"/>
-                <w:sz w:val="22"/>
-                <w:szCs w:val="22"/>
-              </w:rPr>
-            </w:pPr>
-            <w:r>
-              <w:t xml:space="preserve">(Đơn khiếu nại / Tổng đơn giao) × 100 — Mục tiêu: &lt; 2%</w:t>
-            </w:r>
-          </w:p>
-        </w:tc>
-        <w:tc>
-          <w:tcPr>
-            <w:tcW w:type="dxa" w:w="2000"/>
-          </w:tcPr>
-          <w:p>
-            <w:pPr>
-              <w:jc w:val="left"/>
-              <w:rPr>
-                <w:b w:val="false"/>
-                <w:bCs w:val="false"/>
-                <w:sz w:val="22"/>
-                <w:szCs w:val="22"/>
-              </w:rPr>
-            </w:pPr>
-            <w:r>
-              <w:t xml:space="preserve">Hiện tại: ~3–4%</w:t>
-            </w:r>
-          </w:p>
-        </w:tc>
-      </w:tr>
-      <w:tr>
-        <w:tc>
-          <w:tcPr>
-            <w:tcW w:type="dxa" w:w="2500"/>
-          </w:tcPr>
-          <w:p>
-            <w:pPr>
-              <w:jc w:val="left"/>
-              <w:rPr>
-                <w:b w:val="false"/>
-                <w:bCs w:val="false"/>
-                <w:sz w:val="22"/>
-                <w:szCs w:val="22"/>
-              </w:rPr>
-            </w:pPr>
-            <w:r>
-              <w:t xml:space="preserve">Tỷ lệ giao thành công lần đầu (FSOT)</w:t>
-            </w:r>
-          </w:p>
-        </w:tc>
-        <w:tc>
-          <w:tcPr>
-            <w:tcW w:type="dxa" w:w="3500"/>
-          </w:tcPr>
-          <w:p>
-            <w:pPr>
-              <w:jc w:val="left"/>
-              <w:rPr>
-                <w:b w:val="false"/>
-                <w:bCs w:val="false"/>
-                <w:sz w:val="22"/>
-                <w:szCs w:val="22"/>
-              </w:rPr>
-            </w:pPr>
-            <w:r>
-              <w:t xml:space="preserve">(Đơn giao thành công lần 1 / Tổng đơn) × 100 — Mục tiêu: &gt; 95%</w:t>
-            </w:r>
-          </w:p>
-        </w:tc>
-        <w:tc>
-          <w:tcPr>
-            <w:tcW w:type="dxa" w:w="2000"/>
-          </w:tcPr>
-          <w:p>
-            <w:pPr>
-              <w:jc w:val="left"/>
-              <w:rPr>
-                <w:b w:val="false"/>
-                <w:bCs w:val="false"/>
-                <w:sz w:val="22"/>
-                <w:szCs w:val="22"/>
-              </w:rPr>
-            </w:pPr>
-            <w:r>
-              <w:t xml:space="preserve">Hiện tại: ~92–94%</w:t>
-            </w:r>
-          </w:p>
-        </w:tc>
-      </w:tr>
-      <w:tr>
-        <w:tc>
-          <w:tcPr>
-            <w:tcW w:type="dxa" w:w="2500"/>
-          </w:tcPr>
-          <w:p>
-            <w:pPr>
-              <w:jc w:val="left"/>
-              <w:rPr>
-                <w:b w:val="false"/>
-                <w:bCs w:val="false"/>
-                <w:sz w:val="22"/>
-                <w:szCs w:val="22"/>
-              </w:rPr>
-            </w:pPr>
-            <w:r>
-              <w:t xml:space="preserve">Thời gian soạn hàng</w:t>
-            </w:r>
-          </w:p>
-        </w:tc>
-        <w:tc>
-          <w:tcPr>
-            <w:tcW w:type="dxa" w:w="3500"/>
-          </w:tcPr>
-          <w:p>
-            <w:pPr>
-              <w:jc w:val="left"/>
-              <w:rPr>
-                <w:b w:val="false"/>
-                <w:bCs w:val="false"/>
-                <w:sz w:val="22"/>
-                <w:szCs w:val="22"/>
-              </w:rPr>
-            </w:pPr>
-            <w:r>
-              <w:t xml:space="preserve">Từ lúc nhận phiếu đến lúc hàng sẵn sàng giao — Mục tiêu: &lt; 20 phút</w:t>
-            </w:r>
-          </w:p>
-        </w:tc>
-        <w:tc>
-          <w:tcPr>
-            <w:tcW w:type="dxa" w:w="2000"/>
-          </w:tcPr>
-          <w:p>
-            <w:pPr>
-              <w:jc w:val="left"/>
-              <w:rPr>
-                <w:b w:val="false"/>
-                <w:bCs w:val="false"/>
-                <w:sz w:val="22"/>
-                <w:szCs w:val="22"/>
-              </w:rPr>
-            </w:pPr>
-            <w:r>
-              <w:t xml:space="preserve">Hiện tại: ~22–25 phút</w:t>
-            </w:r>
-          </w:p>
-        </w:tc>
-      </w:tr>
-      <w:tr>
-        <w:tc>
-          <w:tcPr>
-            <w:tcW w:type="dxa" w:w="2500"/>
-          </w:tcPr>
-          <w:p>
-            <w:pPr>
-              <w:jc w:val="left"/>
-              <w:rPr>
-                <w:b w:val="false"/>
-                <w:bCs w:val="false"/>
-                <w:sz w:val="22"/>
-                <w:szCs w:val="22"/>
-              </w:rPr>
-            </w:pPr>
-            <w:r>
-              <w:t xml:space="preserve">Độ chính xác picking (sai hàng)</w:t>
-            </w:r>
-          </w:p>
-        </w:tc>
-        <w:tc>
-          <w:tcPr>
-            <w:tcW w:type="dxa" w:w="3500"/>
-          </w:tcPr>
-          <w:p>
-            <w:pPr>
-              <w:jc w:val="left"/>
-              <w:rPr>
-                <w:b w:val="false"/>
-                <w:bCs w:val="false"/>
-                <w:sz w:val="22"/>
-                <w:szCs w:val="22"/>
-              </w:rPr>
-            </w:pPr>
-            <w:r>
-              <w:t xml:space="preserve">(Đơn chính xác / Tổng đơn) × 100 — Mục tiêu: &gt; 98%</w:t>
-            </w:r>
-          </w:p>
-        </w:tc>
-        <w:tc>
-          <w:tcPr>
-            <w:tcW w:type="dxa" w:w="2000"/>
-          </w:tcPr>
-          <w:p>
-            <w:pPr>
-              <w:jc w:val="left"/>
-              <w:rPr>
-                <w:b w:val="false"/>
-                <w:bCs w:val="false"/>
-                <w:sz w:val="22"/>
-                <w:szCs w:val="22"/>
-              </w:rPr>
-            </w:pPr>
-            <w:r>
-              <w:t xml:space="preserve">Hiện tại: ~96–97%</w:t>
+            <w:tcW w:type="dxa" w:w="100"/>
+          </w:tcPr>
+          <w:p>
+            <w:pPr>
+              <w:spacing w:after="20"/>
+            </w:pPr>
+            <w:r/>
+            <w:r>
+              <w:rPr>
+                <w:rFonts w:ascii="Times New Roman" w:hAnsi="Times New Roman"/>
+                <w:sz w:val="19"/>
+              </w:rPr>
+              <w:t>Giao hàng đúng hẹn (OTD)</w:t>
+            </w:r>
+          </w:p>
+        </w:tc>
+        <w:tc>
+          <w:tcPr>
+            <w:tcW w:type="dxa" w:w="100"/>
+          </w:tcPr>
+          <w:p>
+            <w:pPr>
+              <w:spacing w:after="20"/>
+            </w:pPr>
+            <w:r/>
+            <w:r>
+              <w:rPr>
+                <w:rFonts w:ascii="Times New Roman" w:hAnsi="Times New Roman"/>
+                <w:sz w:val="19"/>
+              </w:rPr>
+              <w:t>(Đơn giao trong 2–4 giờ / Tổng đơn) × 100 — Mục tiêu: 100%</w:t>
+            </w:r>
+          </w:p>
+        </w:tc>
+        <w:tc>
+          <w:tcPr>
+            <w:tcW w:type="dxa" w:w="100"/>
+          </w:tcPr>
+          <w:p>
+            <w:pPr>
+              <w:spacing w:after="20"/>
+            </w:pPr>
+            <w:r/>
+            <w:r>
+              <w:rPr>
+                <w:rFonts w:ascii="Times New Roman" w:hAnsi="Times New Roman"/>
+                <w:sz w:val="19"/>
+              </w:rPr>
+              <w:t>Hiện tại: ~85–90%</w:t>
+            </w:r>
+          </w:p>
+        </w:tc>
+      </w:tr>
+      <w:tr>
+        <w:tc>
+          <w:tcPr>
+            <w:tcW w:type="dxa" w:w="100"/>
+          </w:tcPr>
+          <w:p>
+            <w:pPr>
+              <w:spacing w:after="20"/>
+            </w:pPr>
+            <w:r/>
+            <w:r>
+              <w:rPr>
+                <w:rFonts w:ascii="Times New Roman" w:hAnsi="Times New Roman"/>
+                <w:sz w:val="19"/>
+              </w:rPr>
+              <w:t>Giao thành công lần đầu (FSOT)</w:t>
+            </w:r>
+          </w:p>
+        </w:tc>
+        <w:tc>
+          <w:tcPr>
+            <w:tcW w:type="dxa" w:w="100"/>
+          </w:tcPr>
+          <w:p>
+            <w:pPr>
+              <w:spacing w:after="20"/>
+            </w:pPr>
+            <w:r/>
+            <w:r>
+              <w:rPr>
+                <w:rFonts w:ascii="Times New Roman" w:hAnsi="Times New Roman"/>
+                <w:sz w:val="19"/>
+              </w:rPr>
+              <w:t>(Đơn giao thành công lần 1 / Tổng đơn) × 100 — Mục tiêu: &gt; 95%</w:t>
+            </w:r>
+          </w:p>
+        </w:tc>
+        <w:tc>
+          <w:tcPr>
+            <w:tcW w:type="dxa" w:w="100"/>
+          </w:tcPr>
+          <w:p>
+            <w:pPr>
+              <w:spacing w:after="20"/>
+            </w:pPr>
+            <w:r/>
+            <w:r>
+              <w:rPr>
+                <w:rFonts w:ascii="Times New Roman" w:hAnsi="Times New Roman"/>
+                <w:sz w:val="19"/>
+              </w:rPr>
+              <w:t>Hiện tại: ~92%</w:t>
+            </w:r>
+          </w:p>
+        </w:tc>
+      </w:tr>
+      <w:tr>
+        <w:tc>
+          <w:tcPr>
+            <w:tcW w:type="dxa" w:w="100"/>
+          </w:tcPr>
+          <w:p>
+            <w:pPr>
+              <w:spacing w:after="20"/>
+            </w:pPr>
+            <w:r/>
+            <w:r>
+              <w:rPr>
+                <w:rFonts w:ascii="Times New Roman" w:hAnsi="Times New Roman"/>
+                <w:sz w:val="19"/>
+              </w:rPr>
+              <w:t>Lead time xử lý 1 đơn</w:t>
+            </w:r>
+          </w:p>
+        </w:tc>
+        <w:tc>
+          <w:tcPr>
+            <w:tcW w:type="dxa" w:w="100"/>
+          </w:tcPr>
+          <w:p>
+            <w:pPr>
+              <w:spacing w:after="20"/>
+            </w:pPr>
+            <w:r/>
+            <w:r>
+              <w:rPr>
+                <w:rFonts w:ascii="Times New Roman" w:hAnsi="Times New Roman"/>
+                <w:sz w:val="19"/>
+              </w:rPr>
+              <w:t>Từ xác nhận đơn đến khi khách nhận hàng — Mục tiêu: &lt; 4 giờ</w:t>
+            </w:r>
+          </w:p>
+        </w:tc>
+        <w:tc>
+          <w:tcPr>
+            <w:tcW w:type="dxa" w:w="100"/>
+          </w:tcPr>
+          <w:p>
+            <w:pPr>
+              <w:spacing w:after="20"/>
+            </w:pPr>
+            <w:r/>
+            <w:r>
+              <w:rPr>
+                <w:rFonts w:ascii="Times New Roman" w:hAnsi="Times New Roman"/>
+                <w:sz w:val="19"/>
+              </w:rPr>
+              <w:t>Hiện tại: ~3,62 giờ</w:t>
+            </w:r>
+          </w:p>
+        </w:tc>
+      </w:tr>
+      <w:tr>
+        <w:tc>
+          <w:tcPr>
+            <w:tcW w:type="dxa" w:w="100"/>
+          </w:tcPr>
+          <w:p>
+            <w:pPr>
+              <w:spacing w:after="20"/>
+            </w:pPr>
+            <w:r/>
+            <w:r>
+              <w:rPr>
+                <w:rFonts w:ascii="Times New Roman" w:hAnsi="Times New Roman"/>
+                <w:sz w:val="19"/>
+              </w:rPr>
+              <w:t>Thời gian soạn hàng</w:t>
+            </w:r>
+          </w:p>
+        </w:tc>
+        <w:tc>
+          <w:tcPr>
+            <w:tcW w:type="dxa" w:w="100"/>
+          </w:tcPr>
+          <w:p>
+            <w:pPr>
+              <w:spacing w:after="20"/>
+            </w:pPr>
+            <w:r/>
+            <w:r>
+              <w:rPr>
+                <w:rFonts w:ascii="Times New Roman" w:hAnsi="Times New Roman"/>
+                <w:sz w:val="19"/>
+              </w:rPr>
+              <w:t>Từ nhận phiếu đến khi hàng sẵn sàng giao — Mục tiêu: &lt; 20 phút</w:t>
+            </w:r>
+          </w:p>
+        </w:tc>
+        <w:tc>
+          <w:tcPr>
+            <w:tcW w:type="dxa" w:w="100"/>
+          </w:tcPr>
+          <w:p>
+            <w:pPr>
+              <w:spacing w:after="20"/>
+            </w:pPr>
+            <w:r/>
+            <w:r>
+              <w:rPr>
+                <w:rFonts w:ascii="Times New Roman" w:hAnsi="Times New Roman"/>
+                <w:sz w:val="19"/>
+              </w:rPr>
+              <w:t>Hiện tại: ~22–25 phút</w:t>
+            </w:r>
+          </w:p>
+        </w:tc>
+      </w:tr>
+      <w:tr>
+        <w:tc>
+          <w:tcPr>
+            <w:tcW w:type="dxa" w:w="100"/>
+          </w:tcPr>
+          <w:p>
+            <w:pPr>
+              <w:spacing w:after="20"/>
+            </w:pPr>
+            <w:r/>
+            <w:r>
+              <w:rPr>
+                <w:rFonts w:ascii="Times New Roman" w:hAnsi="Times New Roman"/>
+                <w:sz w:val="19"/>
+              </w:rPr>
+              <w:t>Độ chính xác soạn hàng</w:t>
+            </w:r>
+          </w:p>
+        </w:tc>
+        <w:tc>
+          <w:tcPr>
+            <w:tcW w:type="dxa" w:w="100"/>
+          </w:tcPr>
+          <w:p>
+            <w:pPr>
+              <w:spacing w:after="20"/>
+            </w:pPr>
+            <w:r/>
+            <w:r>
+              <w:rPr>
+                <w:rFonts w:ascii="Times New Roman" w:hAnsi="Times New Roman"/>
+                <w:sz w:val="19"/>
+              </w:rPr>
+              <w:t>(Đơn đúng hàng / Tổng đơn) × 100 — Mục tiêu: &gt; 98%</w:t>
+            </w:r>
+          </w:p>
+        </w:tc>
+        <w:tc>
+          <w:tcPr>
+            <w:tcW w:type="dxa" w:w="100"/>
+          </w:tcPr>
+          <w:p>
+            <w:pPr>
+              <w:spacing w:after="20"/>
+            </w:pPr>
+            <w:r/>
+            <w:r>
+              <w:rPr>
+                <w:rFonts w:ascii="Times New Roman" w:hAnsi="Times New Roman"/>
+                <w:sz w:val="19"/>
+              </w:rPr>
+              <w:t>Hiện tại: ~96–97%</w:t>
+            </w:r>
+          </w:p>
+        </w:tc>
+      </w:tr>
+      <w:tr>
+        <w:tc>
+          <w:tcPr>
+            <w:tcW w:type="dxa" w:w="100"/>
+          </w:tcPr>
+          <w:p>
+            <w:pPr>
+              <w:spacing w:after="20"/>
+            </w:pPr>
+            <w:r/>
+            <w:r>
+              <w:rPr>
+                <w:rFonts w:ascii="Times New Roman" w:hAnsi="Times New Roman"/>
+                <w:sz w:val="19"/>
+              </w:rPr>
+              <w:t>Tỷ lệ đơn bị báo hết hàng</w:t>
+            </w:r>
+          </w:p>
+        </w:tc>
+        <w:tc>
+          <w:tcPr>
+            <w:tcW w:type="dxa" w:w="100"/>
+          </w:tcPr>
+          <w:p>
+            <w:pPr>
+              <w:spacing w:after="20"/>
+            </w:pPr>
+            <w:r/>
+            <w:r>
+              <w:rPr>
+                <w:rFonts w:ascii="Times New Roman" w:hAnsi="Times New Roman"/>
+                <w:sz w:val="19"/>
+              </w:rPr>
+              <w:t>(Đơn hết hàng / Tổng đơn) × 100 — Mục tiêu: &lt; 5%</w:t>
+            </w:r>
+          </w:p>
+        </w:tc>
+        <w:tc>
+          <w:tcPr>
+            <w:tcW w:type="dxa" w:w="100"/>
+          </w:tcPr>
+          <w:p>
+            <w:pPr>
+              <w:spacing w:after="20"/>
+            </w:pPr>
+            <w:r/>
+            <w:r>
+              <w:rPr>
+                <w:rFonts w:ascii="Times New Roman" w:hAnsi="Times New Roman"/>
+                <w:sz w:val="19"/>
+              </w:rPr>
+              <w:t>Hiện tại: ~12%</w:t>
+            </w:r>
+          </w:p>
+        </w:tc>
+      </w:tr>
+      <w:tr>
+        <w:tc>
+          <w:tcPr>
+            <w:tcW w:type="dxa" w:w="100"/>
+          </w:tcPr>
+          <w:p>
+            <w:pPr>
+              <w:spacing w:after="20"/>
+            </w:pPr>
+            <w:r/>
+            <w:r>
+              <w:rPr>
+                <w:rFonts w:ascii="Times New Roman" w:hAnsi="Times New Roman"/>
+                <w:sz w:val="19"/>
+              </w:rPr>
+              <w:t>Tỷ lệ thùng đạt nhiệt độ ngay lần đầu</w:t>
+            </w:r>
+          </w:p>
+        </w:tc>
+        <w:tc>
+          <w:tcPr>
+            <w:tcW w:type="dxa" w:w="100"/>
+          </w:tcPr>
+          <w:p>
+            <w:pPr>
+              <w:spacing w:after="20"/>
+            </w:pPr>
+            <w:r/>
+            <w:r>
+              <w:rPr>
+                <w:rFonts w:ascii="Times New Roman" w:hAnsi="Times New Roman"/>
+                <w:sz w:val="19"/>
+              </w:rPr>
+              <w:t>(Thùng đạt lần 1 / Tổng thùng) × 100 — Mục tiêu: &gt; 98%</w:t>
+            </w:r>
+          </w:p>
+        </w:tc>
+        <w:tc>
+          <w:tcPr>
+            <w:tcW w:type="dxa" w:w="100"/>
+          </w:tcPr>
+          <w:p>
+            <w:pPr>
+              <w:spacing w:after="20"/>
+            </w:pPr>
+            <w:r/>
+            <w:r>
+              <w:rPr>
+                <w:rFonts w:ascii="Times New Roman" w:hAnsi="Times New Roman"/>
+                <w:sz w:val="19"/>
+              </w:rPr>
+              <w:t>Hiện tại: ~94%</w:t>
+            </w:r>
+          </w:p>
+        </w:tc>
+      </w:tr>
+      <w:tr>
+        <w:tc>
+          <w:tcPr>
+            <w:tcW w:type="dxa" w:w="100"/>
+          </w:tcPr>
+          <w:p>
+            <w:pPr>
+              <w:spacing w:after="20"/>
+            </w:pPr>
+            <w:r/>
+            <w:r>
+              <w:rPr>
+                <w:rFonts w:ascii="Times New Roman" w:hAnsi="Times New Roman"/>
+                <w:sz w:val="19"/>
+              </w:rPr>
+              <w:t>Tỷ lệ khiếu nại về chất lượng</w:t>
+            </w:r>
+          </w:p>
+        </w:tc>
+        <w:tc>
+          <w:tcPr>
+            <w:tcW w:type="dxa" w:w="100"/>
+          </w:tcPr>
+          <w:p>
+            <w:pPr>
+              <w:spacing w:after="20"/>
+            </w:pPr>
+            <w:r/>
+            <w:r>
+              <w:rPr>
+                <w:rFonts w:ascii="Times New Roman" w:hAnsi="Times New Roman"/>
+                <w:sz w:val="19"/>
+              </w:rPr>
+              <w:t>(Đơn khiếu nại / Tổng đơn giao) × 100 — Mục tiêu: &lt; 2%</w:t>
+            </w:r>
+          </w:p>
+        </w:tc>
+        <w:tc>
+          <w:tcPr>
+            <w:tcW w:type="dxa" w:w="100"/>
+          </w:tcPr>
+          <w:p>
+            <w:pPr>
+              <w:spacing w:after="20"/>
+            </w:pPr>
+            <w:r/>
+            <w:r>
+              <w:rPr>
+                <w:rFonts w:ascii="Times New Roman" w:hAnsi="Times New Roman"/>
+                <w:sz w:val="19"/>
+              </w:rPr>
+              <w:t>Hiện tại: ~3–4%</w:t>
             </w:r>
           </w:p>
         </w:tc>
@@ -9763,7 +10935,7 @@
         <w:spacing w:after="100"/>
       </w:pPr>
       <w:r>
-        <w:t xml:space="preserve">1. Khâu soạn hàng tại cửa hàng (10–15 phút) — nếu có quá nhiều đơn online cùng lúc, nhân viên không đủ.</w:t>
+        <w:t>1. Khâu soạn hàng tại cửa hàng (12 phút thao tác + 8 phút chờ) — giờ cao điểm 17h–20h nhân viên kiêm phục vụ quầy nên vọt lên 22–25 phút, vượt mục tiêu dưới 20 phút.</w:t>
       </w:r>
     </w:p>
     <w:p>
@@ -9771,7 +10943,7 @@
         <w:spacing w:after="100"/>
       </w:pPr>
       <w:r>
-        <w:t xml:space="preserve">2. Điều phối shipper chậm trong giờ cao điểm (19h–21h) → Giao hàng trễ hẹn.</w:t>
+        <w:t>2. Chờ điều phối và gán shipper 10 phút; tuy đã chạy song song với soạn hàng nhưng thiếu shipper trong khung cao điểm thì đơn nằm chờ hẳn tại cửa hàng.</w:t>
       </w:r>
     </w:p>
     <w:p>
@@ -9779,7 +10951,7 @@
         <w:spacing w:after="200"/>
       </w:pPr>
       <w:r>
-        <w:t xml:space="preserve">3. Kiểm tra hạn dùng &amp; kiểm chất lượng lô soạn có khi bị bỏ qua nếu gấp rút → Lỗi picking hoặc hàng kém chất lượng.</w:t>
+        <w:t>3. Tồn kho kênh online lệch tồn thực tế khiến 12% đơn bị báo hết hàng sau khi khách đã đặt; giao thất bại lần đầu (8% đơn) kéo theo 90 phút shipper cho lần hẹn lại.</w:t>
       </w:r>
     </w:p>
     <w:p>
@@ -9799,7 +10971,7 @@
         <w:spacing w:after="100"/>
       </w:pPr>
       <w:r>
-        <w:t xml:space="preserve">• Hàng bị hỏng / mất chuỗi lạnh trong quá trình vận chuyển → Khiếu nại, hoàn tiền, mất khách.</w:t>
+        <w:t>• Mất chuỗi lạnh trên đường giao (thùng thiếu đá gel, xe hỏng thiết bị lạnh) → hàng hỏng, khách từ chối nhận, phải hoàn tiền và mất khách.</w:t>
       </w:r>
     </w:p>
     <w:p>
@@ -9807,7 +10979,7 @@
         <w:spacing w:after="100"/>
       </w:pPr>
       <w:r>
-        <w:t xml:space="preserve">• Sai hàng / hàng bị dập → Phải xử lý đổi trả, tốn chi phí, khách không hài lòng.</w:t>
+        <w:t>• Soạn sai hàng hoặc sót mặt hàng → phải giao bù, tốn chi phí gấp đôi và giảm điểm đánh giá của cửa hàng.</w:t>
       </w:r>
     </w:p>
     <w:p>
@@ -9815,7 +10987,7 @@
         <w:spacing w:after="100"/>
       </w:pPr>
       <w:r>
-        <w:t xml:space="preserve">• Hạn giao (2–4h) không đảm bảo nếu quá tải → Giảm tỷ lệ repeat customer.</w:t>
+        <w:t>• Quá tải giờ cao điểm làm vỡ cam kết 2–4 giờ → giảm tỷ lệ khách quay lại, ảnh hưởng trực tiếp doanh thu kênh online.</w:t>
       </w:r>
     </w:p>
     <w:p>
@@ -9823,7 +10995,7 @@
         <w:spacing w:after="200"/>
       </w:pPr>
       <w:r>
-        <w:t xml:space="preserve">• Phương tiện giao hàng lạnh (xe) không đủ hoặc hỏng → Gián đoạn dịch vụ.</w:t>
+        <w:t>• Đơn ảo hoặc khách không nghe máy khi giao → hàng tươi quay về cửa hàng, gần như phải giảm giá hoặc huỷ bỏ; chênh lệch tiền COD giữa shipper và thu ngân là rủi ro thất thoát.</w:t>
       </w:r>
     </w:p>
     <w:p>
